--- a/Backend/Director_Disclosure/Output_Disclosures/2024-25/TP_SAURYA_LIMITED/MBP-1/MBP1_ASHISH_KHANNA_06699527.docx
+++ b/Backend/Director_Disclosure/Output_Disclosures/2024-25/TP_SAURYA_LIMITED/MBP-1/MBP1_ASHISH_KHANNA_06699527.docx
@@ -93,272 +93,17 @@
     </w:p>
     <w:p>
       <w:pPr>
-        <w:spacing w:before="0" w:after="0"/>
-        <w:jc w:val="left"/>
-      </w:pPr>
-      <w:r>
-        <w:rPr>
-          <w:rFonts w:ascii="Adani" w:hAnsi="Adani"/>
-          <w:b w:val="0"/>
-          <w:sz w:val="20"/>
-          <w:u w:val="none"/>
-        </w:rPr>
-        <w:t>ADANI RENEWABLE ENERGY SIXTY FOUR LIMITED</w:t>
-      </w:r>
-    </w:p>
-    <w:p>
-      <w:pPr>
-        <w:spacing w:before="0" w:after="0"/>
-        <w:jc w:val="left"/>
-      </w:pPr>
-      <w:r>
-        <w:rPr>
-          <w:rFonts w:ascii="Adani" w:hAnsi="Adani"/>
-          <w:b w:val="0"/>
-          <w:sz w:val="20"/>
-          <w:u w:val="none"/>
-        </w:rPr>
-        <w:t>ADANI GREEN ENERGY TWENTY THREE LIMITED</w:t>
-      </w:r>
-    </w:p>
-    <w:p>
-      <w:pPr>
-        <w:spacing w:before="0" w:after="0"/>
-        <w:jc w:val="left"/>
-      </w:pPr>
-      <w:r>
-        <w:rPr>
-          <w:rFonts w:ascii="Adani" w:hAnsi="Adani"/>
-          <w:b w:val="0"/>
-          <w:sz w:val="20"/>
-          <w:u w:val="none"/>
-        </w:rPr>
-        <w:t>ADANI RENEWABLE ENERGY NINE LIMITED</w:t>
-      </w:r>
-    </w:p>
-    <w:p>
-      <w:pPr>
-        <w:spacing w:before="0" w:after="0"/>
-        <w:jc w:val="left"/>
-      </w:pPr>
-      <w:r>
-        <w:rPr>
-          <w:rFonts w:ascii="Adani" w:hAnsi="Adani"/>
-          <w:b w:val="0"/>
-          <w:sz w:val="20"/>
-          <w:u w:val="none"/>
-        </w:rPr>
-        <w:t>ADANI GREEN ENERGY LIMITED</w:t>
-      </w:r>
-    </w:p>
-    <w:p>
-      <w:pPr>
-        <w:spacing w:before="0" w:after="0"/>
-        <w:jc w:val="left"/>
-      </w:pPr>
-      <w:r>
-        <w:rPr>
-          <w:rFonts w:ascii="Adani" w:hAnsi="Adani"/>
-          <w:b w:val="0"/>
-          <w:sz w:val="20"/>
-          <w:u w:val="none"/>
-        </w:rPr>
-        <w:t>MAITHON POWER LIMITED</w:t>
-      </w:r>
-    </w:p>
-    <w:p>
-      <w:pPr>
-        <w:spacing w:before="0" w:after="0"/>
-        <w:jc w:val="left"/>
-      </w:pPr>
-      <w:r>
-        <w:rPr>
-          <w:rFonts w:ascii="Adani" w:hAnsi="Adani"/>
-          <w:b w:val="0"/>
-          <w:sz w:val="20"/>
-          <w:u w:val="none"/>
-        </w:rPr>
-        <w:t>PRAYAGRAJ POWER GENERATION COMPANY LIMITED</w:t>
-      </w:r>
-    </w:p>
-    <w:p>
-      <w:pPr>
-        <w:spacing w:before="0" w:after="0"/>
-        <w:jc w:val="left"/>
-      </w:pPr>
-      <w:r>
-        <w:rPr>
-          <w:rFonts w:ascii="Adani" w:hAnsi="Adani"/>
-          <w:b w:val="0"/>
-          <w:sz w:val="20"/>
-          <w:u w:val="none"/>
-        </w:rPr>
-        <w:t>TP SOLAR LIMITED</w:t>
-      </w:r>
-    </w:p>
-    <w:p>
-      <w:pPr>
-        <w:spacing w:before="0" w:after="0"/>
-        <w:jc w:val="left"/>
-      </w:pPr>
-      <w:r>
-        <w:rPr>
-          <w:rFonts w:ascii="Adani" w:hAnsi="Adani"/>
-          <w:b w:val="0"/>
-          <w:sz w:val="20"/>
-          <w:u w:val="none"/>
-        </w:rPr>
-        <w:t>TATA POWER GREEN ENERGY LIMITED</w:t>
-      </w:r>
-    </w:p>
-    <w:p>
-      <w:pPr>
-        <w:spacing w:before="0" w:after="0"/>
-        <w:jc w:val="left"/>
-      </w:pPr>
-      <w:r>
-        <w:rPr>
-          <w:rFonts w:ascii="Adani" w:hAnsi="Adani"/>
-          <w:b w:val="0"/>
-          <w:sz w:val="20"/>
-          <w:u w:val="none"/>
-        </w:rPr>
-        <w:t>SUPA WINDFARM LIMITED</w:t>
-      </w:r>
-    </w:p>
-    <w:p>
-      <w:pPr>
-        <w:spacing w:before="0" w:after="0"/>
-        <w:jc w:val="left"/>
-      </w:pPr>
-      <w:r>
-        <w:rPr>
-          <w:rFonts w:ascii="Adani" w:hAnsi="Adani"/>
-          <w:b w:val="0"/>
-          <w:sz w:val="20"/>
-          <w:u w:val="none"/>
-        </w:rPr>
-        <w:t>TP SAURYA LIMITED</w:t>
-      </w:r>
-    </w:p>
-    <w:p>
-      <w:pPr>
-        <w:spacing w:before="0" w:after="0"/>
-        <w:jc w:val="left"/>
-      </w:pPr>
-      <w:r>
-        <w:rPr>
-          <w:rFonts w:ascii="Adani" w:hAnsi="Adani"/>
-          <w:b w:val="0"/>
-          <w:sz w:val="20"/>
-          <w:u w:val="none"/>
-        </w:rPr>
-        <w:t>TP RENEWABLE MICROGRID LIMITED</w:t>
-      </w:r>
-    </w:p>
-    <w:p>
-      <w:pPr>
-        <w:spacing w:before="0" w:after="0"/>
-        <w:jc w:val="left"/>
-      </w:pPr>
-      <w:r>
-        <w:rPr>
-          <w:rFonts w:ascii="Adani" w:hAnsi="Adani"/>
-          <w:b w:val="0"/>
-          <w:sz w:val="20"/>
-          <w:u w:val="none"/>
-        </w:rPr>
-        <w:t>WALWHAN RENEWABLE ENERGY LIMITED</w:t>
-      </w:r>
-    </w:p>
-    <w:p>
-      <w:pPr>
-        <w:spacing w:before="0" w:after="0"/>
-        <w:jc w:val="left"/>
-      </w:pPr>
-      <w:r>
-        <w:rPr>
-          <w:rFonts w:ascii="Adani" w:hAnsi="Adani"/>
-          <w:b w:val="0"/>
-          <w:sz w:val="20"/>
-          <w:u w:val="none"/>
-        </w:rPr>
-        <w:t>WALWHAN SOLAR MP LIMITED</w:t>
-      </w:r>
-    </w:p>
-    <w:p>
-      <w:pPr>
-        <w:spacing w:before="0" w:after="0"/>
-        <w:jc w:val="left"/>
-      </w:pPr>
-      <w:r>
-        <w:rPr>
-          <w:rFonts w:ascii="Adani" w:hAnsi="Adani"/>
-          <w:b w:val="0"/>
-          <w:sz w:val="20"/>
-          <w:u w:val="none"/>
-        </w:rPr>
-        <w:t>WALWHAN WIND RJ LIMITED</w:t>
-      </w:r>
-    </w:p>
-    <w:p>
-      <w:pPr>
-        <w:spacing w:before="0" w:after="0"/>
-        <w:jc w:val="left"/>
-      </w:pPr>
-      <w:r>
-        <w:rPr>
-          <w:rFonts w:ascii="Adani" w:hAnsi="Adani"/>
-          <w:b w:val="0"/>
-          <w:sz w:val="20"/>
-          <w:u w:val="none"/>
-        </w:rPr>
-        <w:t>WALWHAN SOLAR TN LIMITED</w:t>
-      </w:r>
-    </w:p>
-    <w:p>
-      <w:pPr>
-        <w:spacing w:before="0" w:after="0"/>
-        <w:jc w:val="left"/>
-      </w:pPr>
-      <w:r>
-        <w:rPr>
-          <w:rFonts w:ascii="Adani" w:hAnsi="Adani"/>
-          <w:b w:val="0"/>
-          <w:sz w:val="20"/>
-          <w:u w:val="none"/>
-        </w:rPr>
-        <w:t>WALWHAN SOLAR PB LIMITED</w:t>
-      </w:r>
-    </w:p>
-    <w:p>
-      <w:pPr>
-        <w:spacing w:before="0" w:after="0"/>
-        <w:jc w:val="left"/>
-      </w:pPr>
-      <w:r>
-        <w:rPr>
-          <w:rFonts w:ascii="Adani" w:hAnsi="Adani"/>
-          <w:b w:val="0"/>
-          <w:sz w:val="20"/>
-          <w:u w:val="none"/>
-        </w:rPr>
-        <w:t>TATA POWER RENEWABLE ENERGY LIMITED</w:t>
-      </w:r>
-    </w:p>
-    <w:p>
-      <w:pPr>
         <w:spacing w:before="0" w:after="160"/>
         <w:jc w:val="left"/>
       </w:pPr>
       <w:r>
         <w:rPr>
           <w:rFonts w:ascii="Adani" w:hAnsi="Adani"/>
-          <w:b w:val="0"/>
+          <w:b/>
           <w:sz w:val="20"/>
           <w:u w:val="none"/>
         </w:rPr>
-        <w:t>TATA POWER SOLAR SYSTEMS LIMITED</w:t>
+        <w:t>TP SAURYA LIMITED</w:t>
       </w:r>
     </w:p>
     <w:p>
@@ -786,7 +531,7 @@
                 <w:sz w:val="18"/>
                 <w:u w:val="none"/>
               </w:rPr>
-              <w:t>ADANI GREEN ENERGY TWENTY THREE LIMITED</w:t>
+              <w:t>ADANI RENEWABLE ENERGY NINE LIMITED</w:t>
             </w:r>
           </w:p>
         </w:tc>
@@ -928,7 +673,7 @@
                 <w:sz w:val="18"/>
                 <w:u w:val="none"/>
               </w:rPr>
-              <w:t>ADANI RENEWABLE ENERGY NINE LIMITED</w:t>
+              <w:t>ADANI GREEN ENERGY TWENTY THREE LIMITED</w:t>
             </w:r>
           </w:p>
         </w:tc>
@@ -1155,1994 +900,6 @@
                 <w:u w:val="none"/>
               </w:rPr>
               <w:t>01/04/2025</w:t>
-            </w:r>
-          </w:p>
-        </w:tc>
-      </w:tr>
-      <w:tr>
-        <w:tc>
-          <w:tcPr>
-            <w:tcW w:type="dxa" w:w="680"/>
-            <w:shd w:val="clear" w:color="auto" w:fill="FFFFFF"/>
-            <w:tcBorders>
-              <w:top w:val="single" w:sz="4" w:space="0" w:color="000000"/>
-              <w:left w:val="single" w:sz="4" w:space="0" w:color="000000"/>
-              <w:bottom w:val="single" w:sz="4" w:space="0" w:color="000000"/>
-              <w:right w:val="single" w:sz="4" w:space="0" w:color="000000"/>
-            </w:tcBorders>
-            <w:vAlign w:val="center"/>
-          </w:tcPr>
-          <w:p>
-            <w:pPr>
-              <w:spacing w:before="40" w:after="40"/>
-              <w:jc w:val="left"/>
-            </w:pPr>
-            <w:r>
-              <w:rPr>
-                <w:rFonts w:ascii="Adani" w:hAnsi="Adani"/>
-                <w:b w:val="0"/>
-                <w:sz w:val="18"/>
-                <w:u w:val="none"/>
-              </w:rPr>
-              <w:t>5</w:t>
-            </w:r>
-          </w:p>
-        </w:tc>
-        <w:tc>
-          <w:tcPr>
-            <w:tcW w:type="dxa" w:w="3969"/>
-            <w:shd w:val="clear" w:color="auto" w:fill="FFFFFF"/>
-            <w:tcBorders>
-              <w:top w:val="single" w:sz="4" w:space="0" w:color="000000"/>
-              <w:left w:val="single" w:sz="4" w:space="0" w:color="000000"/>
-              <w:bottom w:val="single" w:sz="4" w:space="0" w:color="000000"/>
-              <w:right w:val="single" w:sz="4" w:space="0" w:color="000000"/>
-            </w:tcBorders>
-            <w:vAlign w:val="center"/>
-          </w:tcPr>
-          <w:p>
-            <w:pPr>
-              <w:spacing w:before="40" w:after="40"/>
-              <w:jc w:val="left"/>
-            </w:pPr>
-            <w:r>
-              <w:rPr>
-                <w:rFonts w:ascii="Adani" w:hAnsi="Adani"/>
-                <w:b w:val="0"/>
-                <w:sz w:val="18"/>
-                <w:u w:val="none"/>
-              </w:rPr>
-              <w:t>MAITHON POWER LIMITED</w:t>
-            </w:r>
-          </w:p>
-        </w:tc>
-        <w:tc>
-          <w:tcPr>
-            <w:tcW w:type="dxa" w:w="1814"/>
-            <w:shd w:val="clear" w:color="auto" w:fill="FFFFFF"/>
-            <w:tcBorders>
-              <w:top w:val="single" w:sz="4" w:space="0" w:color="000000"/>
-              <w:left w:val="single" w:sz="4" w:space="0" w:color="000000"/>
-              <w:bottom w:val="single" w:sz="4" w:space="0" w:color="000000"/>
-              <w:right w:val="single" w:sz="4" w:space="0" w:color="000000"/>
-            </w:tcBorders>
-            <w:vAlign w:val="center"/>
-          </w:tcPr>
-          <w:p>
-            <w:pPr>
-              <w:spacing w:before="40" w:after="40"/>
-              <w:jc w:val="left"/>
-            </w:pPr>
-            <w:r>
-              <w:rPr>
-                <w:rFonts w:ascii="Adani" w:hAnsi="Adani"/>
-                <w:b w:val="0"/>
-                <w:sz w:val="18"/>
-                <w:u w:val="none"/>
-              </w:rPr>
-              <w:t>Additional Director</w:t>
-            </w:r>
-          </w:p>
-        </w:tc>
-        <w:tc>
-          <w:tcPr>
-            <w:tcW w:type="dxa" w:w="1020"/>
-            <w:shd w:val="clear" w:color="auto" w:fill="FFFFFF"/>
-            <w:tcBorders>
-              <w:top w:val="single" w:sz="4" w:space="0" w:color="000000"/>
-              <w:left w:val="single" w:sz="4" w:space="0" w:color="000000"/>
-              <w:bottom w:val="single" w:sz="4" w:space="0" w:color="000000"/>
-              <w:right w:val="single" w:sz="4" w:space="0" w:color="000000"/>
-            </w:tcBorders>
-            <w:vAlign w:val="center"/>
-          </w:tcPr>
-          <w:p>
-            <w:pPr>
-              <w:spacing w:before="40" w:after="40"/>
-              <w:jc w:val="left"/>
-            </w:pPr>
-            <w:r>
-              <w:rPr>
-                <w:rFonts w:ascii="Adani" w:hAnsi="Adani"/>
-                <w:b w:val="0"/>
-                <w:sz w:val="18"/>
-                <w:u w:val="none"/>
-              </w:rPr>
-              <w:t>NIL</w:t>
-            </w:r>
-          </w:p>
-        </w:tc>
-        <w:tc>
-          <w:tcPr>
-            <w:tcW w:type="dxa" w:w="1247"/>
-            <w:shd w:val="clear" w:color="auto" w:fill="FFFFFF"/>
-            <w:tcBorders>
-              <w:top w:val="single" w:sz="4" w:space="0" w:color="000000"/>
-              <w:left w:val="single" w:sz="4" w:space="0" w:color="000000"/>
-              <w:bottom w:val="single" w:sz="4" w:space="0" w:color="000000"/>
-              <w:right w:val="single" w:sz="4" w:space="0" w:color="000000"/>
-            </w:tcBorders>
-            <w:vAlign w:val="center"/>
-          </w:tcPr>
-          <w:p>
-            <w:pPr>
-              <w:spacing w:before="40" w:after="40"/>
-              <w:jc w:val="left"/>
-            </w:pPr>
-            <w:r>
-              <w:rPr>
-                <w:rFonts w:ascii="Adani" w:hAnsi="Adani"/>
-                <w:b w:val="0"/>
-                <w:sz w:val="18"/>
-                <w:u w:val="none"/>
-              </w:rPr>
-              <w:t>30/11/2023</w:t>
-            </w:r>
-          </w:p>
-        </w:tc>
-      </w:tr>
-      <w:tr>
-        <w:tc>
-          <w:tcPr>
-            <w:tcW w:type="dxa" w:w="680"/>
-            <w:shd w:val="clear" w:color="auto" w:fill="FFFFFF"/>
-            <w:tcBorders>
-              <w:top w:val="single" w:sz="4" w:space="0" w:color="000000"/>
-              <w:left w:val="single" w:sz="4" w:space="0" w:color="000000"/>
-              <w:bottom w:val="single" w:sz="4" w:space="0" w:color="000000"/>
-              <w:right w:val="single" w:sz="4" w:space="0" w:color="000000"/>
-            </w:tcBorders>
-            <w:vAlign w:val="center"/>
-          </w:tcPr>
-          <w:p>
-            <w:pPr>
-              <w:spacing w:before="40" w:after="40"/>
-              <w:jc w:val="left"/>
-            </w:pPr>
-            <w:r>
-              <w:rPr>
-                <w:rFonts w:ascii="Adani" w:hAnsi="Adani"/>
-                <w:b w:val="0"/>
-                <w:sz w:val="18"/>
-                <w:u w:val="none"/>
-              </w:rPr>
-              <w:t>6</w:t>
-            </w:r>
-          </w:p>
-        </w:tc>
-        <w:tc>
-          <w:tcPr>
-            <w:tcW w:type="dxa" w:w="3969"/>
-            <w:shd w:val="clear" w:color="auto" w:fill="FFFFFF"/>
-            <w:tcBorders>
-              <w:top w:val="single" w:sz="4" w:space="0" w:color="000000"/>
-              <w:left w:val="single" w:sz="4" w:space="0" w:color="000000"/>
-              <w:bottom w:val="single" w:sz="4" w:space="0" w:color="000000"/>
-              <w:right w:val="single" w:sz="4" w:space="0" w:color="000000"/>
-            </w:tcBorders>
-            <w:vAlign w:val="center"/>
-          </w:tcPr>
-          <w:p>
-            <w:pPr>
-              <w:spacing w:before="40" w:after="40"/>
-              <w:jc w:val="left"/>
-            </w:pPr>
-            <w:r>
-              <w:rPr>
-                <w:rFonts w:ascii="Adani" w:hAnsi="Adani"/>
-                <w:b w:val="0"/>
-                <w:sz w:val="18"/>
-                <w:u w:val="none"/>
-              </w:rPr>
-              <w:t>PRAYAGRAJ POWER GENERATION COMPANY LIMITED</w:t>
-            </w:r>
-          </w:p>
-        </w:tc>
-        <w:tc>
-          <w:tcPr>
-            <w:tcW w:type="dxa" w:w="1814"/>
-            <w:shd w:val="clear" w:color="auto" w:fill="FFFFFF"/>
-            <w:tcBorders>
-              <w:top w:val="single" w:sz="4" w:space="0" w:color="000000"/>
-              <w:left w:val="single" w:sz="4" w:space="0" w:color="000000"/>
-              <w:bottom w:val="single" w:sz="4" w:space="0" w:color="000000"/>
-              <w:right w:val="single" w:sz="4" w:space="0" w:color="000000"/>
-            </w:tcBorders>
-            <w:vAlign w:val="center"/>
-          </w:tcPr>
-          <w:p>
-            <w:pPr>
-              <w:spacing w:before="40" w:after="40"/>
-              <w:jc w:val="left"/>
-            </w:pPr>
-            <w:r>
-              <w:rPr>
-                <w:rFonts w:ascii="Adani" w:hAnsi="Adani"/>
-                <w:b w:val="0"/>
-                <w:sz w:val="18"/>
-                <w:u w:val="none"/>
-              </w:rPr>
-              <w:t>Additional Director</w:t>
-            </w:r>
-          </w:p>
-        </w:tc>
-        <w:tc>
-          <w:tcPr>
-            <w:tcW w:type="dxa" w:w="1020"/>
-            <w:shd w:val="clear" w:color="auto" w:fill="FFFFFF"/>
-            <w:tcBorders>
-              <w:top w:val="single" w:sz="4" w:space="0" w:color="000000"/>
-              <w:left w:val="single" w:sz="4" w:space="0" w:color="000000"/>
-              <w:bottom w:val="single" w:sz="4" w:space="0" w:color="000000"/>
-              <w:right w:val="single" w:sz="4" w:space="0" w:color="000000"/>
-            </w:tcBorders>
-            <w:vAlign w:val="center"/>
-          </w:tcPr>
-          <w:p>
-            <w:pPr>
-              <w:spacing w:before="40" w:after="40"/>
-              <w:jc w:val="left"/>
-            </w:pPr>
-            <w:r>
-              <w:rPr>
-                <w:rFonts w:ascii="Adani" w:hAnsi="Adani"/>
-                <w:b w:val="0"/>
-                <w:sz w:val="18"/>
-                <w:u w:val="none"/>
-              </w:rPr>
-              <w:t>NIL</w:t>
-            </w:r>
-          </w:p>
-        </w:tc>
-        <w:tc>
-          <w:tcPr>
-            <w:tcW w:type="dxa" w:w="1247"/>
-            <w:shd w:val="clear" w:color="auto" w:fill="FFFFFF"/>
-            <w:tcBorders>
-              <w:top w:val="single" w:sz="4" w:space="0" w:color="000000"/>
-              <w:left w:val="single" w:sz="4" w:space="0" w:color="000000"/>
-              <w:bottom w:val="single" w:sz="4" w:space="0" w:color="000000"/>
-              <w:right w:val="single" w:sz="4" w:space="0" w:color="000000"/>
-            </w:tcBorders>
-            <w:vAlign w:val="center"/>
-          </w:tcPr>
-          <w:p>
-            <w:pPr>
-              <w:spacing w:before="40" w:after="40"/>
-              <w:jc w:val="left"/>
-            </w:pPr>
-            <w:r>
-              <w:rPr>
-                <w:rFonts w:ascii="Adani" w:hAnsi="Adani"/>
-                <w:b w:val="0"/>
-                <w:sz w:val="18"/>
-                <w:u w:val="none"/>
-              </w:rPr>
-              <w:t>02/11/2023</w:t>
-            </w:r>
-          </w:p>
-        </w:tc>
-      </w:tr>
-      <w:tr>
-        <w:tc>
-          <w:tcPr>
-            <w:tcW w:type="dxa" w:w="680"/>
-            <w:shd w:val="clear" w:color="auto" w:fill="FFFFFF"/>
-            <w:tcBorders>
-              <w:top w:val="single" w:sz="4" w:space="0" w:color="000000"/>
-              <w:left w:val="single" w:sz="4" w:space="0" w:color="000000"/>
-              <w:bottom w:val="single" w:sz="4" w:space="0" w:color="000000"/>
-              <w:right w:val="single" w:sz="4" w:space="0" w:color="000000"/>
-            </w:tcBorders>
-            <w:vAlign w:val="center"/>
-          </w:tcPr>
-          <w:p>
-            <w:pPr>
-              <w:spacing w:before="40" w:after="40"/>
-              <w:jc w:val="left"/>
-            </w:pPr>
-            <w:r>
-              <w:rPr>
-                <w:rFonts w:ascii="Adani" w:hAnsi="Adani"/>
-                <w:b w:val="0"/>
-                <w:sz w:val="18"/>
-                <w:u w:val="none"/>
-              </w:rPr>
-              <w:t>7</w:t>
-            </w:r>
-          </w:p>
-        </w:tc>
-        <w:tc>
-          <w:tcPr>
-            <w:tcW w:type="dxa" w:w="3969"/>
-            <w:shd w:val="clear" w:color="auto" w:fill="FFFFFF"/>
-            <w:tcBorders>
-              <w:top w:val="single" w:sz="4" w:space="0" w:color="000000"/>
-              <w:left w:val="single" w:sz="4" w:space="0" w:color="000000"/>
-              <w:bottom w:val="single" w:sz="4" w:space="0" w:color="000000"/>
-              <w:right w:val="single" w:sz="4" w:space="0" w:color="000000"/>
-            </w:tcBorders>
-            <w:vAlign w:val="center"/>
-          </w:tcPr>
-          <w:p>
-            <w:pPr>
-              <w:spacing w:before="40" w:after="40"/>
-              <w:jc w:val="left"/>
-            </w:pPr>
-            <w:r>
-              <w:rPr>
-                <w:rFonts w:ascii="Adani" w:hAnsi="Adani"/>
-                <w:b w:val="0"/>
-                <w:sz w:val="18"/>
-                <w:u w:val="none"/>
-              </w:rPr>
-              <w:t>TP SOLAR LIMITED</w:t>
-            </w:r>
-          </w:p>
-        </w:tc>
-        <w:tc>
-          <w:tcPr>
-            <w:tcW w:type="dxa" w:w="1814"/>
-            <w:shd w:val="clear" w:color="auto" w:fill="FFFFFF"/>
-            <w:tcBorders>
-              <w:top w:val="single" w:sz="4" w:space="0" w:color="000000"/>
-              <w:left w:val="single" w:sz="4" w:space="0" w:color="000000"/>
-              <w:bottom w:val="single" w:sz="4" w:space="0" w:color="000000"/>
-              <w:right w:val="single" w:sz="4" w:space="0" w:color="000000"/>
-            </w:tcBorders>
-            <w:vAlign w:val="center"/>
-          </w:tcPr>
-          <w:p>
-            <w:pPr>
-              <w:spacing w:before="40" w:after="40"/>
-              <w:jc w:val="left"/>
-            </w:pPr>
-            <w:r>
-              <w:rPr>
-                <w:rFonts w:ascii="Adani" w:hAnsi="Adani"/>
-                <w:b w:val="0"/>
-                <w:sz w:val="18"/>
-                <w:u w:val="none"/>
-              </w:rPr>
-              <w:t>Director</w:t>
-            </w:r>
-          </w:p>
-        </w:tc>
-        <w:tc>
-          <w:tcPr>
-            <w:tcW w:type="dxa" w:w="1020"/>
-            <w:shd w:val="clear" w:color="auto" w:fill="FFFFFF"/>
-            <w:tcBorders>
-              <w:top w:val="single" w:sz="4" w:space="0" w:color="000000"/>
-              <w:left w:val="single" w:sz="4" w:space="0" w:color="000000"/>
-              <w:bottom w:val="single" w:sz="4" w:space="0" w:color="000000"/>
-              <w:right w:val="single" w:sz="4" w:space="0" w:color="000000"/>
-            </w:tcBorders>
-            <w:vAlign w:val="center"/>
-          </w:tcPr>
-          <w:p>
-            <w:pPr>
-              <w:spacing w:before="40" w:after="40"/>
-              <w:jc w:val="left"/>
-            </w:pPr>
-            <w:r>
-              <w:rPr>
-                <w:rFonts w:ascii="Adani" w:hAnsi="Adani"/>
-                <w:b w:val="0"/>
-                <w:sz w:val="18"/>
-                <w:u w:val="none"/>
-              </w:rPr>
-              <w:t>NIL</w:t>
-            </w:r>
-          </w:p>
-        </w:tc>
-        <w:tc>
-          <w:tcPr>
-            <w:tcW w:type="dxa" w:w="1247"/>
-            <w:shd w:val="clear" w:color="auto" w:fill="FFFFFF"/>
-            <w:tcBorders>
-              <w:top w:val="single" w:sz="4" w:space="0" w:color="000000"/>
-              <w:left w:val="single" w:sz="4" w:space="0" w:color="000000"/>
-              <w:bottom w:val="single" w:sz="4" w:space="0" w:color="000000"/>
-              <w:right w:val="single" w:sz="4" w:space="0" w:color="000000"/>
-            </w:tcBorders>
-            <w:vAlign w:val="center"/>
-          </w:tcPr>
-          <w:p>
-            <w:pPr>
-              <w:spacing w:before="40" w:after="40"/>
-              <w:jc w:val="left"/>
-            </w:pPr>
-            <w:r>
-              <w:rPr>
-                <w:rFonts w:ascii="Adani" w:hAnsi="Adani"/>
-                <w:b w:val="0"/>
-                <w:sz w:val="18"/>
-                <w:u w:val="none"/>
-              </w:rPr>
-              <w:t>29/06/2022</w:t>
-            </w:r>
-          </w:p>
-        </w:tc>
-      </w:tr>
-      <w:tr>
-        <w:tc>
-          <w:tcPr>
-            <w:tcW w:type="dxa" w:w="680"/>
-            <w:shd w:val="clear" w:color="auto" w:fill="FFFFFF"/>
-            <w:tcBorders>
-              <w:top w:val="single" w:sz="4" w:space="0" w:color="000000"/>
-              <w:left w:val="single" w:sz="4" w:space="0" w:color="000000"/>
-              <w:bottom w:val="single" w:sz="4" w:space="0" w:color="000000"/>
-              <w:right w:val="single" w:sz="4" w:space="0" w:color="000000"/>
-            </w:tcBorders>
-            <w:vAlign w:val="center"/>
-          </w:tcPr>
-          <w:p>
-            <w:pPr>
-              <w:spacing w:before="40" w:after="40"/>
-              <w:jc w:val="left"/>
-            </w:pPr>
-            <w:r>
-              <w:rPr>
-                <w:rFonts w:ascii="Adani" w:hAnsi="Adani"/>
-                <w:b w:val="0"/>
-                <w:sz w:val="18"/>
-                <w:u w:val="none"/>
-              </w:rPr>
-              <w:t>8</w:t>
-            </w:r>
-          </w:p>
-        </w:tc>
-        <w:tc>
-          <w:tcPr>
-            <w:tcW w:type="dxa" w:w="3969"/>
-            <w:shd w:val="clear" w:color="auto" w:fill="FFFFFF"/>
-            <w:tcBorders>
-              <w:top w:val="single" w:sz="4" w:space="0" w:color="000000"/>
-              <w:left w:val="single" w:sz="4" w:space="0" w:color="000000"/>
-              <w:bottom w:val="single" w:sz="4" w:space="0" w:color="000000"/>
-              <w:right w:val="single" w:sz="4" w:space="0" w:color="000000"/>
-            </w:tcBorders>
-            <w:vAlign w:val="center"/>
-          </w:tcPr>
-          <w:p>
-            <w:pPr>
-              <w:spacing w:before="40" w:after="40"/>
-              <w:jc w:val="left"/>
-            </w:pPr>
-            <w:r>
-              <w:rPr>
-                <w:rFonts w:ascii="Adani" w:hAnsi="Adani"/>
-                <w:b w:val="0"/>
-                <w:sz w:val="18"/>
-                <w:u w:val="none"/>
-              </w:rPr>
-              <w:t>TATA POWER GREEN ENERGY LIMITED</w:t>
-            </w:r>
-          </w:p>
-        </w:tc>
-        <w:tc>
-          <w:tcPr>
-            <w:tcW w:type="dxa" w:w="1814"/>
-            <w:shd w:val="clear" w:color="auto" w:fill="FFFFFF"/>
-            <w:tcBorders>
-              <w:top w:val="single" w:sz="4" w:space="0" w:color="000000"/>
-              <w:left w:val="single" w:sz="4" w:space="0" w:color="000000"/>
-              <w:bottom w:val="single" w:sz="4" w:space="0" w:color="000000"/>
-              <w:right w:val="single" w:sz="4" w:space="0" w:color="000000"/>
-            </w:tcBorders>
-            <w:vAlign w:val="center"/>
-          </w:tcPr>
-          <w:p>
-            <w:pPr>
-              <w:spacing w:before="40" w:after="40"/>
-              <w:jc w:val="left"/>
-            </w:pPr>
-            <w:r>
-              <w:rPr>
-                <w:rFonts w:ascii="Adani" w:hAnsi="Adani"/>
-                <w:b w:val="0"/>
-                <w:sz w:val="18"/>
-                <w:u w:val="none"/>
-              </w:rPr>
-              <w:t>Director</w:t>
-            </w:r>
-          </w:p>
-        </w:tc>
-        <w:tc>
-          <w:tcPr>
-            <w:tcW w:type="dxa" w:w="1020"/>
-            <w:shd w:val="clear" w:color="auto" w:fill="FFFFFF"/>
-            <w:tcBorders>
-              <w:top w:val="single" w:sz="4" w:space="0" w:color="000000"/>
-              <w:left w:val="single" w:sz="4" w:space="0" w:color="000000"/>
-              <w:bottom w:val="single" w:sz="4" w:space="0" w:color="000000"/>
-              <w:right w:val="single" w:sz="4" w:space="0" w:color="000000"/>
-            </w:tcBorders>
-            <w:vAlign w:val="center"/>
-          </w:tcPr>
-          <w:p>
-            <w:pPr>
-              <w:spacing w:before="40" w:after="40"/>
-              <w:jc w:val="left"/>
-            </w:pPr>
-            <w:r>
-              <w:rPr>
-                <w:rFonts w:ascii="Adani" w:hAnsi="Adani"/>
-                <w:b w:val="0"/>
-                <w:sz w:val="18"/>
-                <w:u w:val="none"/>
-              </w:rPr>
-              <w:t>NIL</w:t>
-            </w:r>
-          </w:p>
-        </w:tc>
-        <w:tc>
-          <w:tcPr>
-            <w:tcW w:type="dxa" w:w="1247"/>
-            <w:shd w:val="clear" w:color="auto" w:fill="FFFFFF"/>
-            <w:tcBorders>
-              <w:top w:val="single" w:sz="4" w:space="0" w:color="000000"/>
-              <w:left w:val="single" w:sz="4" w:space="0" w:color="000000"/>
-              <w:bottom w:val="single" w:sz="4" w:space="0" w:color="000000"/>
-              <w:right w:val="single" w:sz="4" w:space="0" w:color="000000"/>
-            </w:tcBorders>
-            <w:vAlign w:val="center"/>
-          </w:tcPr>
-          <w:p>
-            <w:pPr>
-              <w:spacing w:before="40" w:after="40"/>
-              <w:jc w:val="left"/>
-            </w:pPr>
-            <w:r>
-              <w:rPr>
-                <w:rFonts w:ascii="Adani" w:hAnsi="Adani"/>
-                <w:b w:val="0"/>
-                <w:sz w:val="18"/>
-                <w:u w:val="none"/>
-              </w:rPr>
-              <w:t>07/12/2021</w:t>
-            </w:r>
-          </w:p>
-        </w:tc>
-      </w:tr>
-      <w:tr>
-        <w:tc>
-          <w:tcPr>
-            <w:tcW w:type="dxa" w:w="680"/>
-            <w:shd w:val="clear" w:color="auto" w:fill="FFFFFF"/>
-            <w:tcBorders>
-              <w:top w:val="single" w:sz="4" w:space="0" w:color="000000"/>
-              <w:left w:val="single" w:sz="4" w:space="0" w:color="000000"/>
-              <w:bottom w:val="single" w:sz="4" w:space="0" w:color="000000"/>
-              <w:right w:val="single" w:sz="4" w:space="0" w:color="000000"/>
-            </w:tcBorders>
-            <w:vAlign w:val="center"/>
-          </w:tcPr>
-          <w:p>
-            <w:pPr>
-              <w:spacing w:before="40" w:after="40"/>
-              <w:jc w:val="left"/>
-            </w:pPr>
-            <w:r>
-              <w:rPr>
-                <w:rFonts w:ascii="Adani" w:hAnsi="Adani"/>
-                <w:b w:val="0"/>
-                <w:sz w:val="18"/>
-                <w:u w:val="none"/>
-              </w:rPr>
-              <w:t>9</w:t>
-            </w:r>
-          </w:p>
-        </w:tc>
-        <w:tc>
-          <w:tcPr>
-            <w:tcW w:type="dxa" w:w="3969"/>
-            <w:shd w:val="clear" w:color="auto" w:fill="FFFFFF"/>
-            <w:tcBorders>
-              <w:top w:val="single" w:sz="4" w:space="0" w:color="000000"/>
-              <w:left w:val="single" w:sz="4" w:space="0" w:color="000000"/>
-              <w:bottom w:val="single" w:sz="4" w:space="0" w:color="000000"/>
-              <w:right w:val="single" w:sz="4" w:space="0" w:color="000000"/>
-            </w:tcBorders>
-            <w:vAlign w:val="center"/>
-          </w:tcPr>
-          <w:p>
-            <w:pPr>
-              <w:spacing w:before="40" w:after="40"/>
-              <w:jc w:val="left"/>
-            </w:pPr>
-            <w:r>
-              <w:rPr>
-                <w:rFonts w:ascii="Adani" w:hAnsi="Adani"/>
-                <w:b w:val="0"/>
-                <w:sz w:val="18"/>
-                <w:u w:val="none"/>
-              </w:rPr>
-              <w:t>SUPA WINDFARM LIMITED</w:t>
-            </w:r>
-          </w:p>
-        </w:tc>
-        <w:tc>
-          <w:tcPr>
-            <w:tcW w:type="dxa" w:w="1814"/>
-            <w:shd w:val="clear" w:color="auto" w:fill="FFFFFF"/>
-            <w:tcBorders>
-              <w:top w:val="single" w:sz="4" w:space="0" w:color="000000"/>
-              <w:left w:val="single" w:sz="4" w:space="0" w:color="000000"/>
-              <w:bottom w:val="single" w:sz="4" w:space="0" w:color="000000"/>
-              <w:right w:val="single" w:sz="4" w:space="0" w:color="000000"/>
-            </w:tcBorders>
-            <w:vAlign w:val="center"/>
-          </w:tcPr>
-          <w:p>
-            <w:pPr>
-              <w:spacing w:before="40" w:after="40"/>
-              <w:jc w:val="left"/>
-            </w:pPr>
-            <w:r>
-              <w:rPr>
-                <w:rFonts w:ascii="Adani" w:hAnsi="Adani"/>
-                <w:b w:val="0"/>
-                <w:sz w:val="18"/>
-                <w:u w:val="none"/>
-              </w:rPr>
-              <w:t>Director</w:t>
-            </w:r>
-          </w:p>
-        </w:tc>
-        <w:tc>
-          <w:tcPr>
-            <w:tcW w:type="dxa" w:w="1020"/>
-            <w:shd w:val="clear" w:color="auto" w:fill="FFFFFF"/>
-            <w:tcBorders>
-              <w:top w:val="single" w:sz="4" w:space="0" w:color="000000"/>
-              <w:left w:val="single" w:sz="4" w:space="0" w:color="000000"/>
-              <w:bottom w:val="single" w:sz="4" w:space="0" w:color="000000"/>
-              <w:right w:val="single" w:sz="4" w:space="0" w:color="000000"/>
-            </w:tcBorders>
-            <w:vAlign w:val="center"/>
-          </w:tcPr>
-          <w:p>
-            <w:pPr>
-              <w:spacing w:before="40" w:after="40"/>
-              <w:jc w:val="left"/>
-            </w:pPr>
-            <w:r>
-              <w:rPr>
-                <w:rFonts w:ascii="Adani" w:hAnsi="Adani"/>
-                <w:b w:val="0"/>
-                <w:sz w:val="18"/>
-                <w:u w:val="none"/>
-              </w:rPr>
-              <w:t>NIL</w:t>
-            </w:r>
-          </w:p>
-        </w:tc>
-        <w:tc>
-          <w:tcPr>
-            <w:tcW w:type="dxa" w:w="1247"/>
-            <w:shd w:val="clear" w:color="auto" w:fill="FFFFFF"/>
-            <w:tcBorders>
-              <w:top w:val="single" w:sz="4" w:space="0" w:color="000000"/>
-              <w:left w:val="single" w:sz="4" w:space="0" w:color="000000"/>
-              <w:bottom w:val="single" w:sz="4" w:space="0" w:color="000000"/>
-              <w:right w:val="single" w:sz="4" w:space="0" w:color="000000"/>
-            </w:tcBorders>
-            <w:vAlign w:val="center"/>
-          </w:tcPr>
-          <w:p>
-            <w:pPr>
-              <w:spacing w:before="40" w:after="40"/>
-              <w:jc w:val="left"/>
-            </w:pPr>
-            <w:r>
-              <w:rPr>
-                <w:rFonts w:ascii="Adani" w:hAnsi="Adani"/>
-                <w:b w:val="0"/>
-                <w:sz w:val="18"/>
-                <w:u w:val="none"/>
-              </w:rPr>
-              <w:t>27/08/2020</w:t>
-            </w:r>
-          </w:p>
-        </w:tc>
-      </w:tr>
-      <w:tr>
-        <w:tc>
-          <w:tcPr>
-            <w:tcW w:type="dxa" w:w="680"/>
-            <w:shd w:val="clear" w:color="auto" w:fill="FFFFFF"/>
-            <w:tcBorders>
-              <w:top w:val="single" w:sz="4" w:space="0" w:color="000000"/>
-              <w:left w:val="single" w:sz="4" w:space="0" w:color="000000"/>
-              <w:bottom w:val="single" w:sz="4" w:space="0" w:color="000000"/>
-              <w:right w:val="single" w:sz="4" w:space="0" w:color="000000"/>
-            </w:tcBorders>
-            <w:vAlign w:val="center"/>
-          </w:tcPr>
-          <w:p>
-            <w:pPr>
-              <w:spacing w:before="40" w:after="40"/>
-              <w:jc w:val="left"/>
-            </w:pPr>
-            <w:r>
-              <w:rPr>
-                <w:rFonts w:ascii="Adani" w:hAnsi="Adani"/>
-                <w:b w:val="0"/>
-                <w:sz w:val="18"/>
-                <w:u w:val="none"/>
-              </w:rPr>
-              <w:t>10</w:t>
-            </w:r>
-          </w:p>
-        </w:tc>
-        <w:tc>
-          <w:tcPr>
-            <w:tcW w:type="dxa" w:w="3969"/>
-            <w:shd w:val="clear" w:color="auto" w:fill="FFFFFF"/>
-            <w:tcBorders>
-              <w:top w:val="single" w:sz="4" w:space="0" w:color="000000"/>
-              <w:left w:val="single" w:sz="4" w:space="0" w:color="000000"/>
-              <w:bottom w:val="single" w:sz="4" w:space="0" w:color="000000"/>
-              <w:right w:val="single" w:sz="4" w:space="0" w:color="000000"/>
-            </w:tcBorders>
-            <w:vAlign w:val="center"/>
-          </w:tcPr>
-          <w:p>
-            <w:pPr>
-              <w:spacing w:before="40" w:after="40"/>
-              <w:jc w:val="left"/>
-            </w:pPr>
-            <w:r>
-              <w:rPr>
-                <w:rFonts w:ascii="Adani" w:hAnsi="Adani"/>
-                <w:b w:val="0"/>
-                <w:sz w:val="18"/>
-                <w:u w:val="none"/>
-              </w:rPr>
-              <w:t>TP SAURYA LIMITED</w:t>
-            </w:r>
-          </w:p>
-        </w:tc>
-        <w:tc>
-          <w:tcPr>
-            <w:tcW w:type="dxa" w:w="1814"/>
-            <w:shd w:val="clear" w:color="auto" w:fill="FFFFFF"/>
-            <w:tcBorders>
-              <w:top w:val="single" w:sz="4" w:space="0" w:color="000000"/>
-              <w:left w:val="single" w:sz="4" w:space="0" w:color="000000"/>
-              <w:bottom w:val="single" w:sz="4" w:space="0" w:color="000000"/>
-              <w:right w:val="single" w:sz="4" w:space="0" w:color="000000"/>
-            </w:tcBorders>
-            <w:vAlign w:val="center"/>
-          </w:tcPr>
-          <w:p>
-            <w:pPr>
-              <w:spacing w:before="40" w:after="40"/>
-              <w:jc w:val="left"/>
-            </w:pPr>
-            <w:r>
-              <w:rPr>
-                <w:rFonts w:ascii="Adani" w:hAnsi="Adani"/>
-                <w:b w:val="0"/>
-                <w:sz w:val="18"/>
-                <w:u w:val="none"/>
-              </w:rPr>
-              <w:t>Director</w:t>
-            </w:r>
-          </w:p>
-        </w:tc>
-        <w:tc>
-          <w:tcPr>
-            <w:tcW w:type="dxa" w:w="1020"/>
-            <w:shd w:val="clear" w:color="auto" w:fill="FFFFFF"/>
-            <w:tcBorders>
-              <w:top w:val="single" w:sz="4" w:space="0" w:color="000000"/>
-              <w:left w:val="single" w:sz="4" w:space="0" w:color="000000"/>
-              <w:bottom w:val="single" w:sz="4" w:space="0" w:color="000000"/>
-              <w:right w:val="single" w:sz="4" w:space="0" w:color="000000"/>
-            </w:tcBorders>
-            <w:vAlign w:val="center"/>
-          </w:tcPr>
-          <w:p>
-            <w:pPr>
-              <w:spacing w:before="40" w:after="40"/>
-              <w:jc w:val="left"/>
-            </w:pPr>
-            <w:r>
-              <w:rPr>
-                <w:rFonts w:ascii="Adani" w:hAnsi="Adani"/>
-                <w:b w:val="0"/>
-                <w:sz w:val="18"/>
-                <w:u w:val="none"/>
-              </w:rPr>
-              <w:t>NIL</w:t>
-            </w:r>
-          </w:p>
-        </w:tc>
-        <w:tc>
-          <w:tcPr>
-            <w:tcW w:type="dxa" w:w="1247"/>
-            <w:shd w:val="clear" w:color="auto" w:fill="FFFFFF"/>
-            <w:tcBorders>
-              <w:top w:val="single" w:sz="4" w:space="0" w:color="000000"/>
-              <w:left w:val="single" w:sz="4" w:space="0" w:color="000000"/>
-              <w:bottom w:val="single" w:sz="4" w:space="0" w:color="000000"/>
-              <w:right w:val="single" w:sz="4" w:space="0" w:color="000000"/>
-            </w:tcBorders>
-            <w:vAlign w:val="center"/>
-          </w:tcPr>
-          <w:p>
-            <w:pPr>
-              <w:spacing w:before="40" w:after="40"/>
-              <w:jc w:val="left"/>
-            </w:pPr>
-            <w:r>
-              <w:rPr>
-                <w:rFonts w:ascii="Adani" w:hAnsi="Adani"/>
-                <w:b w:val="0"/>
-                <w:sz w:val="18"/>
-                <w:u w:val="none"/>
-              </w:rPr>
-              <w:t>02/08/2020</w:t>
-            </w:r>
-          </w:p>
-        </w:tc>
-      </w:tr>
-      <w:tr>
-        <w:tc>
-          <w:tcPr>
-            <w:tcW w:type="dxa" w:w="680"/>
-            <w:shd w:val="clear" w:color="auto" w:fill="FFFFFF"/>
-            <w:tcBorders>
-              <w:top w:val="single" w:sz="4" w:space="0" w:color="000000"/>
-              <w:left w:val="single" w:sz="4" w:space="0" w:color="000000"/>
-              <w:bottom w:val="single" w:sz="4" w:space="0" w:color="000000"/>
-              <w:right w:val="single" w:sz="4" w:space="0" w:color="000000"/>
-            </w:tcBorders>
-            <w:vAlign w:val="center"/>
-          </w:tcPr>
-          <w:p>
-            <w:pPr>
-              <w:spacing w:before="40" w:after="40"/>
-              <w:jc w:val="left"/>
-            </w:pPr>
-            <w:r>
-              <w:rPr>
-                <w:rFonts w:ascii="Adani" w:hAnsi="Adani"/>
-                <w:b w:val="0"/>
-                <w:sz w:val="18"/>
-                <w:u w:val="none"/>
-              </w:rPr>
-              <w:t>11</w:t>
-            </w:r>
-          </w:p>
-        </w:tc>
-        <w:tc>
-          <w:tcPr>
-            <w:tcW w:type="dxa" w:w="3969"/>
-            <w:shd w:val="clear" w:color="auto" w:fill="FFFFFF"/>
-            <w:tcBorders>
-              <w:top w:val="single" w:sz="4" w:space="0" w:color="000000"/>
-              <w:left w:val="single" w:sz="4" w:space="0" w:color="000000"/>
-              <w:bottom w:val="single" w:sz="4" w:space="0" w:color="000000"/>
-              <w:right w:val="single" w:sz="4" w:space="0" w:color="000000"/>
-            </w:tcBorders>
-            <w:vAlign w:val="center"/>
-          </w:tcPr>
-          <w:p>
-            <w:pPr>
-              <w:spacing w:before="40" w:after="40"/>
-              <w:jc w:val="left"/>
-            </w:pPr>
-            <w:r>
-              <w:rPr>
-                <w:rFonts w:ascii="Adani" w:hAnsi="Adani"/>
-                <w:b w:val="0"/>
-                <w:sz w:val="18"/>
-                <w:u w:val="none"/>
-              </w:rPr>
-              <w:t>TP RENEWABLE MICROGRID LIMITED</w:t>
-            </w:r>
-          </w:p>
-        </w:tc>
-        <w:tc>
-          <w:tcPr>
-            <w:tcW w:type="dxa" w:w="1814"/>
-            <w:shd w:val="clear" w:color="auto" w:fill="FFFFFF"/>
-            <w:tcBorders>
-              <w:top w:val="single" w:sz="4" w:space="0" w:color="000000"/>
-              <w:left w:val="single" w:sz="4" w:space="0" w:color="000000"/>
-              <w:bottom w:val="single" w:sz="4" w:space="0" w:color="000000"/>
-              <w:right w:val="single" w:sz="4" w:space="0" w:color="000000"/>
-            </w:tcBorders>
-            <w:vAlign w:val="center"/>
-          </w:tcPr>
-          <w:p>
-            <w:pPr>
-              <w:spacing w:before="40" w:after="40"/>
-              <w:jc w:val="left"/>
-            </w:pPr>
-            <w:r>
-              <w:rPr>
-                <w:rFonts w:ascii="Adani" w:hAnsi="Adani"/>
-                <w:b w:val="0"/>
-                <w:sz w:val="18"/>
-                <w:u w:val="none"/>
-              </w:rPr>
-              <w:t>Additional Director</w:t>
-            </w:r>
-          </w:p>
-        </w:tc>
-        <w:tc>
-          <w:tcPr>
-            <w:tcW w:type="dxa" w:w="1020"/>
-            <w:shd w:val="clear" w:color="auto" w:fill="FFFFFF"/>
-            <w:tcBorders>
-              <w:top w:val="single" w:sz="4" w:space="0" w:color="000000"/>
-              <w:left w:val="single" w:sz="4" w:space="0" w:color="000000"/>
-              <w:bottom w:val="single" w:sz="4" w:space="0" w:color="000000"/>
-              <w:right w:val="single" w:sz="4" w:space="0" w:color="000000"/>
-            </w:tcBorders>
-            <w:vAlign w:val="center"/>
-          </w:tcPr>
-          <w:p>
-            <w:pPr>
-              <w:spacing w:before="40" w:after="40"/>
-              <w:jc w:val="left"/>
-            </w:pPr>
-            <w:r>
-              <w:rPr>
-                <w:rFonts w:ascii="Adani" w:hAnsi="Adani"/>
-                <w:b w:val="0"/>
-                <w:sz w:val="18"/>
-                <w:u w:val="none"/>
-              </w:rPr>
-              <w:t>NIL</w:t>
-            </w:r>
-          </w:p>
-        </w:tc>
-        <w:tc>
-          <w:tcPr>
-            <w:tcW w:type="dxa" w:w="1247"/>
-            <w:shd w:val="clear" w:color="auto" w:fill="FFFFFF"/>
-            <w:tcBorders>
-              <w:top w:val="single" w:sz="4" w:space="0" w:color="000000"/>
-              <w:left w:val="single" w:sz="4" w:space="0" w:color="000000"/>
-              <w:bottom w:val="single" w:sz="4" w:space="0" w:color="000000"/>
-              <w:right w:val="single" w:sz="4" w:space="0" w:color="000000"/>
-            </w:tcBorders>
-            <w:vAlign w:val="center"/>
-          </w:tcPr>
-          <w:p>
-            <w:pPr>
-              <w:spacing w:before="40" w:after="40"/>
-              <w:jc w:val="left"/>
-            </w:pPr>
-            <w:r>
-              <w:rPr>
-                <w:rFonts w:ascii="Adani" w:hAnsi="Adani"/>
-                <w:b w:val="0"/>
-                <w:sz w:val="18"/>
-                <w:u w:val="none"/>
-              </w:rPr>
-              <w:t>11/12/2019</w:t>
-            </w:r>
-          </w:p>
-        </w:tc>
-      </w:tr>
-      <w:tr>
-        <w:tc>
-          <w:tcPr>
-            <w:tcW w:type="dxa" w:w="680"/>
-            <w:shd w:val="clear" w:color="auto" w:fill="FFFFFF"/>
-            <w:tcBorders>
-              <w:top w:val="single" w:sz="4" w:space="0" w:color="000000"/>
-              <w:left w:val="single" w:sz="4" w:space="0" w:color="000000"/>
-              <w:bottom w:val="single" w:sz="4" w:space="0" w:color="000000"/>
-              <w:right w:val="single" w:sz="4" w:space="0" w:color="000000"/>
-            </w:tcBorders>
-            <w:vAlign w:val="center"/>
-          </w:tcPr>
-          <w:p>
-            <w:pPr>
-              <w:spacing w:before="40" w:after="40"/>
-              <w:jc w:val="left"/>
-            </w:pPr>
-            <w:r>
-              <w:rPr>
-                <w:rFonts w:ascii="Adani" w:hAnsi="Adani"/>
-                <w:b w:val="0"/>
-                <w:sz w:val="18"/>
-                <w:u w:val="none"/>
-              </w:rPr>
-              <w:t>12</w:t>
-            </w:r>
-          </w:p>
-        </w:tc>
-        <w:tc>
-          <w:tcPr>
-            <w:tcW w:type="dxa" w:w="3969"/>
-            <w:shd w:val="clear" w:color="auto" w:fill="FFFFFF"/>
-            <w:tcBorders>
-              <w:top w:val="single" w:sz="4" w:space="0" w:color="000000"/>
-              <w:left w:val="single" w:sz="4" w:space="0" w:color="000000"/>
-              <w:bottom w:val="single" w:sz="4" w:space="0" w:color="000000"/>
-              <w:right w:val="single" w:sz="4" w:space="0" w:color="000000"/>
-            </w:tcBorders>
-            <w:vAlign w:val="center"/>
-          </w:tcPr>
-          <w:p>
-            <w:pPr>
-              <w:spacing w:before="40" w:after="40"/>
-              <w:jc w:val="left"/>
-            </w:pPr>
-            <w:r>
-              <w:rPr>
-                <w:rFonts w:ascii="Adani" w:hAnsi="Adani"/>
-                <w:b w:val="0"/>
-                <w:sz w:val="18"/>
-                <w:u w:val="none"/>
-              </w:rPr>
-              <w:t>WALWHAN RENEWABLE ENERGY LIMITED</w:t>
-            </w:r>
-          </w:p>
-        </w:tc>
-        <w:tc>
-          <w:tcPr>
-            <w:tcW w:type="dxa" w:w="1814"/>
-            <w:shd w:val="clear" w:color="auto" w:fill="FFFFFF"/>
-            <w:tcBorders>
-              <w:top w:val="single" w:sz="4" w:space="0" w:color="000000"/>
-              <w:left w:val="single" w:sz="4" w:space="0" w:color="000000"/>
-              <w:bottom w:val="single" w:sz="4" w:space="0" w:color="000000"/>
-              <w:right w:val="single" w:sz="4" w:space="0" w:color="000000"/>
-            </w:tcBorders>
-            <w:vAlign w:val="center"/>
-          </w:tcPr>
-          <w:p>
-            <w:pPr>
-              <w:spacing w:before="40" w:after="40"/>
-              <w:jc w:val="left"/>
-            </w:pPr>
-            <w:r>
-              <w:rPr>
-                <w:rFonts w:ascii="Adani" w:hAnsi="Adani"/>
-                <w:b w:val="0"/>
-                <w:sz w:val="18"/>
-                <w:u w:val="none"/>
-              </w:rPr>
-              <w:t>Director</w:t>
-            </w:r>
-          </w:p>
-        </w:tc>
-        <w:tc>
-          <w:tcPr>
-            <w:tcW w:type="dxa" w:w="1020"/>
-            <w:shd w:val="clear" w:color="auto" w:fill="FFFFFF"/>
-            <w:tcBorders>
-              <w:top w:val="single" w:sz="4" w:space="0" w:color="000000"/>
-              <w:left w:val="single" w:sz="4" w:space="0" w:color="000000"/>
-              <w:bottom w:val="single" w:sz="4" w:space="0" w:color="000000"/>
-              <w:right w:val="single" w:sz="4" w:space="0" w:color="000000"/>
-            </w:tcBorders>
-            <w:vAlign w:val="center"/>
-          </w:tcPr>
-          <w:p>
-            <w:pPr>
-              <w:spacing w:before="40" w:after="40"/>
-              <w:jc w:val="left"/>
-            </w:pPr>
-            <w:r>
-              <w:rPr>
-                <w:rFonts w:ascii="Adani" w:hAnsi="Adani"/>
-                <w:b w:val="0"/>
-                <w:sz w:val="18"/>
-                <w:u w:val="none"/>
-              </w:rPr>
-              <w:t>NIL</w:t>
-            </w:r>
-          </w:p>
-        </w:tc>
-        <w:tc>
-          <w:tcPr>
-            <w:tcW w:type="dxa" w:w="1247"/>
-            <w:shd w:val="clear" w:color="auto" w:fill="FFFFFF"/>
-            <w:tcBorders>
-              <w:top w:val="single" w:sz="4" w:space="0" w:color="000000"/>
-              <w:left w:val="single" w:sz="4" w:space="0" w:color="000000"/>
-              <w:bottom w:val="single" w:sz="4" w:space="0" w:color="000000"/>
-              <w:right w:val="single" w:sz="4" w:space="0" w:color="000000"/>
-            </w:tcBorders>
-            <w:vAlign w:val="center"/>
-          </w:tcPr>
-          <w:p>
-            <w:pPr>
-              <w:spacing w:before="40" w:after="40"/>
-              <w:jc w:val="left"/>
-            </w:pPr>
-            <w:r>
-              <w:rPr>
-                <w:rFonts w:ascii="Adani" w:hAnsi="Adani"/>
-                <w:b w:val="0"/>
-                <w:sz w:val="18"/>
-                <w:u w:val="none"/>
-              </w:rPr>
-              <w:t>12/07/2018</w:t>
-            </w:r>
-          </w:p>
-        </w:tc>
-      </w:tr>
-      <w:tr>
-        <w:tc>
-          <w:tcPr>
-            <w:tcW w:type="dxa" w:w="680"/>
-            <w:shd w:val="clear" w:color="auto" w:fill="FFFFFF"/>
-            <w:tcBorders>
-              <w:top w:val="single" w:sz="4" w:space="0" w:color="000000"/>
-              <w:left w:val="single" w:sz="4" w:space="0" w:color="000000"/>
-              <w:bottom w:val="single" w:sz="4" w:space="0" w:color="000000"/>
-              <w:right w:val="single" w:sz="4" w:space="0" w:color="000000"/>
-            </w:tcBorders>
-            <w:vAlign w:val="center"/>
-          </w:tcPr>
-          <w:p>
-            <w:pPr>
-              <w:spacing w:before="40" w:after="40"/>
-              <w:jc w:val="left"/>
-            </w:pPr>
-            <w:r>
-              <w:rPr>
-                <w:rFonts w:ascii="Adani" w:hAnsi="Adani"/>
-                <w:b w:val="0"/>
-                <w:sz w:val="18"/>
-                <w:u w:val="none"/>
-              </w:rPr>
-              <w:t>13</w:t>
-            </w:r>
-          </w:p>
-        </w:tc>
-        <w:tc>
-          <w:tcPr>
-            <w:tcW w:type="dxa" w:w="3969"/>
-            <w:shd w:val="clear" w:color="auto" w:fill="FFFFFF"/>
-            <w:tcBorders>
-              <w:top w:val="single" w:sz="4" w:space="0" w:color="000000"/>
-              <w:left w:val="single" w:sz="4" w:space="0" w:color="000000"/>
-              <w:bottom w:val="single" w:sz="4" w:space="0" w:color="000000"/>
-              <w:right w:val="single" w:sz="4" w:space="0" w:color="000000"/>
-            </w:tcBorders>
-            <w:vAlign w:val="center"/>
-          </w:tcPr>
-          <w:p>
-            <w:pPr>
-              <w:spacing w:before="40" w:after="40"/>
-              <w:jc w:val="left"/>
-            </w:pPr>
-            <w:r>
-              <w:rPr>
-                <w:rFonts w:ascii="Adani" w:hAnsi="Adani"/>
-                <w:b w:val="0"/>
-                <w:sz w:val="18"/>
-                <w:u w:val="none"/>
-              </w:rPr>
-              <w:t>WALWHAN SOLAR MP LIMITED</w:t>
-            </w:r>
-          </w:p>
-        </w:tc>
-        <w:tc>
-          <w:tcPr>
-            <w:tcW w:type="dxa" w:w="1814"/>
-            <w:shd w:val="clear" w:color="auto" w:fill="FFFFFF"/>
-            <w:tcBorders>
-              <w:top w:val="single" w:sz="4" w:space="0" w:color="000000"/>
-              <w:left w:val="single" w:sz="4" w:space="0" w:color="000000"/>
-              <w:bottom w:val="single" w:sz="4" w:space="0" w:color="000000"/>
-              <w:right w:val="single" w:sz="4" w:space="0" w:color="000000"/>
-            </w:tcBorders>
-            <w:vAlign w:val="center"/>
-          </w:tcPr>
-          <w:p>
-            <w:pPr>
-              <w:spacing w:before="40" w:after="40"/>
-              <w:jc w:val="left"/>
-            </w:pPr>
-            <w:r>
-              <w:rPr>
-                <w:rFonts w:ascii="Adani" w:hAnsi="Adani"/>
-                <w:b w:val="0"/>
-                <w:sz w:val="18"/>
-                <w:u w:val="none"/>
-              </w:rPr>
-              <w:t>Director</w:t>
-            </w:r>
-          </w:p>
-        </w:tc>
-        <w:tc>
-          <w:tcPr>
-            <w:tcW w:type="dxa" w:w="1020"/>
-            <w:shd w:val="clear" w:color="auto" w:fill="FFFFFF"/>
-            <w:tcBorders>
-              <w:top w:val="single" w:sz="4" w:space="0" w:color="000000"/>
-              <w:left w:val="single" w:sz="4" w:space="0" w:color="000000"/>
-              <w:bottom w:val="single" w:sz="4" w:space="0" w:color="000000"/>
-              <w:right w:val="single" w:sz="4" w:space="0" w:color="000000"/>
-            </w:tcBorders>
-            <w:vAlign w:val="center"/>
-          </w:tcPr>
-          <w:p>
-            <w:pPr>
-              <w:spacing w:before="40" w:after="40"/>
-              <w:jc w:val="left"/>
-            </w:pPr>
-            <w:r>
-              <w:rPr>
-                <w:rFonts w:ascii="Adani" w:hAnsi="Adani"/>
-                <w:b w:val="0"/>
-                <w:sz w:val="18"/>
-                <w:u w:val="none"/>
-              </w:rPr>
-              <w:t>NIL</w:t>
-            </w:r>
-          </w:p>
-        </w:tc>
-        <w:tc>
-          <w:tcPr>
-            <w:tcW w:type="dxa" w:w="1247"/>
-            <w:shd w:val="clear" w:color="auto" w:fill="FFFFFF"/>
-            <w:tcBorders>
-              <w:top w:val="single" w:sz="4" w:space="0" w:color="000000"/>
-              <w:left w:val="single" w:sz="4" w:space="0" w:color="000000"/>
-              <w:bottom w:val="single" w:sz="4" w:space="0" w:color="000000"/>
-              <w:right w:val="single" w:sz="4" w:space="0" w:color="000000"/>
-            </w:tcBorders>
-            <w:vAlign w:val="center"/>
-          </w:tcPr>
-          <w:p>
-            <w:pPr>
-              <w:spacing w:before="40" w:after="40"/>
-              <w:jc w:val="left"/>
-            </w:pPr>
-            <w:r>
-              <w:rPr>
-                <w:rFonts w:ascii="Adani" w:hAnsi="Adani"/>
-                <w:b w:val="0"/>
-                <w:sz w:val="18"/>
-                <w:u w:val="none"/>
-              </w:rPr>
-              <w:t>26/06/2018</w:t>
-            </w:r>
-          </w:p>
-        </w:tc>
-      </w:tr>
-      <w:tr>
-        <w:tc>
-          <w:tcPr>
-            <w:tcW w:type="dxa" w:w="680"/>
-            <w:shd w:val="clear" w:color="auto" w:fill="FFFFFF"/>
-            <w:tcBorders>
-              <w:top w:val="single" w:sz="4" w:space="0" w:color="000000"/>
-              <w:left w:val="single" w:sz="4" w:space="0" w:color="000000"/>
-              <w:bottom w:val="single" w:sz="4" w:space="0" w:color="000000"/>
-              <w:right w:val="single" w:sz="4" w:space="0" w:color="000000"/>
-            </w:tcBorders>
-            <w:vAlign w:val="center"/>
-          </w:tcPr>
-          <w:p>
-            <w:pPr>
-              <w:spacing w:before="40" w:after="40"/>
-              <w:jc w:val="left"/>
-            </w:pPr>
-            <w:r>
-              <w:rPr>
-                <w:rFonts w:ascii="Adani" w:hAnsi="Adani"/>
-                <w:b w:val="0"/>
-                <w:sz w:val="18"/>
-                <w:u w:val="none"/>
-              </w:rPr>
-              <w:t>14</w:t>
-            </w:r>
-          </w:p>
-        </w:tc>
-        <w:tc>
-          <w:tcPr>
-            <w:tcW w:type="dxa" w:w="3969"/>
-            <w:shd w:val="clear" w:color="auto" w:fill="FFFFFF"/>
-            <w:tcBorders>
-              <w:top w:val="single" w:sz="4" w:space="0" w:color="000000"/>
-              <w:left w:val="single" w:sz="4" w:space="0" w:color="000000"/>
-              <w:bottom w:val="single" w:sz="4" w:space="0" w:color="000000"/>
-              <w:right w:val="single" w:sz="4" w:space="0" w:color="000000"/>
-            </w:tcBorders>
-            <w:vAlign w:val="center"/>
-          </w:tcPr>
-          <w:p>
-            <w:pPr>
-              <w:spacing w:before="40" w:after="40"/>
-              <w:jc w:val="left"/>
-            </w:pPr>
-            <w:r>
-              <w:rPr>
-                <w:rFonts w:ascii="Adani" w:hAnsi="Adani"/>
-                <w:b w:val="0"/>
-                <w:sz w:val="18"/>
-                <w:u w:val="none"/>
-              </w:rPr>
-              <w:t>WALWHAN WIND RJ LIMITED</w:t>
-            </w:r>
-          </w:p>
-        </w:tc>
-        <w:tc>
-          <w:tcPr>
-            <w:tcW w:type="dxa" w:w="1814"/>
-            <w:shd w:val="clear" w:color="auto" w:fill="FFFFFF"/>
-            <w:tcBorders>
-              <w:top w:val="single" w:sz="4" w:space="0" w:color="000000"/>
-              <w:left w:val="single" w:sz="4" w:space="0" w:color="000000"/>
-              <w:bottom w:val="single" w:sz="4" w:space="0" w:color="000000"/>
-              <w:right w:val="single" w:sz="4" w:space="0" w:color="000000"/>
-            </w:tcBorders>
-            <w:vAlign w:val="center"/>
-          </w:tcPr>
-          <w:p>
-            <w:pPr>
-              <w:spacing w:before="40" w:after="40"/>
-              <w:jc w:val="left"/>
-            </w:pPr>
-            <w:r>
-              <w:rPr>
-                <w:rFonts w:ascii="Adani" w:hAnsi="Adani"/>
-                <w:b w:val="0"/>
-                <w:sz w:val="18"/>
-                <w:u w:val="none"/>
-              </w:rPr>
-              <w:t>Director</w:t>
-            </w:r>
-          </w:p>
-        </w:tc>
-        <w:tc>
-          <w:tcPr>
-            <w:tcW w:type="dxa" w:w="1020"/>
-            <w:shd w:val="clear" w:color="auto" w:fill="FFFFFF"/>
-            <w:tcBorders>
-              <w:top w:val="single" w:sz="4" w:space="0" w:color="000000"/>
-              <w:left w:val="single" w:sz="4" w:space="0" w:color="000000"/>
-              <w:bottom w:val="single" w:sz="4" w:space="0" w:color="000000"/>
-              <w:right w:val="single" w:sz="4" w:space="0" w:color="000000"/>
-            </w:tcBorders>
-            <w:vAlign w:val="center"/>
-          </w:tcPr>
-          <w:p>
-            <w:pPr>
-              <w:spacing w:before="40" w:after="40"/>
-              <w:jc w:val="left"/>
-            </w:pPr>
-            <w:r>
-              <w:rPr>
-                <w:rFonts w:ascii="Adani" w:hAnsi="Adani"/>
-                <w:b w:val="0"/>
-                <w:sz w:val="18"/>
-                <w:u w:val="none"/>
-              </w:rPr>
-              <w:t>NIL</w:t>
-            </w:r>
-          </w:p>
-        </w:tc>
-        <w:tc>
-          <w:tcPr>
-            <w:tcW w:type="dxa" w:w="1247"/>
-            <w:shd w:val="clear" w:color="auto" w:fill="FFFFFF"/>
-            <w:tcBorders>
-              <w:top w:val="single" w:sz="4" w:space="0" w:color="000000"/>
-              <w:left w:val="single" w:sz="4" w:space="0" w:color="000000"/>
-              <w:bottom w:val="single" w:sz="4" w:space="0" w:color="000000"/>
-              <w:right w:val="single" w:sz="4" w:space="0" w:color="000000"/>
-            </w:tcBorders>
-            <w:vAlign w:val="center"/>
-          </w:tcPr>
-          <w:p>
-            <w:pPr>
-              <w:spacing w:before="40" w:after="40"/>
-              <w:jc w:val="left"/>
-            </w:pPr>
-            <w:r>
-              <w:rPr>
-                <w:rFonts w:ascii="Adani" w:hAnsi="Adani"/>
-                <w:b w:val="0"/>
-                <w:sz w:val="18"/>
-                <w:u w:val="none"/>
-              </w:rPr>
-              <w:t>26/06/2018</w:t>
-            </w:r>
-          </w:p>
-        </w:tc>
-      </w:tr>
-      <w:tr>
-        <w:tc>
-          <w:tcPr>
-            <w:tcW w:type="dxa" w:w="680"/>
-            <w:shd w:val="clear" w:color="auto" w:fill="FFFFFF"/>
-            <w:tcBorders>
-              <w:top w:val="single" w:sz="4" w:space="0" w:color="000000"/>
-              <w:left w:val="single" w:sz="4" w:space="0" w:color="000000"/>
-              <w:bottom w:val="single" w:sz="4" w:space="0" w:color="000000"/>
-              <w:right w:val="single" w:sz="4" w:space="0" w:color="000000"/>
-            </w:tcBorders>
-            <w:vAlign w:val="center"/>
-          </w:tcPr>
-          <w:p>
-            <w:pPr>
-              <w:spacing w:before="40" w:after="40"/>
-              <w:jc w:val="left"/>
-            </w:pPr>
-            <w:r>
-              <w:rPr>
-                <w:rFonts w:ascii="Adani" w:hAnsi="Adani"/>
-                <w:b w:val="0"/>
-                <w:sz w:val="18"/>
-                <w:u w:val="none"/>
-              </w:rPr>
-              <w:t>15</w:t>
-            </w:r>
-          </w:p>
-        </w:tc>
-        <w:tc>
-          <w:tcPr>
-            <w:tcW w:type="dxa" w:w="3969"/>
-            <w:shd w:val="clear" w:color="auto" w:fill="FFFFFF"/>
-            <w:tcBorders>
-              <w:top w:val="single" w:sz="4" w:space="0" w:color="000000"/>
-              <w:left w:val="single" w:sz="4" w:space="0" w:color="000000"/>
-              <w:bottom w:val="single" w:sz="4" w:space="0" w:color="000000"/>
-              <w:right w:val="single" w:sz="4" w:space="0" w:color="000000"/>
-            </w:tcBorders>
-            <w:vAlign w:val="center"/>
-          </w:tcPr>
-          <w:p>
-            <w:pPr>
-              <w:spacing w:before="40" w:after="40"/>
-              <w:jc w:val="left"/>
-            </w:pPr>
-            <w:r>
-              <w:rPr>
-                <w:rFonts w:ascii="Adani" w:hAnsi="Adani"/>
-                <w:b w:val="0"/>
-                <w:sz w:val="18"/>
-                <w:u w:val="none"/>
-              </w:rPr>
-              <w:t>WALWHAN SOLAR TN LIMITED</w:t>
-            </w:r>
-          </w:p>
-        </w:tc>
-        <w:tc>
-          <w:tcPr>
-            <w:tcW w:type="dxa" w:w="1814"/>
-            <w:shd w:val="clear" w:color="auto" w:fill="FFFFFF"/>
-            <w:tcBorders>
-              <w:top w:val="single" w:sz="4" w:space="0" w:color="000000"/>
-              <w:left w:val="single" w:sz="4" w:space="0" w:color="000000"/>
-              <w:bottom w:val="single" w:sz="4" w:space="0" w:color="000000"/>
-              <w:right w:val="single" w:sz="4" w:space="0" w:color="000000"/>
-            </w:tcBorders>
-            <w:vAlign w:val="center"/>
-          </w:tcPr>
-          <w:p>
-            <w:pPr>
-              <w:spacing w:before="40" w:after="40"/>
-              <w:jc w:val="left"/>
-            </w:pPr>
-            <w:r>
-              <w:rPr>
-                <w:rFonts w:ascii="Adani" w:hAnsi="Adani"/>
-                <w:b w:val="0"/>
-                <w:sz w:val="18"/>
-                <w:u w:val="none"/>
-              </w:rPr>
-              <w:t>Director</w:t>
-            </w:r>
-          </w:p>
-        </w:tc>
-        <w:tc>
-          <w:tcPr>
-            <w:tcW w:type="dxa" w:w="1020"/>
-            <w:shd w:val="clear" w:color="auto" w:fill="FFFFFF"/>
-            <w:tcBorders>
-              <w:top w:val="single" w:sz="4" w:space="0" w:color="000000"/>
-              <w:left w:val="single" w:sz="4" w:space="0" w:color="000000"/>
-              <w:bottom w:val="single" w:sz="4" w:space="0" w:color="000000"/>
-              <w:right w:val="single" w:sz="4" w:space="0" w:color="000000"/>
-            </w:tcBorders>
-            <w:vAlign w:val="center"/>
-          </w:tcPr>
-          <w:p>
-            <w:pPr>
-              <w:spacing w:before="40" w:after="40"/>
-              <w:jc w:val="left"/>
-            </w:pPr>
-            <w:r>
-              <w:rPr>
-                <w:rFonts w:ascii="Adani" w:hAnsi="Adani"/>
-                <w:b w:val="0"/>
-                <w:sz w:val="18"/>
-                <w:u w:val="none"/>
-              </w:rPr>
-              <w:t>NIL</w:t>
-            </w:r>
-          </w:p>
-        </w:tc>
-        <w:tc>
-          <w:tcPr>
-            <w:tcW w:type="dxa" w:w="1247"/>
-            <w:shd w:val="clear" w:color="auto" w:fill="FFFFFF"/>
-            <w:tcBorders>
-              <w:top w:val="single" w:sz="4" w:space="0" w:color="000000"/>
-              <w:left w:val="single" w:sz="4" w:space="0" w:color="000000"/>
-              <w:bottom w:val="single" w:sz="4" w:space="0" w:color="000000"/>
-              <w:right w:val="single" w:sz="4" w:space="0" w:color="000000"/>
-            </w:tcBorders>
-            <w:vAlign w:val="center"/>
-          </w:tcPr>
-          <w:p>
-            <w:pPr>
-              <w:spacing w:before="40" w:after="40"/>
-              <w:jc w:val="left"/>
-            </w:pPr>
-            <w:r>
-              <w:rPr>
-                <w:rFonts w:ascii="Adani" w:hAnsi="Adani"/>
-                <w:b w:val="0"/>
-                <w:sz w:val="18"/>
-                <w:u w:val="none"/>
-              </w:rPr>
-              <w:t>14/09/2016</w:t>
-            </w:r>
-          </w:p>
-        </w:tc>
-      </w:tr>
-      <w:tr>
-        <w:tc>
-          <w:tcPr>
-            <w:tcW w:type="dxa" w:w="680"/>
-            <w:shd w:val="clear" w:color="auto" w:fill="FFFFFF"/>
-            <w:tcBorders>
-              <w:top w:val="single" w:sz="4" w:space="0" w:color="000000"/>
-              <w:left w:val="single" w:sz="4" w:space="0" w:color="000000"/>
-              <w:bottom w:val="single" w:sz="4" w:space="0" w:color="000000"/>
-              <w:right w:val="single" w:sz="4" w:space="0" w:color="000000"/>
-            </w:tcBorders>
-            <w:vAlign w:val="center"/>
-          </w:tcPr>
-          <w:p>
-            <w:pPr>
-              <w:spacing w:before="40" w:after="40"/>
-              <w:jc w:val="left"/>
-            </w:pPr>
-            <w:r>
-              <w:rPr>
-                <w:rFonts w:ascii="Adani" w:hAnsi="Adani"/>
-                <w:b w:val="0"/>
-                <w:sz w:val="18"/>
-                <w:u w:val="none"/>
-              </w:rPr>
-              <w:t>16</w:t>
-            </w:r>
-          </w:p>
-        </w:tc>
-        <w:tc>
-          <w:tcPr>
-            <w:tcW w:type="dxa" w:w="3969"/>
-            <w:shd w:val="clear" w:color="auto" w:fill="FFFFFF"/>
-            <w:tcBorders>
-              <w:top w:val="single" w:sz="4" w:space="0" w:color="000000"/>
-              <w:left w:val="single" w:sz="4" w:space="0" w:color="000000"/>
-              <w:bottom w:val="single" w:sz="4" w:space="0" w:color="000000"/>
-              <w:right w:val="single" w:sz="4" w:space="0" w:color="000000"/>
-            </w:tcBorders>
-            <w:vAlign w:val="center"/>
-          </w:tcPr>
-          <w:p>
-            <w:pPr>
-              <w:spacing w:before="40" w:after="40"/>
-              <w:jc w:val="left"/>
-            </w:pPr>
-            <w:r>
-              <w:rPr>
-                <w:rFonts w:ascii="Adani" w:hAnsi="Adani"/>
-                <w:b w:val="0"/>
-                <w:sz w:val="18"/>
-                <w:u w:val="none"/>
-              </w:rPr>
-              <w:t>WALWHAN SOLAR PB LIMITED</w:t>
-            </w:r>
-          </w:p>
-        </w:tc>
-        <w:tc>
-          <w:tcPr>
-            <w:tcW w:type="dxa" w:w="1814"/>
-            <w:shd w:val="clear" w:color="auto" w:fill="FFFFFF"/>
-            <w:tcBorders>
-              <w:top w:val="single" w:sz="4" w:space="0" w:color="000000"/>
-              <w:left w:val="single" w:sz="4" w:space="0" w:color="000000"/>
-              <w:bottom w:val="single" w:sz="4" w:space="0" w:color="000000"/>
-              <w:right w:val="single" w:sz="4" w:space="0" w:color="000000"/>
-            </w:tcBorders>
-            <w:vAlign w:val="center"/>
-          </w:tcPr>
-          <w:p>
-            <w:pPr>
-              <w:spacing w:before="40" w:after="40"/>
-              <w:jc w:val="left"/>
-            </w:pPr>
-            <w:r>
-              <w:rPr>
-                <w:rFonts w:ascii="Adani" w:hAnsi="Adani"/>
-                <w:b w:val="0"/>
-                <w:sz w:val="18"/>
-                <w:u w:val="none"/>
-              </w:rPr>
-              <w:t>Director</w:t>
-            </w:r>
-          </w:p>
-        </w:tc>
-        <w:tc>
-          <w:tcPr>
-            <w:tcW w:type="dxa" w:w="1020"/>
-            <w:shd w:val="clear" w:color="auto" w:fill="FFFFFF"/>
-            <w:tcBorders>
-              <w:top w:val="single" w:sz="4" w:space="0" w:color="000000"/>
-              <w:left w:val="single" w:sz="4" w:space="0" w:color="000000"/>
-              <w:bottom w:val="single" w:sz="4" w:space="0" w:color="000000"/>
-              <w:right w:val="single" w:sz="4" w:space="0" w:color="000000"/>
-            </w:tcBorders>
-            <w:vAlign w:val="center"/>
-          </w:tcPr>
-          <w:p>
-            <w:pPr>
-              <w:spacing w:before="40" w:after="40"/>
-              <w:jc w:val="left"/>
-            </w:pPr>
-            <w:r>
-              <w:rPr>
-                <w:rFonts w:ascii="Adani" w:hAnsi="Adani"/>
-                <w:b w:val="0"/>
-                <w:sz w:val="18"/>
-                <w:u w:val="none"/>
-              </w:rPr>
-              <w:t>NIL</w:t>
-            </w:r>
-          </w:p>
-        </w:tc>
-        <w:tc>
-          <w:tcPr>
-            <w:tcW w:type="dxa" w:w="1247"/>
-            <w:shd w:val="clear" w:color="auto" w:fill="FFFFFF"/>
-            <w:tcBorders>
-              <w:top w:val="single" w:sz="4" w:space="0" w:color="000000"/>
-              <w:left w:val="single" w:sz="4" w:space="0" w:color="000000"/>
-              <w:bottom w:val="single" w:sz="4" w:space="0" w:color="000000"/>
-              <w:right w:val="single" w:sz="4" w:space="0" w:color="000000"/>
-            </w:tcBorders>
-            <w:vAlign w:val="center"/>
-          </w:tcPr>
-          <w:p>
-            <w:pPr>
-              <w:spacing w:before="40" w:after="40"/>
-              <w:jc w:val="left"/>
-            </w:pPr>
-            <w:r>
-              <w:rPr>
-                <w:rFonts w:ascii="Adani" w:hAnsi="Adani"/>
-                <w:b w:val="0"/>
-                <w:sz w:val="18"/>
-                <w:u w:val="none"/>
-              </w:rPr>
-              <w:t>14/09/2016</w:t>
-            </w:r>
-          </w:p>
-        </w:tc>
-      </w:tr>
-      <w:tr>
-        <w:tc>
-          <w:tcPr>
-            <w:tcW w:type="dxa" w:w="680"/>
-            <w:shd w:val="clear" w:color="auto" w:fill="FFFFFF"/>
-            <w:tcBorders>
-              <w:top w:val="single" w:sz="4" w:space="0" w:color="000000"/>
-              <w:left w:val="single" w:sz="4" w:space="0" w:color="000000"/>
-              <w:bottom w:val="single" w:sz="4" w:space="0" w:color="000000"/>
-              <w:right w:val="single" w:sz="4" w:space="0" w:color="000000"/>
-            </w:tcBorders>
-            <w:vAlign w:val="center"/>
-          </w:tcPr>
-          <w:p>
-            <w:pPr>
-              <w:spacing w:before="40" w:after="40"/>
-              <w:jc w:val="left"/>
-            </w:pPr>
-            <w:r>
-              <w:rPr>
-                <w:rFonts w:ascii="Adani" w:hAnsi="Adani"/>
-                <w:b w:val="0"/>
-                <w:sz w:val="18"/>
-                <w:u w:val="none"/>
-              </w:rPr>
-              <w:t>17</w:t>
-            </w:r>
-          </w:p>
-        </w:tc>
-        <w:tc>
-          <w:tcPr>
-            <w:tcW w:type="dxa" w:w="3969"/>
-            <w:shd w:val="clear" w:color="auto" w:fill="FFFFFF"/>
-            <w:tcBorders>
-              <w:top w:val="single" w:sz="4" w:space="0" w:color="000000"/>
-              <w:left w:val="single" w:sz="4" w:space="0" w:color="000000"/>
-              <w:bottom w:val="single" w:sz="4" w:space="0" w:color="000000"/>
-              <w:right w:val="single" w:sz="4" w:space="0" w:color="000000"/>
-            </w:tcBorders>
-            <w:vAlign w:val="center"/>
-          </w:tcPr>
-          <w:p>
-            <w:pPr>
-              <w:spacing w:before="40" w:after="40"/>
-              <w:jc w:val="left"/>
-            </w:pPr>
-            <w:r>
-              <w:rPr>
-                <w:rFonts w:ascii="Adani" w:hAnsi="Adani"/>
-                <w:b w:val="0"/>
-                <w:sz w:val="18"/>
-                <w:u w:val="none"/>
-              </w:rPr>
-              <w:t>TATA POWER RENEWABLE ENERGY LIMITED</w:t>
-            </w:r>
-          </w:p>
-        </w:tc>
-        <w:tc>
-          <w:tcPr>
-            <w:tcW w:type="dxa" w:w="1814"/>
-            <w:shd w:val="clear" w:color="auto" w:fill="FFFFFF"/>
-            <w:tcBorders>
-              <w:top w:val="single" w:sz="4" w:space="0" w:color="000000"/>
-              <w:left w:val="single" w:sz="4" w:space="0" w:color="000000"/>
-              <w:bottom w:val="single" w:sz="4" w:space="0" w:color="000000"/>
-              <w:right w:val="single" w:sz="4" w:space="0" w:color="000000"/>
-            </w:tcBorders>
-            <w:vAlign w:val="center"/>
-          </w:tcPr>
-          <w:p>
-            <w:pPr>
-              <w:spacing w:before="40" w:after="40"/>
-              <w:jc w:val="left"/>
-            </w:pPr>
-            <w:r>
-              <w:rPr>
-                <w:rFonts w:ascii="Adani" w:hAnsi="Adani"/>
-                <w:b w:val="0"/>
-                <w:sz w:val="18"/>
-                <w:u w:val="none"/>
-              </w:rPr>
-              <w:t>Director</w:t>
-            </w:r>
-          </w:p>
-        </w:tc>
-        <w:tc>
-          <w:tcPr>
-            <w:tcW w:type="dxa" w:w="1020"/>
-            <w:shd w:val="clear" w:color="auto" w:fill="FFFFFF"/>
-            <w:tcBorders>
-              <w:top w:val="single" w:sz="4" w:space="0" w:color="000000"/>
-              <w:left w:val="single" w:sz="4" w:space="0" w:color="000000"/>
-              <w:bottom w:val="single" w:sz="4" w:space="0" w:color="000000"/>
-              <w:right w:val="single" w:sz="4" w:space="0" w:color="000000"/>
-            </w:tcBorders>
-            <w:vAlign w:val="center"/>
-          </w:tcPr>
-          <w:p>
-            <w:pPr>
-              <w:spacing w:before="40" w:after="40"/>
-              <w:jc w:val="left"/>
-            </w:pPr>
-            <w:r>
-              <w:rPr>
-                <w:rFonts w:ascii="Adani" w:hAnsi="Adani"/>
-                <w:b w:val="0"/>
-                <w:sz w:val="18"/>
-                <w:u w:val="none"/>
-              </w:rPr>
-              <w:t>NIL</w:t>
-            </w:r>
-          </w:p>
-        </w:tc>
-        <w:tc>
-          <w:tcPr>
-            <w:tcW w:type="dxa" w:w="1247"/>
-            <w:shd w:val="clear" w:color="auto" w:fill="FFFFFF"/>
-            <w:tcBorders>
-              <w:top w:val="single" w:sz="4" w:space="0" w:color="000000"/>
-              <w:left w:val="single" w:sz="4" w:space="0" w:color="000000"/>
-              <w:bottom w:val="single" w:sz="4" w:space="0" w:color="000000"/>
-              <w:right w:val="single" w:sz="4" w:space="0" w:color="000000"/>
-            </w:tcBorders>
-            <w:vAlign w:val="center"/>
-          </w:tcPr>
-          <w:p>
-            <w:pPr>
-              <w:spacing w:before="40" w:after="40"/>
-              <w:jc w:val="left"/>
-            </w:pPr>
-            <w:r>
-              <w:rPr>
-                <w:rFonts w:ascii="Adani" w:hAnsi="Adani"/>
-                <w:b w:val="0"/>
-                <w:sz w:val="18"/>
-                <w:u w:val="none"/>
-              </w:rPr>
-              <w:t>27/09/2013</w:t>
-            </w:r>
-          </w:p>
-        </w:tc>
-      </w:tr>
-      <w:tr>
-        <w:tc>
-          <w:tcPr>
-            <w:tcW w:type="dxa" w:w="680"/>
-            <w:shd w:val="clear" w:color="auto" w:fill="FFFFFF"/>
-            <w:tcBorders>
-              <w:top w:val="single" w:sz="4" w:space="0" w:color="000000"/>
-              <w:left w:val="single" w:sz="4" w:space="0" w:color="000000"/>
-              <w:bottom w:val="single" w:sz="4" w:space="0" w:color="000000"/>
-              <w:right w:val="single" w:sz="4" w:space="0" w:color="000000"/>
-            </w:tcBorders>
-            <w:vAlign w:val="center"/>
-          </w:tcPr>
-          <w:p>
-            <w:pPr>
-              <w:spacing w:before="40" w:after="40"/>
-              <w:jc w:val="left"/>
-            </w:pPr>
-            <w:r>
-              <w:rPr>
-                <w:rFonts w:ascii="Adani" w:hAnsi="Adani"/>
-                <w:b w:val="0"/>
-                <w:sz w:val="18"/>
-                <w:u w:val="none"/>
-              </w:rPr>
-              <w:t>18</w:t>
-            </w:r>
-          </w:p>
-        </w:tc>
-        <w:tc>
-          <w:tcPr>
-            <w:tcW w:type="dxa" w:w="3969"/>
-            <w:shd w:val="clear" w:color="auto" w:fill="FFFFFF"/>
-            <w:tcBorders>
-              <w:top w:val="single" w:sz="4" w:space="0" w:color="000000"/>
-              <w:left w:val="single" w:sz="4" w:space="0" w:color="000000"/>
-              <w:bottom w:val="single" w:sz="4" w:space="0" w:color="000000"/>
-              <w:right w:val="single" w:sz="4" w:space="0" w:color="000000"/>
-            </w:tcBorders>
-            <w:vAlign w:val="center"/>
-          </w:tcPr>
-          <w:p>
-            <w:pPr>
-              <w:spacing w:before="40" w:after="40"/>
-              <w:jc w:val="left"/>
-            </w:pPr>
-            <w:r>
-              <w:rPr>
-                <w:rFonts w:ascii="Adani" w:hAnsi="Adani"/>
-                <w:b w:val="0"/>
-                <w:sz w:val="18"/>
-                <w:u w:val="none"/>
-              </w:rPr>
-              <w:t>TATA POWER SOLAR SYSTEMS LIMITED</w:t>
-            </w:r>
-          </w:p>
-        </w:tc>
-        <w:tc>
-          <w:tcPr>
-            <w:tcW w:type="dxa" w:w="1814"/>
-            <w:shd w:val="clear" w:color="auto" w:fill="FFFFFF"/>
-            <w:tcBorders>
-              <w:top w:val="single" w:sz="4" w:space="0" w:color="000000"/>
-              <w:left w:val="single" w:sz="4" w:space="0" w:color="000000"/>
-              <w:bottom w:val="single" w:sz="4" w:space="0" w:color="000000"/>
-              <w:right w:val="single" w:sz="4" w:space="0" w:color="000000"/>
-            </w:tcBorders>
-            <w:vAlign w:val="center"/>
-          </w:tcPr>
-          <w:p>
-            <w:pPr>
-              <w:spacing w:before="40" w:after="40"/>
-              <w:jc w:val="left"/>
-            </w:pPr>
-            <w:r>
-              <w:rPr>
-                <w:rFonts w:ascii="Adani" w:hAnsi="Adani"/>
-                <w:b w:val="0"/>
-                <w:sz w:val="18"/>
-                <w:u w:val="none"/>
-              </w:rPr>
-              <w:t>Additional Director</w:t>
-            </w:r>
-          </w:p>
-        </w:tc>
-        <w:tc>
-          <w:tcPr>
-            <w:tcW w:type="dxa" w:w="1020"/>
-            <w:shd w:val="clear" w:color="auto" w:fill="FFFFFF"/>
-            <w:tcBorders>
-              <w:top w:val="single" w:sz="4" w:space="0" w:color="000000"/>
-              <w:left w:val="single" w:sz="4" w:space="0" w:color="000000"/>
-              <w:bottom w:val="single" w:sz="4" w:space="0" w:color="000000"/>
-              <w:right w:val="single" w:sz="4" w:space="0" w:color="000000"/>
-            </w:tcBorders>
-            <w:vAlign w:val="center"/>
-          </w:tcPr>
-          <w:p>
-            <w:pPr>
-              <w:spacing w:before="40" w:after="40"/>
-              <w:jc w:val="left"/>
-            </w:pPr>
-            <w:r>
-              <w:rPr>
-                <w:rFonts w:ascii="Adani" w:hAnsi="Adani"/>
-                <w:b w:val="0"/>
-                <w:sz w:val="18"/>
-                <w:u w:val="none"/>
-              </w:rPr>
-              <w:t>NIL</w:t>
-            </w:r>
-          </w:p>
-        </w:tc>
-        <w:tc>
-          <w:tcPr>
-            <w:tcW w:type="dxa" w:w="1247"/>
-            <w:shd w:val="clear" w:color="auto" w:fill="FFFFFF"/>
-            <w:tcBorders>
-              <w:top w:val="single" w:sz="4" w:space="0" w:color="000000"/>
-              <w:left w:val="single" w:sz="4" w:space="0" w:color="000000"/>
-              <w:bottom w:val="single" w:sz="4" w:space="0" w:color="000000"/>
-              <w:right w:val="single" w:sz="4" w:space="0" w:color="000000"/>
-            </w:tcBorders>
-            <w:vAlign w:val="center"/>
-          </w:tcPr>
-          <w:p>
-            <w:pPr>
-              <w:spacing w:before="40" w:after="40"/>
-              <w:jc w:val="left"/>
-            </w:pPr>
-            <w:r>
-              <w:rPr>
-                <w:rFonts w:ascii="Adani" w:hAnsi="Adani"/>
-                <w:b w:val="0"/>
-                <w:sz w:val="18"/>
-                <w:u w:val="none"/>
-              </w:rPr>
-              <w:t>20/09/2013</w:t>
             </w:r>
           </w:p>
         </w:tc>
@@ -3379,7 +1136,7 @@
                 <w:sz w:val="18"/>
                 <w:u w:val="none"/>
               </w:rPr>
-              <w:t>Date:   07th May, 2026</w:t>
+              <w:t>Date:   15th May, 2026</w:t>
             </w:r>
           </w:p>
         </w:tc>
@@ -3645,174 +1402,441 @@
         <w:t>:</w:t>
       </w:r>
     </w:p>
-    <w:p>
-      <w:pPr>
-        <w:pStyle w:val="ListNumber"/>
-        <w:spacing w:before="0" w:after="40"/>
-        <w:ind w:left="720"/>
-      </w:pPr>
-      <w:r>
-        <w:rPr>
-          <w:rFonts w:ascii="Adani" w:hAnsi="Adani"/>
-          <w:b w:val="0"/>
-          <w:sz w:val="20"/>
-          <w:u w:val="none"/>
-        </w:rPr>
-        <w:t>Father</w:t>
-        <w:tab/>
-        <w:tab/>
-        <w:t>:</w:t>
-        <w:tab/>
-        <w:t>NIL</w:t>
-      </w:r>
-    </w:p>
-    <w:p>
-      <w:pPr>
-        <w:pStyle w:val="ListNumber"/>
-        <w:spacing w:before="0" w:after="40"/>
-        <w:ind w:left="720"/>
-      </w:pPr>
-      <w:r>
-        <w:rPr>
-          <w:rFonts w:ascii="Adani" w:hAnsi="Adani"/>
-          <w:b w:val="0"/>
-          <w:sz w:val="20"/>
-          <w:u w:val="none"/>
-        </w:rPr>
-        <w:t>Mother</w:t>
-        <w:tab/>
-        <w:tab/>
-        <w:t>:</w:t>
-        <w:tab/>
-        <w:t>NIL</w:t>
-      </w:r>
-    </w:p>
-    <w:p>
-      <w:pPr>
-        <w:pStyle w:val="ListNumber"/>
-        <w:spacing w:before="0" w:after="40"/>
-        <w:ind w:left="720"/>
-      </w:pPr>
-      <w:r>
-        <w:rPr>
-          <w:rFonts w:ascii="Adani" w:hAnsi="Adani"/>
-          <w:b w:val="0"/>
-          <w:sz w:val="20"/>
-          <w:u w:val="none"/>
-        </w:rPr>
-        <w:t>Son</w:t>
-        <w:tab/>
-        <w:tab/>
-        <w:t>:</w:t>
-        <w:tab/>
-        <w:t>NIL</w:t>
-      </w:r>
-    </w:p>
-    <w:p>
-      <w:pPr>
-        <w:pStyle w:val="ListNumber"/>
-        <w:spacing w:before="0" w:after="40"/>
-        <w:ind w:left="720"/>
-      </w:pPr>
-      <w:r>
-        <w:rPr>
-          <w:rFonts w:ascii="Adani" w:hAnsi="Adani"/>
-          <w:b w:val="0"/>
-          <w:sz w:val="20"/>
-          <w:u w:val="none"/>
-        </w:rPr>
-        <w:t>Son's Wife</w:t>
-        <w:tab/>
-        <w:tab/>
-        <w:t>:</w:t>
-        <w:tab/>
-        <w:t>NIL</w:t>
-      </w:r>
-    </w:p>
-    <w:p>
-      <w:pPr>
-        <w:pStyle w:val="ListNumber"/>
-        <w:spacing w:before="0" w:after="40"/>
-        <w:ind w:left="720"/>
-      </w:pPr>
-      <w:r>
-        <w:rPr>
-          <w:rFonts w:ascii="Adani" w:hAnsi="Adani"/>
-          <w:b w:val="0"/>
-          <w:sz w:val="20"/>
-          <w:u w:val="none"/>
-        </w:rPr>
-        <w:t>Daughter</w:t>
-        <w:tab/>
-        <w:tab/>
-        <w:t>:</w:t>
-        <w:tab/>
-        <w:t>NIL</w:t>
-      </w:r>
-    </w:p>
-    <w:p>
-      <w:pPr>
-        <w:pStyle w:val="ListNumber"/>
-        <w:spacing w:before="0" w:after="40"/>
-        <w:ind w:left="720"/>
-      </w:pPr>
-      <w:r>
-        <w:rPr>
-          <w:rFonts w:ascii="Adani" w:hAnsi="Adani"/>
-          <w:b w:val="0"/>
-          <w:sz w:val="20"/>
-          <w:u w:val="none"/>
-        </w:rPr>
-        <w:t>Daughter's Husband</w:t>
-        <w:tab/>
-        <w:tab/>
-        <w:t>:</w:t>
-        <w:tab/>
-        <w:t>NIL</w:t>
-      </w:r>
-    </w:p>
-    <w:p>
-      <w:pPr>
-        <w:pStyle w:val="ListNumber"/>
-        <w:spacing w:before="0" w:after="40"/>
-        <w:ind w:left="720"/>
-      </w:pPr>
-      <w:r>
-        <w:rPr>
-          <w:rFonts w:ascii="Adani" w:hAnsi="Adani"/>
-          <w:b w:val="0"/>
-          <w:sz w:val="20"/>
-          <w:u w:val="none"/>
-        </w:rPr>
-        <w:t>Brother</w:t>
-        <w:tab/>
-        <w:tab/>
-        <w:t>:</w:t>
-        <w:tab/>
-        <w:t>NIL</w:t>
-      </w:r>
-    </w:p>
-    <w:p>
-      <w:pPr>
-        <w:pStyle w:val="ListNumber"/>
-        <w:spacing w:before="0" w:after="40"/>
-        <w:ind w:left="720"/>
-      </w:pPr>
-      <w:r>
-        <w:rPr>
-          <w:rFonts w:ascii="Adani" w:hAnsi="Adani"/>
-          <w:b w:val="0"/>
-          <w:sz w:val="20"/>
-          <w:u w:val="none"/>
-        </w:rPr>
-        <w:t>Sister</w:t>
-        <w:tab/>
-        <w:tab/>
-        <w:t>:</w:t>
-        <w:tab/>
-        <w:t>NIL</w:t>
-      </w:r>
-    </w:p>
+    <w:tbl>
+      <w:tblPr>
+        <w:tblW w:type="auto" w:w="0"/>
+        <w:jc w:val="left"/>
+        <w:tblLook w:firstColumn="1" w:firstRow="1" w:lastColumn="0" w:lastRow="0" w:noHBand="0" w:noVBand="1" w:val="04A0"/>
+      </w:tblPr>
+      <w:tblGrid>
+        <w:gridCol w:w="4536"/>
+        <w:gridCol w:w="4536"/>
+      </w:tblGrid>
+      <w:tr>
+        <w:tc>
+          <w:tcPr>
+            <w:tcW w:type="dxa" w:w="4536"/>
+            <w:tcBorders>
+              <w:top w:val="none"/>
+              <w:bottom w:val="none"/>
+              <w:left w:val="none"/>
+              <w:right w:val="none"/>
+            </w:tcBorders>
+          </w:tcPr>
+          <w:p>
+            <w:pPr>
+              <w:ind w:left="720"/>
+            </w:pPr>
+            <w:r>
+              <w:rPr>
+                <w:rFonts w:ascii="Adani" w:hAnsi="Adani"/>
+                <w:b w:val="0"/>
+                <w:sz w:val="20"/>
+                <w:u w:val="none"/>
+              </w:rPr>
+              <w:t>1.</w:t>
+              <w:tab/>
+              <w:t>Father</w:t>
+              <w:tab/>
+              <w:t>:</w:t>
+            </w:r>
+          </w:p>
+        </w:tc>
+        <w:tc>
+          <w:tcPr>
+            <w:tcW w:type="dxa" w:w="4536"/>
+            <w:tcBorders>
+              <w:top w:val="none"/>
+              <w:bottom w:val="none"/>
+              <w:left w:val="none"/>
+              <w:right w:val="none"/>
+            </w:tcBorders>
+          </w:tcPr>
+          <w:p>
+            <w:r>
+              <w:rPr>
+                <w:rFonts w:ascii="Adani" w:hAnsi="Adani"/>
+                <w:b w:val="0"/>
+                <w:sz w:val="20"/>
+                <w:u w:val="none"/>
+              </w:rPr>
+              <w:t>NIL</w:t>
+            </w:r>
+          </w:p>
+        </w:tc>
+      </w:tr>
+      <w:tr>
+        <w:tc>
+          <w:tcPr>
+            <w:tcW w:type="dxa" w:w="4536"/>
+            <w:tcBorders>
+              <w:top w:val="none"/>
+              <w:bottom w:val="none"/>
+              <w:left w:val="none"/>
+              <w:right w:val="none"/>
+            </w:tcBorders>
+          </w:tcPr>
+          <w:p>
+            <w:pPr>
+              <w:ind w:left="720"/>
+            </w:pPr>
+            <w:r>
+              <w:rPr>
+                <w:rFonts w:ascii="Adani" w:hAnsi="Adani"/>
+                <w:b w:val="0"/>
+                <w:sz w:val="20"/>
+                <w:u w:val="none"/>
+              </w:rPr>
+              <w:t>2.</w:t>
+              <w:tab/>
+              <w:t>Mother</w:t>
+              <w:tab/>
+              <w:t>:</w:t>
+            </w:r>
+          </w:p>
+        </w:tc>
+        <w:tc>
+          <w:tcPr>
+            <w:tcW w:type="dxa" w:w="4536"/>
+            <w:tcBorders>
+              <w:top w:val="none"/>
+              <w:bottom w:val="none"/>
+              <w:left w:val="none"/>
+              <w:right w:val="none"/>
+            </w:tcBorders>
+          </w:tcPr>
+          <w:p>
+            <w:r>
+              <w:rPr>
+                <w:rFonts w:ascii="Adani" w:hAnsi="Adani"/>
+                <w:b w:val="0"/>
+                <w:sz w:val="20"/>
+                <w:u w:val="none"/>
+              </w:rPr>
+              <w:t>NIL</w:t>
+            </w:r>
+          </w:p>
+        </w:tc>
+      </w:tr>
+      <w:tr>
+        <w:tc>
+          <w:tcPr>
+            <w:tcW w:type="dxa" w:w="4536"/>
+            <w:tcBorders>
+              <w:top w:val="none"/>
+              <w:bottom w:val="none"/>
+              <w:left w:val="none"/>
+              <w:right w:val="none"/>
+            </w:tcBorders>
+          </w:tcPr>
+          <w:p>
+            <w:pPr>
+              <w:ind w:left="720"/>
+            </w:pPr>
+            <w:r>
+              <w:rPr>
+                <w:rFonts w:ascii="Adani" w:hAnsi="Adani"/>
+                <w:b w:val="0"/>
+                <w:sz w:val="20"/>
+                <w:u w:val="none"/>
+              </w:rPr>
+              <w:t>3.</w:t>
+              <w:tab/>
+              <w:t>Son</w:t>
+              <w:tab/>
+              <w:t>:</w:t>
+            </w:r>
+          </w:p>
+        </w:tc>
+        <w:tc>
+          <w:tcPr>
+            <w:tcW w:type="dxa" w:w="4536"/>
+            <w:tcBorders>
+              <w:top w:val="none"/>
+              <w:bottom w:val="none"/>
+              <w:left w:val="none"/>
+              <w:right w:val="none"/>
+            </w:tcBorders>
+          </w:tcPr>
+          <w:p>
+            <w:r>
+              <w:rPr>
+                <w:rFonts w:ascii="Adani" w:hAnsi="Adani"/>
+                <w:b w:val="0"/>
+                <w:sz w:val="20"/>
+                <w:u w:val="none"/>
+              </w:rPr>
+              <w:t>NIL</w:t>
+            </w:r>
+          </w:p>
+        </w:tc>
+      </w:tr>
+      <w:tr>
+        <w:tc>
+          <w:tcPr>
+            <w:tcW w:type="dxa" w:w="4536"/>
+            <w:tcBorders>
+              <w:top w:val="none"/>
+              <w:bottom w:val="none"/>
+              <w:left w:val="none"/>
+              <w:right w:val="none"/>
+            </w:tcBorders>
+          </w:tcPr>
+          <w:p>
+            <w:pPr>
+              <w:ind w:left="720"/>
+            </w:pPr>
+            <w:r>
+              <w:rPr>
+                <w:rFonts w:ascii="Adani" w:hAnsi="Adani"/>
+                <w:b w:val="0"/>
+                <w:sz w:val="20"/>
+                <w:u w:val="none"/>
+              </w:rPr>
+              <w:t>4.</w:t>
+              <w:tab/>
+              <w:t>Son's Wife</w:t>
+              <w:tab/>
+              <w:t>:</w:t>
+            </w:r>
+          </w:p>
+        </w:tc>
+        <w:tc>
+          <w:tcPr>
+            <w:tcW w:type="dxa" w:w="4536"/>
+            <w:tcBorders>
+              <w:top w:val="none"/>
+              <w:bottom w:val="none"/>
+              <w:left w:val="none"/>
+              <w:right w:val="none"/>
+            </w:tcBorders>
+          </w:tcPr>
+          <w:p>
+            <w:r>
+              <w:rPr>
+                <w:rFonts w:ascii="Adani" w:hAnsi="Adani"/>
+                <w:b w:val="0"/>
+                <w:sz w:val="20"/>
+                <w:u w:val="none"/>
+              </w:rPr>
+              <w:t>NIL</w:t>
+            </w:r>
+          </w:p>
+        </w:tc>
+      </w:tr>
+      <w:tr>
+        <w:tc>
+          <w:tcPr>
+            <w:tcW w:type="dxa" w:w="4536"/>
+            <w:tcBorders>
+              <w:top w:val="none"/>
+              <w:bottom w:val="none"/>
+              <w:left w:val="none"/>
+              <w:right w:val="none"/>
+            </w:tcBorders>
+          </w:tcPr>
+          <w:p>
+            <w:pPr>
+              <w:ind w:left="720"/>
+            </w:pPr>
+            <w:r>
+              <w:rPr>
+                <w:rFonts w:ascii="Adani" w:hAnsi="Adani"/>
+                <w:b w:val="0"/>
+                <w:sz w:val="20"/>
+                <w:u w:val="none"/>
+              </w:rPr>
+              <w:t>5.</w:t>
+              <w:tab/>
+              <w:t>Daughter</w:t>
+              <w:tab/>
+              <w:t>:</w:t>
+            </w:r>
+          </w:p>
+        </w:tc>
+        <w:tc>
+          <w:tcPr>
+            <w:tcW w:type="dxa" w:w="4536"/>
+            <w:tcBorders>
+              <w:top w:val="none"/>
+              <w:bottom w:val="none"/>
+              <w:left w:val="none"/>
+              <w:right w:val="none"/>
+            </w:tcBorders>
+          </w:tcPr>
+          <w:p>
+            <w:r>
+              <w:rPr>
+                <w:rFonts w:ascii="Adani" w:hAnsi="Adani"/>
+                <w:b w:val="0"/>
+                <w:sz w:val="20"/>
+                <w:u w:val="none"/>
+              </w:rPr>
+              <w:t>NIL</w:t>
+            </w:r>
+          </w:p>
+        </w:tc>
+      </w:tr>
+      <w:tr>
+        <w:tc>
+          <w:tcPr>
+            <w:tcW w:type="dxa" w:w="4536"/>
+            <w:tcBorders>
+              <w:top w:val="none"/>
+              <w:bottom w:val="none"/>
+              <w:left w:val="none"/>
+              <w:right w:val="none"/>
+            </w:tcBorders>
+          </w:tcPr>
+          <w:p>
+            <w:pPr>
+              <w:ind w:left="720"/>
+            </w:pPr>
+            <w:r>
+              <w:rPr>
+                <w:rFonts w:ascii="Adani" w:hAnsi="Adani"/>
+                <w:b w:val="0"/>
+                <w:sz w:val="20"/>
+                <w:u w:val="none"/>
+              </w:rPr>
+              <w:t>6.</w:t>
+              <w:tab/>
+              <w:t>Daughter's Husband</w:t>
+              <w:tab/>
+              <w:t>:</w:t>
+            </w:r>
+          </w:p>
+        </w:tc>
+        <w:tc>
+          <w:tcPr>
+            <w:tcW w:type="dxa" w:w="4536"/>
+            <w:tcBorders>
+              <w:top w:val="none"/>
+              <w:bottom w:val="none"/>
+              <w:left w:val="none"/>
+              <w:right w:val="none"/>
+            </w:tcBorders>
+          </w:tcPr>
+          <w:p>
+            <w:r>
+              <w:rPr>
+                <w:rFonts w:ascii="Adani" w:hAnsi="Adani"/>
+                <w:b w:val="0"/>
+                <w:sz w:val="20"/>
+                <w:u w:val="none"/>
+              </w:rPr>
+              <w:t>NIL</w:t>
+            </w:r>
+          </w:p>
+        </w:tc>
+      </w:tr>
+      <w:tr>
+        <w:tc>
+          <w:tcPr>
+            <w:tcW w:type="dxa" w:w="4536"/>
+            <w:tcBorders>
+              <w:top w:val="none"/>
+              <w:bottom w:val="none"/>
+              <w:left w:val="none"/>
+              <w:right w:val="none"/>
+            </w:tcBorders>
+          </w:tcPr>
+          <w:p>
+            <w:pPr>
+              <w:ind w:left="720"/>
+            </w:pPr>
+            <w:r>
+              <w:rPr>
+                <w:rFonts w:ascii="Adani" w:hAnsi="Adani"/>
+                <w:b w:val="0"/>
+                <w:sz w:val="20"/>
+                <w:u w:val="none"/>
+              </w:rPr>
+              <w:t>7.</w:t>
+              <w:tab/>
+              <w:t>Brother</w:t>
+              <w:tab/>
+              <w:t>:</w:t>
+            </w:r>
+          </w:p>
+        </w:tc>
+        <w:tc>
+          <w:tcPr>
+            <w:tcW w:type="dxa" w:w="4536"/>
+            <w:tcBorders>
+              <w:top w:val="none"/>
+              <w:bottom w:val="none"/>
+              <w:left w:val="none"/>
+              <w:right w:val="none"/>
+            </w:tcBorders>
+          </w:tcPr>
+          <w:p>
+            <w:r>
+              <w:rPr>
+                <w:rFonts w:ascii="Adani" w:hAnsi="Adani"/>
+                <w:b w:val="0"/>
+                <w:sz w:val="20"/>
+                <w:u w:val="none"/>
+              </w:rPr>
+              <w:t>NIL</w:t>
+            </w:r>
+          </w:p>
+        </w:tc>
+      </w:tr>
+      <w:tr>
+        <w:tc>
+          <w:tcPr>
+            <w:tcW w:type="dxa" w:w="4536"/>
+            <w:tcBorders>
+              <w:top w:val="none"/>
+              <w:bottom w:val="none"/>
+              <w:left w:val="none"/>
+              <w:right w:val="none"/>
+            </w:tcBorders>
+          </w:tcPr>
+          <w:p>
+            <w:pPr>
+              <w:ind w:left="720"/>
+            </w:pPr>
+            <w:r>
+              <w:rPr>
+                <w:rFonts w:ascii="Adani" w:hAnsi="Adani"/>
+                <w:b w:val="0"/>
+                <w:sz w:val="20"/>
+                <w:u w:val="none"/>
+              </w:rPr>
+              <w:t>8.</w:t>
+              <w:tab/>
+              <w:t>Sister</w:t>
+              <w:tab/>
+              <w:t>:</w:t>
+            </w:r>
+          </w:p>
+        </w:tc>
+        <w:tc>
+          <w:tcPr>
+            <w:tcW w:type="dxa" w:w="4536"/>
+            <w:tcBorders>
+              <w:top w:val="none"/>
+              <w:bottom w:val="none"/>
+              <w:left w:val="none"/>
+              <w:right w:val="none"/>
+            </w:tcBorders>
+          </w:tcPr>
+          <w:p>
+            <w:r>
+              <w:rPr>
+                <w:rFonts w:ascii="Adani" w:hAnsi="Adani"/>
+                <w:b w:val="0"/>
+                <w:sz w:val="20"/>
+                <w:u w:val="none"/>
+              </w:rPr>
+              <w:t>NIL</w:t>
+            </w:r>
+          </w:p>
+        </w:tc>
+      </w:tr>
+    </w:tbl>
     <w:p/>
     <w:p>
       <w:pPr>
@@ -4149,7 +2173,7 @@
                 <w:sz w:val="18"/>
                 <w:u w:val="none"/>
               </w:rPr>
-              <w:t>Date:   07th May, 2026</w:t>
+              <w:t>Date:   15th May, 2026</w:t>
             </w:r>
           </w:p>
         </w:tc>
@@ -4310,7 +2334,7 @@
           <w:sz w:val="20"/>
           <w:u w:val="none"/>
         </w:rPr>
-        <w:t>07th May, 2026</w:t>
+        <w:t>15th May, 2026</w:t>
       </w:r>
     </w:p>
     <w:p>
@@ -4370,6 +2394,21 @@
           <w:sz w:val="20"/>
           <w:u w:val="none"/>
         </w:rPr>
+        <w:t>ADANI RENEWABLE ENERGY NINE LIMITED</w:t>
+      </w:r>
+    </w:p>
+    <w:p>
+      <w:pPr>
+        <w:spacing w:before="0" w:after="20"/>
+        <w:jc w:val="left"/>
+      </w:pPr>
+      <w:r>
+        <w:rPr>
+          <w:rFonts w:ascii="Adani" w:hAnsi="Adani"/>
+          <w:b/>
+          <w:sz w:val="20"/>
+          <w:u w:val="none"/>
+        </w:rPr>
         <w:t>ADANI GREEN ENERGY TWENTY THREE LIMITED</w:t>
       </w:r>
     </w:p>
@@ -4385,232 +2424,7 @@
           <w:sz w:val="20"/>
           <w:u w:val="none"/>
         </w:rPr>
-        <w:t>ADANI RENEWABLE ENERGY NINE LIMITED</w:t>
-      </w:r>
-    </w:p>
-    <w:p>
-      <w:pPr>
-        <w:spacing w:before="0" w:after="20"/>
-        <w:jc w:val="left"/>
-      </w:pPr>
-      <w:r>
-        <w:rPr>
-          <w:rFonts w:ascii="Adani" w:hAnsi="Adani"/>
-          <w:b/>
-          <w:sz w:val="20"/>
-          <w:u w:val="none"/>
-        </w:rPr>
         <w:t>ADANI GREEN ENERGY LIMITED</w:t>
-      </w:r>
-    </w:p>
-    <w:p>
-      <w:pPr>
-        <w:spacing w:before="0" w:after="20"/>
-        <w:jc w:val="left"/>
-      </w:pPr>
-      <w:r>
-        <w:rPr>
-          <w:rFonts w:ascii="Adani" w:hAnsi="Adani"/>
-          <w:b/>
-          <w:sz w:val="20"/>
-          <w:u w:val="none"/>
-        </w:rPr>
-        <w:t>MAITHON POWER LIMITED</w:t>
-      </w:r>
-    </w:p>
-    <w:p>
-      <w:pPr>
-        <w:spacing w:before="0" w:after="20"/>
-        <w:jc w:val="left"/>
-      </w:pPr>
-      <w:r>
-        <w:rPr>
-          <w:rFonts w:ascii="Adani" w:hAnsi="Adani"/>
-          <w:b/>
-          <w:sz w:val="20"/>
-          <w:u w:val="none"/>
-        </w:rPr>
-        <w:t>PRAYAGRAJ POWER GENERATION COMPANY LIMITED</w:t>
-      </w:r>
-    </w:p>
-    <w:p>
-      <w:pPr>
-        <w:spacing w:before="0" w:after="20"/>
-        <w:jc w:val="left"/>
-      </w:pPr>
-      <w:r>
-        <w:rPr>
-          <w:rFonts w:ascii="Adani" w:hAnsi="Adani"/>
-          <w:b/>
-          <w:sz w:val="20"/>
-          <w:u w:val="none"/>
-        </w:rPr>
-        <w:t>TP SOLAR LIMITED</w:t>
-      </w:r>
-    </w:p>
-    <w:p>
-      <w:pPr>
-        <w:spacing w:before="0" w:after="20"/>
-        <w:jc w:val="left"/>
-      </w:pPr>
-      <w:r>
-        <w:rPr>
-          <w:rFonts w:ascii="Adani" w:hAnsi="Adani"/>
-          <w:b/>
-          <w:sz w:val="20"/>
-          <w:u w:val="none"/>
-        </w:rPr>
-        <w:t>TATA POWER GREEN ENERGY LIMITED</w:t>
-      </w:r>
-    </w:p>
-    <w:p>
-      <w:pPr>
-        <w:spacing w:before="0" w:after="20"/>
-        <w:jc w:val="left"/>
-      </w:pPr>
-      <w:r>
-        <w:rPr>
-          <w:rFonts w:ascii="Adani" w:hAnsi="Adani"/>
-          <w:b/>
-          <w:sz w:val="20"/>
-          <w:u w:val="none"/>
-        </w:rPr>
-        <w:t>SUPA WINDFARM LIMITED</w:t>
-      </w:r>
-    </w:p>
-    <w:p>
-      <w:pPr>
-        <w:spacing w:before="0" w:after="20"/>
-        <w:jc w:val="left"/>
-      </w:pPr>
-      <w:r>
-        <w:rPr>
-          <w:rFonts w:ascii="Adani" w:hAnsi="Adani"/>
-          <w:b/>
-          <w:sz w:val="20"/>
-          <w:u w:val="none"/>
-        </w:rPr>
-        <w:t>TP SAURYA LIMITED</w:t>
-      </w:r>
-    </w:p>
-    <w:p>
-      <w:pPr>
-        <w:spacing w:before="0" w:after="20"/>
-        <w:jc w:val="left"/>
-      </w:pPr>
-      <w:r>
-        <w:rPr>
-          <w:rFonts w:ascii="Adani" w:hAnsi="Adani"/>
-          <w:b/>
-          <w:sz w:val="20"/>
-          <w:u w:val="none"/>
-        </w:rPr>
-        <w:t>TP RENEWABLE MICROGRID LIMITED</w:t>
-      </w:r>
-    </w:p>
-    <w:p>
-      <w:pPr>
-        <w:spacing w:before="0" w:after="20"/>
-        <w:jc w:val="left"/>
-      </w:pPr>
-      <w:r>
-        <w:rPr>
-          <w:rFonts w:ascii="Adani" w:hAnsi="Adani"/>
-          <w:b/>
-          <w:sz w:val="20"/>
-          <w:u w:val="none"/>
-        </w:rPr>
-        <w:t>WALWHAN RENEWABLE ENERGY LIMITED</w:t>
-      </w:r>
-    </w:p>
-    <w:p>
-      <w:pPr>
-        <w:spacing w:before="0" w:after="20"/>
-        <w:jc w:val="left"/>
-      </w:pPr>
-      <w:r>
-        <w:rPr>
-          <w:rFonts w:ascii="Adani" w:hAnsi="Adani"/>
-          <w:b/>
-          <w:sz w:val="20"/>
-          <w:u w:val="none"/>
-        </w:rPr>
-        <w:t>WALWHAN SOLAR MP LIMITED</w:t>
-      </w:r>
-    </w:p>
-    <w:p>
-      <w:pPr>
-        <w:spacing w:before="0" w:after="20"/>
-        <w:jc w:val="left"/>
-      </w:pPr>
-      <w:r>
-        <w:rPr>
-          <w:rFonts w:ascii="Adani" w:hAnsi="Adani"/>
-          <w:b/>
-          <w:sz w:val="20"/>
-          <w:u w:val="none"/>
-        </w:rPr>
-        <w:t>WALWHAN WIND RJ LIMITED</w:t>
-      </w:r>
-    </w:p>
-    <w:p>
-      <w:pPr>
-        <w:spacing w:before="0" w:after="20"/>
-        <w:jc w:val="left"/>
-      </w:pPr>
-      <w:r>
-        <w:rPr>
-          <w:rFonts w:ascii="Adani" w:hAnsi="Adani"/>
-          <w:b/>
-          <w:sz w:val="20"/>
-          <w:u w:val="none"/>
-        </w:rPr>
-        <w:t>WALWHAN SOLAR TN LIMITED</w:t>
-      </w:r>
-    </w:p>
-    <w:p>
-      <w:pPr>
-        <w:spacing w:before="0" w:after="20"/>
-        <w:jc w:val="left"/>
-      </w:pPr>
-      <w:r>
-        <w:rPr>
-          <w:rFonts w:ascii="Adani" w:hAnsi="Adani"/>
-          <w:b/>
-          <w:sz w:val="20"/>
-          <w:u w:val="none"/>
-        </w:rPr>
-        <w:t>WALWHAN SOLAR PB LIMITED</w:t>
-      </w:r>
-    </w:p>
-    <w:p>
-      <w:pPr>
-        <w:spacing w:before="0" w:after="20"/>
-        <w:jc w:val="left"/>
-      </w:pPr>
-      <w:r>
-        <w:rPr>
-          <w:rFonts w:ascii="Adani" w:hAnsi="Adani"/>
-          <w:b/>
-          <w:sz w:val="20"/>
-          <w:u w:val="none"/>
-        </w:rPr>
-        <w:t>TATA POWER RENEWABLE ENERGY LIMITED</w:t>
-      </w:r>
-    </w:p>
-    <w:p>
-      <w:pPr>
-        <w:spacing w:before="0" w:after="20"/>
-        <w:jc w:val="left"/>
-      </w:pPr>
-      <w:r>
-        <w:rPr>
-          <w:rFonts w:ascii="Adani" w:hAnsi="Adani"/>
-          <w:b/>
-          <w:sz w:val="20"/>
-          <w:u w:val="none"/>
-        </w:rPr>
-        <w:t>TATA POWER SOLAR SYSTEMS LIMITED</w:t>
       </w:r>
     </w:p>
     <w:p/>
@@ -4686,6 +2500,21 @@
           <w:sz w:val="20"/>
           <w:u w:val="none"/>
         </w:rPr>
+        <w:t>ADANI RENEWABLE ENERGY NINE LIMITED</w:t>
+      </w:r>
+    </w:p>
+    <w:p>
+      <w:pPr>
+        <w:spacing w:before="0" w:after="20"/>
+        <w:jc w:val="left"/>
+      </w:pPr>
+      <w:r>
+        <w:rPr>
+          <w:rFonts w:ascii="Adani" w:hAnsi="Adani"/>
+          <w:b w:val="0"/>
+          <w:sz w:val="20"/>
+          <w:u w:val="none"/>
+        </w:rPr>
         <w:t>ADANI GREEN ENERGY TWENTY THREE LIMITED</w:t>
       </w:r>
     </w:p>
@@ -4701,232 +2530,7 @@
           <w:sz w:val="20"/>
           <w:u w:val="none"/>
         </w:rPr>
-        <w:t>ADANI RENEWABLE ENERGY NINE LIMITED</w:t>
-      </w:r>
-    </w:p>
-    <w:p>
-      <w:pPr>
-        <w:spacing w:before="0" w:after="20"/>
-        <w:jc w:val="left"/>
-      </w:pPr>
-      <w:r>
-        <w:rPr>
-          <w:rFonts w:ascii="Adani" w:hAnsi="Adani"/>
-          <w:b w:val="0"/>
-          <w:sz w:val="20"/>
-          <w:u w:val="none"/>
-        </w:rPr>
         <w:t>ADANI GREEN ENERGY LIMITED</w:t>
-      </w:r>
-    </w:p>
-    <w:p>
-      <w:pPr>
-        <w:spacing w:before="0" w:after="20"/>
-        <w:jc w:val="left"/>
-      </w:pPr>
-      <w:r>
-        <w:rPr>
-          <w:rFonts w:ascii="Adani" w:hAnsi="Adani"/>
-          <w:b w:val="0"/>
-          <w:sz w:val="20"/>
-          <w:u w:val="none"/>
-        </w:rPr>
-        <w:t>MAITHON POWER LIMITED</w:t>
-      </w:r>
-    </w:p>
-    <w:p>
-      <w:pPr>
-        <w:spacing w:before="0" w:after="20"/>
-        <w:jc w:val="left"/>
-      </w:pPr>
-      <w:r>
-        <w:rPr>
-          <w:rFonts w:ascii="Adani" w:hAnsi="Adani"/>
-          <w:b w:val="0"/>
-          <w:sz w:val="20"/>
-          <w:u w:val="none"/>
-        </w:rPr>
-        <w:t>PRAYAGRAJ POWER GENERATION COMPANY LIMITED</w:t>
-      </w:r>
-    </w:p>
-    <w:p>
-      <w:pPr>
-        <w:spacing w:before="0" w:after="20"/>
-        <w:jc w:val="left"/>
-      </w:pPr>
-      <w:r>
-        <w:rPr>
-          <w:rFonts w:ascii="Adani" w:hAnsi="Adani"/>
-          <w:b w:val="0"/>
-          <w:sz w:val="20"/>
-          <w:u w:val="none"/>
-        </w:rPr>
-        <w:t>TP SOLAR LIMITED</w:t>
-      </w:r>
-    </w:p>
-    <w:p>
-      <w:pPr>
-        <w:spacing w:before="0" w:after="20"/>
-        <w:jc w:val="left"/>
-      </w:pPr>
-      <w:r>
-        <w:rPr>
-          <w:rFonts w:ascii="Adani" w:hAnsi="Adani"/>
-          <w:b w:val="0"/>
-          <w:sz w:val="20"/>
-          <w:u w:val="none"/>
-        </w:rPr>
-        <w:t>TATA POWER GREEN ENERGY LIMITED</w:t>
-      </w:r>
-    </w:p>
-    <w:p>
-      <w:pPr>
-        <w:spacing w:before="0" w:after="20"/>
-        <w:jc w:val="left"/>
-      </w:pPr>
-      <w:r>
-        <w:rPr>
-          <w:rFonts w:ascii="Adani" w:hAnsi="Adani"/>
-          <w:b w:val="0"/>
-          <w:sz w:val="20"/>
-          <w:u w:val="none"/>
-        </w:rPr>
-        <w:t>SUPA WINDFARM LIMITED</w:t>
-      </w:r>
-    </w:p>
-    <w:p>
-      <w:pPr>
-        <w:spacing w:before="0" w:after="20"/>
-        <w:jc w:val="left"/>
-      </w:pPr>
-      <w:r>
-        <w:rPr>
-          <w:rFonts w:ascii="Adani" w:hAnsi="Adani"/>
-          <w:b w:val="0"/>
-          <w:sz w:val="20"/>
-          <w:u w:val="none"/>
-        </w:rPr>
-        <w:t>TP SAURYA LIMITED</w:t>
-      </w:r>
-    </w:p>
-    <w:p>
-      <w:pPr>
-        <w:spacing w:before="0" w:after="20"/>
-        <w:jc w:val="left"/>
-      </w:pPr>
-      <w:r>
-        <w:rPr>
-          <w:rFonts w:ascii="Adani" w:hAnsi="Adani"/>
-          <w:b w:val="0"/>
-          <w:sz w:val="20"/>
-          <w:u w:val="none"/>
-        </w:rPr>
-        <w:t>TP RENEWABLE MICROGRID LIMITED</w:t>
-      </w:r>
-    </w:p>
-    <w:p>
-      <w:pPr>
-        <w:spacing w:before="0" w:after="20"/>
-        <w:jc w:val="left"/>
-      </w:pPr>
-      <w:r>
-        <w:rPr>
-          <w:rFonts w:ascii="Adani" w:hAnsi="Adani"/>
-          <w:b w:val="0"/>
-          <w:sz w:val="20"/>
-          <w:u w:val="none"/>
-        </w:rPr>
-        <w:t>WALWHAN RENEWABLE ENERGY LIMITED</w:t>
-      </w:r>
-    </w:p>
-    <w:p>
-      <w:pPr>
-        <w:spacing w:before="0" w:after="20"/>
-        <w:jc w:val="left"/>
-      </w:pPr>
-      <w:r>
-        <w:rPr>
-          <w:rFonts w:ascii="Adani" w:hAnsi="Adani"/>
-          <w:b w:val="0"/>
-          <w:sz w:val="20"/>
-          <w:u w:val="none"/>
-        </w:rPr>
-        <w:t>WALWHAN SOLAR MP LIMITED</w:t>
-      </w:r>
-    </w:p>
-    <w:p>
-      <w:pPr>
-        <w:spacing w:before="0" w:after="20"/>
-        <w:jc w:val="left"/>
-      </w:pPr>
-      <w:r>
-        <w:rPr>
-          <w:rFonts w:ascii="Adani" w:hAnsi="Adani"/>
-          <w:b w:val="0"/>
-          <w:sz w:val="20"/>
-          <w:u w:val="none"/>
-        </w:rPr>
-        <w:t>WALWHAN WIND RJ LIMITED</w:t>
-      </w:r>
-    </w:p>
-    <w:p>
-      <w:pPr>
-        <w:spacing w:before="0" w:after="20"/>
-        <w:jc w:val="left"/>
-      </w:pPr>
-      <w:r>
-        <w:rPr>
-          <w:rFonts w:ascii="Adani" w:hAnsi="Adani"/>
-          <w:b w:val="0"/>
-          <w:sz w:val="20"/>
-          <w:u w:val="none"/>
-        </w:rPr>
-        <w:t>WALWHAN SOLAR TN LIMITED</w:t>
-      </w:r>
-    </w:p>
-    <w:p>
-      <w:pPr>
-        <w:spacing w:before="0" w:after="20"/>
-        <w:jc w:val="left"/>
-      </w:pPr>
-      <w:r>
-        <w:rPr>
-          <w:rFonts w:ascii="Adani" w:hAnsi="Adani"/>
-          <w:b w:val="0"/>
-          <w:sz w:val="20"/>
-          <w:u w:val="none"/>
-        </w:rPr>
-        <w:t>WALWHAN SOLAR PB LIMITED</w:t>
-      </w:r>
-    </w:p>
-    <w:p>
-      <w:pPr>
-        <w:spacing w:before="0" w:after="20"/>
-        <w:jc w:val="left"/>
-      </w:pPr>
-      <w:r>
-        <w:rPr>
-          <w:rFonts w:ascii="Adani" w:hAnsi="Adani"/>
-          <w:b w:val="0"/>
-          <w:sz w:val="20"/>
-          <w:u w:val="none"/>
-        </w:rPr>
-        <w:t>TATA POWER RENEWABLE ENERGY LIMITED</w:t>
-      </w:r>
-    </w:p>
-    <w:p>
-      <w:pPr>
-        <w:spacing w:before="0" w:after="20"/>
-        <w:jc w:val="left"/>
-      </w:pPr>
-      <w:r>
-        <w:rPr>
-          <w:rFonts w:ascii="Adani" w:hAnsi="Adani"/>
-          <w:b w:val="0"/>
-          <w:sz w:val="20"/>
-          <w:u w:val="none"/>
-        </w:rPr>
-        <w:t>TATA POWER SOLAR SYSTEMS LIMITED</w:t>
       </w:r>
     </w:p>
     <w:p/>
@@ -5752,7 +3356,7 @@
                 <w:sz w:val="18"/>
                 <w:u w:val="none"/>
               </w:rPr>
-              <w:t>18</w:t>
+              <w:t>4</w:t>
             </w:r>
           </w:p>
         </w:tc>
@@ -6039,7 +3643,7 @@
                 <w:sz w:val="18"/>
                 <w:u w:val="none"/>
               </w:rPr>
-              <w:t>U40108GJ2020PLC111950</w:t>
+              <w:t>U40300GJ2021PLC120854</w:t>
             </w:r>
           </w:p>
         </w:tc>
@@ -6067,7 +3671,7 @@
                 <w:sz w:val="18"/>
                 <w:u w:val="none"/>
               </w:rPr>
-              <w:t>ADANI GREEN ENERGY TWENTY THREE LIMITED</w:t>
+              <w:t>ADANI RENEWABLE ENERGY NINE LIMITED</w:t>
             </w:r>
           </w:p>
         </w:tc>
@@ -6153,7 +3757,7 @@
                 <w:sz w:val="18"/>
                 <w:u w:val="none"/>
               </w:rPr>
-              <w:t>U40300GJ2021PLC120854</w:t>
+              <w:t>U40108GJ2020PLC111950</w:t>
             </w:r>
           </w:p>
         </w:tc>
@@ -6181,7 +3785,7 @@
                 <w:sz w:val="18"/>
                 <w:u w:val="none"/>
               </w:rPr>
-              <w:t>ADANI RENEWABLE ENERGY NINE LIMITED</w:t>
+              <w:t>ADANI GREEN ENERGY TWENTY THREE LIMITED</w:t>
             </w:r>
           </w:p>
         </w:tc>
@@ -6352,1602 +3956,6 @@
                 <w:u w:val="none"/>
               </w:rPr>
               <w:t>01/04/2025</w:t>
-            </w:r>
-          </w:p>
-        </w:tc>
-      </w:tr>
-      <w:tr>
-        <w:tc>
-          <w:tcPr>
-            <w:tcW w:type="dxa" w:w="2268"/>
-            <w:shd w:val="clear" w:color="auto" w:fill="FFFFFF"/>
-            <w:tcBorders>
-              <w:top w:val="single" w:sz="4" w:space="0" w:color="000000"/>
-              <w:left w:val="single" w:sz="4" w:space="0" w:color="000000"/>
-              <w:bottom w:val="single" w:sz="4" w:space="0" w:color="000000"/>
-              <w:right w:val="single" w:sz="4" w:space="0" w:color="000000"/>
-            </w:tcBorders>
-            <w:vAlign w:val="center"/>
-          </w:tcPr>
-          <w:p>
-            <w:pPr>
-              <w:spacing w:before="40" w:after="40"/>
-              <w:jc w:val="left"/>
-            </w:pPr>
-            <w:r>
-              <w:rPr>
-                <w:rFonts w:ascii="Adani" w:hAnsi="Adani"/>
-                <w:b w:val="0"/>
-                <w:sz w:val="18"/>
-                <w:u w:val="none"/>
-              </w:rPr>
-              <w:t>U74899MH2000PLC267297</w:t>
-            </w:r>
-          </w:p>
-        </w:tc>
-        <w:tc>
-          <w:tcPr>
-            <w:tcW w:type="dxa" w:w="4252"/>
-            <w:shd w:val="clear" w:color="auto" w:fill="FFFFFF"/>
-            <w:tcBorders>
-              <w:top w:val="single" w:sz="4" w:space="0" w:color="000000"/>
-              <w:left w:val="single" w:sz="4" w:space="0" w:color="000000"/>
-              <w:bottom w:val="single" w:sz="4" w:space="0" w:color="000000"/>
-              <w:right w:val="single" w:sz="4" w:space="0" w:color="000000"/>
-            </w:tcBorders>
-            <w:vAlign w:val="center"/>
-          </w:tcPr>
-          <w:p>
-            <w:pPr>
-              <w:spacing w:before="40" w:after="40"/>
-              <w:jc w:val="left"/>
-            </w:pPr>
-            <w:r>
-              <w:rPr>
-                <w:rFonts w:ascii="Adani" w:hAnsi="Adani"/>
-                <w:b w:val="0"/>
-                <w:sz w:val="18"/>
-                <w:u w:val="none"/>
-              </w:rPr>
-              <w:t>MAITHON POWER LIMITED</w:t>
-            </w:r>
-          </w:p>
-        </w:tc>
-        <w:tc>
-          <w:tcPr>
-            <w:tcW w:type="dxa" w:w="1587"/>
-            <w:shd w:val="clear" w:color="auto" w:fill="FFFFFF"/>
-            <w:tcBorders>
-              <w:top w:val="single" w:sz="4" w:space="0" w:color="000000"/>
-              <w:left w:val="single" w:sz="4" w:space="0" w:color="000000"/>
-              <w:bottom w:val="single" w:sz="4" w:space="0" w:color="000000"/>
-              <w:right w:val="single" w:sz="4" w:space="0" w:color="000000"/>
-            </w:tcBorders>
-            <w:vAlign w:val="center"/>
-          </w:tcPr>
-          <w:p>
-            <w:pPr>
-              <w:spacing w:before="40" w:after="40"/>
-              <w:jc w:val="left"/>
-            </w:pPr>
-            <w:r>
-              <w:rPr>
-                <w:rFonts w:ascii="Adani" w:hAnsi="Adani"/>
-                <w:b w:val="0"/>
-                <w:sz w:val="18"/>
-                <w:u w:val="none"/>
-              </w:rPr>
-              <w:t>Additional Director</w:t>
-            </w:r>
-          </w:p>
-        </w:tc>
-        <w:tc>
-          <w:tcPr>
-            <w:tcW w:type="dxa" w:w="1304"/>
-            <w:shd w:val="clear" w:color="auto" w:fill="FFFFFF"/>
-            <w:tcBorders>
-              <w:top w:val="single" w:sz="4" w:space="0" w:color="000000"/>
-              <w:left w:val="single" w:sz="4" w:space="0" w:color="000000"/>
-              <w:bottom w:val="single" w:sz="4" w:space="0" w:color="000000"/>
-              <w:right w:val="single" w:sz="4" w:space="0" w:color="000000"/>
-            </w:tcBorders>
-            <w:vAlign w:val="center"/>
-          </w:tcPr>
-          <w:p>
-            <w:pPr>
-              <w:spacing w:before="40" w:after="40"/>
-              <w:jc w:val="left"/>
-            </w:pPr>
-            <w:r>
-              <w:rPr>
-                <w:rFonts w:ascii="Adani" w:hAnsi="Adani"/>
-                <w:b w:val="0"/>
-                <w:sz w:val="18"/>
-                <w:u w:val="none"/>
-              </w:rPr>
-              <w:t>30/11/2023</w:t>
-            </w:r>
-          </w:p>
-        </w:tc>
-      </w:tr>
-      <w:tr>
-        <w:tc>
-          <w:tcPr>
-            <w:tcW w:type="dxa" w:w="2268"/>
-            <w:shd w:val="clear" w:color="auto" w:fill="FFFFFF"/>
-            <w:tcBorders>
-              <w:top w:val="single" w:sz="4" w:space="0" w:color="000000"/>
-              <w:left w:val="single" w:sz="4" w:space="0" w:color="000000"/>
-              <w:bottom w:val="single" w:sz="4" w:space="0" w:color="000000"/>
-              <w:right w:val="single" w:sz="4" w:space="0" w:color="000000"/>
-            </w:tcBorders>
-            <w:vAlign w:val="center"/>
-          </w:tcPr>
-          <w:p>
-            <w:pPr>
-              <w:spacing w:before="40" w:after="40"/>
-              <w:jc w:val="left"/>
-            </w:pPr>
-            <w:r>
-              <w:rPr>
-                <w:rFonts w:ascii="Adani" w:hAnsi="Adani"/>
-                <w:b w:val="0"/>
-                <w:sz w:val="18"/>
-                <w:u w:val="none"/>
-              </w:rPr>
-              <w:t>U40101UP2007PLC032835</w:t>
-            </w:r>
-          </w:p>
-        </w:tc>
-        <w:tc>
-          <w:tcPr>
-            <w:tcW w:type="dxa" w:w="4252"/>
-            <w:shd w:val="clear" w:color="auto" w:fill="FFFFFF"/>
-            <w:tcBorders>
-              <w:top w:val="single" w:sz="4" w:space="0" w:color="000000"/>
-              <w:left w:val="single" w:sz="4" w:space="0" w:color="000000"/>
-              <w:bottom w:val="single" w:sz="4" w:space="0" w:color="000000"/>
-              <w:right w:val="single" w:sz="4" w:space="0" w:color="000000"/>
-            </w:tcBorders>
-            <w:vAlign w:val="center"/>
-          </w:tcPr>
-          <w:p>
-            <w:pPr>
-              <w:spacing w:before="40" w:after="40"/>
-              <w:jc w:val="left"/>
-            </w:pPr>
-            <w:r>
-              <w:rPr>
-                <w:rFonts w:ascii="Adani" w:hAnsi="Adani"/>
-                <w:b w:val="0"/>
-                <w:sz w:val="18"/>
-                <w:u w:val="none"/>
-              </w:rPr>
-              <w:t>PRAYAGRAJ POWER GENERATION COMPANY LIMITED</w:t>
-            </w:r>
-          </w:p>
-        </w:tc>
-        <w:tc>
-          <w:tcPr>
-            <w:tcW w:type="dxa" w:w="1587"/>
-            <w:shd w:val="clear" w:color="auto" w:fill="FFFFFF"/>
-            <w:tcBorders>
-              <w:top w:val="single" w:sz="4" w:space="0" w:color="000000"/>
-              <w:left w:val="single" w:sz="4" w:space="0" w:color="000000"/>
-              <w:bottom w:val="single" w:sz="4" w:space="0" w:color="000000"/>
-              <w:right w:val="single" w:sz="4" w:space="0" w:color="000000"/>
-            </w:tcBorders>
-            <w:vAlign w:val="center"/>
-          </w:tcPr>
-          <w:p>
-            <w:pPr>
-              <w:spacing w:before="40" w:after="40"/>
-              <w:jc w:val="left"/>
-            </w:pPr>
-            <w:r>
-              <w:rPr>
-                <w:rFonts w:ascii="Adani" w:hAnsi="Adani"/>
-                <w:b w:val="0"/>
-                <w:sz w:val="18"/>
-                <w:u w:val="none"/>
-              </w:rPr>
-              <w:t>Additional Director</w:t>
-            </w:r>
-          </w:p>
-        </w:tc>
-        <w:tc>
-          <w:tcPr>
-            <w:tcW w:type="dxa" w:w="1304"/>
-            <w:shd w:val="clear" w:color="auto" w:fill="FFFFFF"/>
-            <w:tcBorders>
-              <w:top w:val="single" w:sz="4" w:space="0" w:color="000000"/>
-              <w:left w:val="single" w:sz="4" w:space="0" w:color="000000"/>
-              <w:bottom w:val="single" w:sz="4" w:space="0" w:color="000000"/>
-              <w:right w:val="single" w:sz="4" w:space="0" w:color="000000"/>
-            </w:tcBorders>
-            <w:vAlign w:val="center"/>
-          </w:tcPr>
-          <w:p>
-            <w:pPr>
-              <w:spacing w:before="40" w:after="40"/>
-              <w:jc w:val="left"/>
-            </w:pPr>
-            <w:r>
-              <w:rPr>
-                <w:rFonts w:ascii="Adani" w:hAnsi="Adani"/>
-                <w:b w:val="0"/>
-                <w:sz w:val="18"/>
-                <w:u w:val="none"/>
-              </w:rPr>
-              <w:t>02/11/2023</w:t>
-            </w:r>
-          </w:p>
-        </w:tc>
-      </w:tr>
-      <w:tr>
-        <w:tc>
-          <w:tcPr>
-            <w:tcW w:type="dxa" w:w="2268"/>
-            <w:shd w:val="clear" w:color="auto" w:fill="FFFFFF"/>
-            <w:tcBorders>
-              <w:top w:val="single" w:sz="4" w:space="0" w:color="000000"/>
-              <w:left w:val="single" w:sz="4" w:space="0" w:color="000000"/>
-              <w:bottom w:val="single" w:sz="4" w:space="0" w:color="000000"/>
-              <w:right w:val="single" w:sz="4" w:space="0" w:color="000000"/>
-            </w:tcBorders>
-            <w:vAlign w:val="center"/>
-          </w:tcPr>
-          <w:p>
-            <w:pPr>
-              <w:spacing w:before="40" w:after="40"/>
-              <w:jc w:val="left"/>
-            </w:pPr>
-            <w:r>
-              <w:rPr>
-                <w:rFonts w:ascii="Adani" w:hAnsi="Adani"/>
-                <w:b w:val="0"/>
-                <w:sz w:val="18"/>
-                <w:u w:val="none"/>
-              </w:rPr>
-              <w:t>U40100MH2022PLC385685</w:t>
-            </w:r>
-          </w:p>
-        </w:tc>
-        <w:tc>
-          <w:tcPr>
-            <w:tcW w:type="dxa" w:w="4252"/>
-            <w:shd w:val="clear" w:color="auto" w:fill="FFFFFF"/>
-            <w:tcBorders>
-              <w:top w:val="single" w:sz="4" w:space="0" w:color="000000"/>
-              <w:left w:val="single" w:sz="4" w:space="0" w:color="000000"/>
-              <w:bottom w:val="single" w:sz="4" w:space="0" w:color="000000"/>
-              <w:right w:val="single" w:sz="4" w:space="0" w:color="000000"/>
-            </w:tcBorders>
-            <w:vAlign w:val="center"/>
-          </w:tcPr>
-          <w:p>
-            <w:pPr>
-              <w:spacing w:before="40" w:after="40"/>
-              <w:jc w:val="left"/>
-            </w:pPr>
-            <w:r>
-              <w:rPr>
-                <w:rFonts w:ascii="Adani" w:hAnsi="Adani"/>
-                <w:b w:val="0"/>
-                <w:sz w:val="18"/>
-                <w:u w:val="none"/>
-              </w:rPr>
-              <w:t>TP SOLAR LIMITED</w:t>
-            </w:r>
-          </w:p>
-        </w:tc>
-        <w:tc>
-          <w:tcPr>
-            <w:tcW w:type="dxa" w:w="1587"/>
-            <w:shd w:val="clear" w:color="auto" w:fill="FFFFFF"/>
-            <w:tcBorders>
-              <w:top w:val="single" w:sz="4" w:space="0" w:color="000000"/>
-              <w:left w:val="single" w:sz="4" w:space="0" w:color="000000"/>
-              <w:bottom w:val="single" w:sz="4" w:space="0" w:color="000000"/>
-              <w:right w:val="single" w:sz="4" w:space="0" w:color="000000"/>
-            </w:tcBorders>
-            <w:vAlign w:val="center"/>
-          </w:tcPr>
-          <w:p>
-            <w:pPr>
-              <w:spacing w:before="40" w:after="40"/>
-              <w:jc w:val="left"/>
-            </w:pPr>
-            <w:r>
-              <w:rPr>
-                <w:rFonts w:ascii="Adani" w:hAnsi="Adani"/>
-                <w:b w:val="0"/>
-                <w:sz w:val="18"/>
-                <w:u w:val="none"/>
-              </w:rPr>
-              <w:t>Director</w:t>
-            </w:r>
-          </w:p>
-        </w:tc>
-        <w:tc>
-          <w:tcPr>
-            <w:tcW w:type="dxa" w:w="1304"/>
-            <w:shd w:val="clear" w:color="auto" w:fill="FFFFFF"/>
-            <w:tcBorders>
-              <w:top w:val="single" w:sz="4" w:space="0" w:color="000000"/>
-              <w:left w:val="single" w:sz="4" w:space="0" w:color="000000"/>
-              <w:bottom w:val="single" w:sz="4" w:space="0" w:color="000000"/>
-              <w:right w:val="single" w:sz="4" w:space="0" w:color="000000"/>
-            </w:tcBorders>
-            <w:vAlign w:val="center"/>
-          </w:tcPr>
-          <w:p>
-            <w:pPr>
-              <w:spacing w:before="40" w:after="40"/>
-              <w:jc w:val="left"/>
-            </w:pPr>
-            <w:r>
-              <w:rPr>
-                <w:rFonts w:ascii="Adani" w:hAnsi="Adani"/>
-                <w:b w:val="0"/>
-                <w:sz w:val="18"/>
-                <w:u w:val="none"/>
-              </w:rPr>
-              <w:t>29/06/2022</w:t>
-            </w:r>
-          </w:p>
-        </w:tc>
-      </w:tr>
-      <w:tr>
-        <w:tc>
-          <w:tcPr>
-            <w:tcW w:type="dxa" w:w="2268"/>
-            <w:shd w:val="clear" w:color="auto" w:fill="FFFFFF"/>
-            <w:tcBorders>
-              <w:top w:val="single" w:sz="4" w:space="0" w:color="000000"/>
-              <w:left w:val="single" w:sz="4" w:space="0" w:color="000000"/>
-              <w:bottom w:val="single" w:sz="4" w:space="0" w:color="000000"/>
-              <w:right w:val="single" w:sz="4" w:space="0" w:color="000000"/>
-            </w:tcBorders>
-            <w:vAlign w:val="center"/>
-          </w:tcPr>
-          <w:p>
-            <w:pPr>
-              <w:spacing w:before="40" w:after="40"/>
-              <w:jc w:val="left"/>
-            </w:pPr>
-            <w:r>
-              <w:rPr>
-                <w:rFonts w:ascii="Adani" w:hAnsi="Adani"/>
-                <w:b w:val="0"/>
-                <w:sz w:val="18"/>
-                <w:u w:val="none"/>
-              </w:rPr>
-              <w:t>U40108MH2011PLC211851</w:t>
-            </w:r>
-          </w:p>
-        </w:tc>
-        <w:tc>
-          <w:tcPr>
-            <w:tcW w:type="dxa" w:w="4252"/>
-            <w:shd w:val="clear" w:color="auto" w:fill="FFFFFF"/>
-            <w:tcBorders>
-              <w:top w:val="single" w:sz="4" w:space="0" w:color="000000"/>
-              <w:left w:val="single" w:sz="4" w:space="0" w:color="000000"/>
-              <w:bottom w:val="single" w:sz="4" w:space="0" w:color="000000"/>
-              <w:right w:val="single" w:sz="4" w:space="0" w:color="000000"/>
-            </w:tcBorders>
-            <w:vAlign w:val="center"/>
-          </w:tcPr>
-          <w:p>
-            <w:pPr>
-              <w:spacing w:before="40" w:after="40"/>
-              <w:jc w:val="left"/>
-            </w:pPr>
-            <w:r>
-              <w:rPr>
-                <w:rFonts w:ascii="Adani" w:hAnsi="Adani"/>
-                <w:b w:val="0"/>
-                <w:sz w:val="18"/>
-                <w:u w:val="none"/>
-              </w:rPr>
-              <w:t>TATA POWER GREEN ENERGY LIMITED</w:t>
-            </w:r>
-          </w:p>
-        </w:tc>
-        <w:tc>
-          <w:tcPr>
-            <w:tcW w:type="dxa" w:w="1587"/>
-            <w:shd w:val="clear" w:color="auto" w:fill="FFFFFF"/>
-            <w:tcBorders>
-              <w:top w:val="single" w:sz="4" w:space="0" w:color="000000"/>
-              <w:left w:val="single" w:sz="4" w:space="0" w:color="000000"/>
-              <w:bottom w:val="single" w:sz="4" w:space="0" w:color="000000"/>
-              <w:right w:val="single" w:sz="4" w:space="0" w:color="000000"/>
-            </w:tcBorders>
-            <w:vAlign w:val="center"/>
-          </w:tcPr>
-          <w:p>
-            <w:pPr>
-              <w:spacing w:before="40" w:after="40"/>
-              <w:jc w:val="left"/>
-            </w:pPr>
-            <w:r>
-              <w:rPr>
-                <w:rFonts w:ascii="Adani" w:hAnsi="Adani"/>
-                <w:b w:val="0"/>
-                <w:sz w:val="18"/>
-                <w:u w:val="none"/>
-              </w:rPr>
-              <w:t>Director</w:t>
-            </w:r>
-          </w:p>
-        </w:tc>
-        <w:tc>
-          <w:tcPr>
-            <w:tcW w:type="dxa" w:w="1304"/>
-            <w:shd w:val="clear" w:color="auto" w:fill="FFFFFF"/>
-            <w:tcBorders>
-              <w:top w:val="single" w:sz="4" w:space="0" w:color="000000"/>
-              <w:left w:val="single" w:sz="4" w:space="0" w:color="000000"/>
-              <w:bottom w:val="single" w:sz="4" w:space="0" w:color="000000"/>
-              <w:right w:val="single" w:sz="4" w:space="0" w:color="000000"/>
-            </w:tcBorders>
-            <w:vAlign w:val="center"/>
-          </w:tcPr>
-          <w:p>
-            <w:pPr>
-              <w:spacing w:before="40" w:after="40"/>
-              <w:jc w:val="left"/>
-            </w:pPr>
-            <w:r>
-              <w:rPr>
-                <w:rFonts w:ascii="Adani" w:hAnsi="Adani"/>
-                <w:b w:val="0"/>
-                <w:sz w:val="18"/>
-                <w:u w:val="none"/>
-              </w:rPr>
-              <w:t>07/12/2021</w:t>
-            </w:r>
-          </w:p>
-        </w:tc>
-      </w:tr>
-      <w:tr>
-        <w:tc>
-          <w:tcPr>
-            <w:tcW w:type="dxa" w:w="2268"/>
-            <w:shd w:val="clear" w:color="auto" w:fill="FFFFFF"/>
-            <w:tcBorders>
-              <w:top w:val="single" w:sz="4" w:space="0" w:color="000000"/>
-              <w:left w:val="single" w:sz="4" w:space="0" w:color="000000"/>
-              <w:bottom w:val="single" w:sz="4" w:space="0" w:color="000000"/>
-              <w:right w:val="single" w:sz="4" w:space="0" w:color="000000"/>
-            </w:tcBorders>
-            <w:vAlign w:val="center"/>
-          </w:tcPr>
-          <w:p>
-            <w:pPr>
-              <w:spacing w:before="40" w:after="40"/>
-              <w:jc w:val="left"/>
-            </w:pPr>
-            <w:r>
-              <w:rPr>
-                <w:rFonts w:ascii="Adani" w:hAnsi="Adani"/>
-                <w:b w:val="0"/>
-                <w:sz w:val="18"/>
-                <w:u w:val="none"/>
-              </w:rPr>
-              <w:t>U40300MH2015PLC270878</w:t>
-            </w:r>
-          </w:p>
-        </w:tc>
-        <w:tc>
-          <w:tcPr>
-            <w:tcW w:type="dxa" w:w="4252"/>
-            <w:shd w:val="clear" w:color="auto" w:fill="FFFFFF"/>
-            <w:tcBorders>
-              <w:top w:val="single" w:sz="4" w:space="0" w:color="000000"/>
-              <w:left w:val="single" w:sz="4" w:space="0" w:color="000000"/>
-              <w:bottom w:val="single" w:sz="4" w:space="0" w:color="000000"/>
-              <w:right w:val="single" w:sz="4" w:space="0" w:color="000000"/>
-            </w:tcBorders>
-            <w:vAlign w:val="center"/>
-          </w:tcPr>
-          <w:p>
-            <w:pPr>
-              <w:spacing w:before="40" w:after="40"/>
-              <w:jc w:val="left"/>
-            </w:pPr>
-            <w:r>
-              <w:rPr>
-                <w:rFonts w:ascii="Adani" w:hAnsi="Adani"/>
-                <w:b w:val="0"/>
-                <w:sz w:val="18"/>
-                <w:u w:val="none"/>
-              </w:rPr>
-              <w:t>SUPA WINDFARM LIMITED</w:t>
-            </w:r>
-          </w:p>
-        </w:tc>
-        <w:tc>
-          <w:tcPr>
-            <w:tcW w:type="dxa" w:w="1587"/>
-            <w:shd w:val="clear" w:color="auto" w:fill="FFFFFF"/>
-            <w:tcBorders>
-              <w:top w:val="single" w:sz="4" w:space="0" w:color="000000"/>
-              <w:left w:val="single" w:sz="4" w:space="0" w:color="000000"/>
-              <w:bottom w:val="single" w:sz="4" w:space="0" w:color="000000"/>
-              <w:right w:val="single" w:sz="4" w:space="0" w:color="000000"/>
-            </w:tcBorders>
-            <w:vAlign w:val="center"/>
-          </w:tcPr>
-          <w:p>
-            <w:pPr>
-              <w:spacing w:before="40" w:after="40"/>
-              <w:jc w:val="left"/>
-            </w:pPr>
-            <w:r>
-              <w:rPr>
-                <w:rFonts w:ascii="Adani" w:hAnsi="Adani"/>
-                <w:b w:val="0"/>
-                <w:sz w:val="18"/>
-                <w:u w:val="none"/>
-              </w:rPr>
-              <w:t>Director</w:t>
-            </w:r>
-          </w:p>
-        </w:tc>
-        <w:tc>
-          <w:tcPr>
-            <w:tcW w:type="dxa" w:w="1304"/>
-            <w:shd w:val="clear" w:color="auto" w:fill="FFFFFF"/>
-            <w:tcBorders>
-              <w:top w:val="single" w:sz="4" w:space="0" w:color="000000"/>
-              <w:left w:val="single" w:sz="4" w:space="0" w:color="000000"/>
-              <w:bottom w:val="single" w:sz="4" w:space="0" w:color="000000"/>
-              <w:right w:val="single" w:sz="4" w:space="0" w:color="000000"/>
-            </w:tcBorders>
-            <w:vAlign w:val="center"/>
-          </w:tcPr>
-          <w:p>
-            <w:pPr>
-              <w:spacing w:before="40" w:after="40"/>
-              <w:jc w:val="left"/>
-            </w:pPr>
-            <w:r>
-              <w:rPr>
-                <w:rFonts w:ascii="Adani" w:hAnsi="Adani"/>
-                <w:b w:val="0"/>
-                <w:sz w:val="18"/>
-                <w:u w:val="none"/>
-              </w:rPr>
-              <w:t>27/08/2020</w:t>
-            </w:r>
-          </w:p>
-        </w:tc>
-      </w:tr>
-      <w:tr>
-        <w:tc>
-          <w:tcPr>
-            <w:tcW w:type="dxa" w:w="2268"/>
-            <w:shd w:val="clear" w:color="auto" w:fill="FFFFFF"/>
-            <w:tcBorders>
-              <w:top w:val="single" w:sz="4" w:space="0" w:color="000000"/>
-              <w:left w:val="single" w:sz="4" w:space="0" w:color="000000"/>
-              <w:bottom w:val="single" w:sz="4" w:space="0" w:color="000000"/>
-              <w:right w:val="single" w:sz="4" w:space="0" w:color="000000"/>
-            </w:tcBorders>
-            <w:vAlign w:val="center"/>
-          </w:tcPr>
-          <w:p>
-            <w:pPr>
-              <w:spacing w:before="40" w:after="40"/>
-              <w:jc w:val="left"/>
-            </w:pPr>
-            <w:r>
-              <w:rPr>
-                <w:rFonts w:ascii="Adani" w:hAnsi="Adani"/>
-                <w:b w:val="0"/>
-                <w:sz w:val="18"/>
-                <w:u w:val="none"/>
-              </w:rPr>
-              <w:t>U40101MH2020PLC343139</w:t>
-            </w:r>
-          </w:p>
-        </w:tc>
-        <w:tc>
-          <w:tcPr>
-            <w:tcW w:type="dxa" w:w="4252"/>
-            <w:shd w:val="clear" w:color="auto" w:fill="FFFFFF"/>
-            <w:tcBorders>
-              <w:top w:val="single" w:sz="4" w:space="0" w:color="000000"/>
-              <w:left w:val="single" w:sz="4" w:space="0" w:color="000000"/>
-              <w:bottom w:val="single" w:sz="4" w:space="0" w:color="000000"/>
-              <w:right w:val="single" w:sz="4" w:space="0" w:color="000000"/>
-            </w:tcBorders>
-            <w:vAlign w:val="center"/>
-          </w:tcPr>
-          <w:p>
-            <w:pPr>
-              <w:spacing w:before="40" w:after="40"/>
-              <w:jc w:val="left"/>
-            </w:pPr>
-            <w:r>
-              <w:rPr>
-                <w:rFonts w:ascii="Adani" w:hAnsi="Adani"/>
-                <w:b w:val="0"/>
-                <w:sz w:val="18"/>
-                <w:u w:val="none"/>
-              </w:rPr>
-              <w:t>TP SAURYA LIMITED</w:t>
-            </w:r>
-          </w:p>
-        </w:tc>
-        <w:tc>
-          <w:tcPr>
-            <w:tcW w:type="dxa" w:w="1587"/>
-            <w:shd w:val="clear" w:color="auto" w:fill="FFFFFF"/>
-            <w:tcBorders>
-              <w:top w:val="single" w:sz="4" w:space="0" w:color="000000"/>
-              <w:left w:val="single" w:sz="4" w:space="0" w:color="000000"/>
-              <w:bottom w:val="single" w:sz="4" w:space="0" w:color="000000"/>
-              <w:right w:val="single" w:sz="4" w:space="0" w:color="000000"/>
-            </w:tcBorders>
-            <w:vAlign w:val="center"/>
-          </w:tcPr>
-          <w:p>
-            <w:pPr>
-              <w:spacing w:before="40" w:after="40"/>
-              <w:jc w:val="left"/>
-            </w:pPr>
-            <w:r>
-              <w:rPr>
-                <w:rFonts w:ascii="Adani" w:hAnsi="Adani"/>
-                <w:b w:val="0"/>
-                <w:sz w:val="18"/>
-                <w:u w:val="none"/>
-              </w:rPr>
-              <w:t>Director</w:t>
-            </w:r>
-          </w:p>
-        </w:tc>
-        <w:tc>
-          <w:tcPr>
-            <w:tcW w:type="dxa" w:w="1304"/>
-            <w:shd w:val="clear" w:color="auto" w:fill="FFFFFF"/>
-            <w:tcBorders>
-              <w:top w:val="single" w:sz="4" w:space="0" w:color="000000"/>
-              <w:left w:val="single" w:sz="4" w:space="0" w:color="000000"/>
-              <w:bottom w:val="single" w:sz="4" w:space="0" w:color="000000"/>
-              <w:right w:val="single" w:sz="4" w:space="0" w:color="000000"/>
-            </w:tcBorders>
-            <w:vAlign w:val="center"/>
-          </w:tcPr>
-          <w:p>
-            <w:pPr>
-              <w:spacing w:before="40" w:after="40"/>
-              <w:jc w:val="left"/>
-            </w:pPr>
-            <w:r>
-              <w:rPr>
-                <w:rFonts w:ascii="Adani" w:hAnsi="Adani"/>
-                <w:b w:val="0"/>
-                <w:sz w:val="18"/>
-                <w:u w:val="none"/>
-              </w:rPr>
-              <w:t>02/08/2020</w:t>
-            </w:r>
-          </w:p>
-        </w:tc>
-      </w:tr>
-      <w:tr>
-        <w:tc>
-          <w:tcPr>
-            <w:tcW w:type="dxa" w:w="2268"/>
-            <w:shd w:val="clear" w:color="auto" w:fill="FFFFFF"/>
-            <w:tcBorders>
-              <w:top w:val="single" w:sz="4" w:space="0" w:color="000000"/>
-              <w:left w:val="single" w:sz="4" w:space="0" w:color="000000"/>
-              <w:bottom w:val="single" w:sz="4" w:space="0" w:color="000000"/>
-              <w:right w:val="single" w:sz="4" w:space="0" w:color="000000"/>
-            </w:tcBorders>
-            <w:vAlign w:val="center"/>
-          </w:tcPr>
-          <w:p>
-            <w:pPr>
-              <w:spacing w:before="40" w:after="40"/>
-              <w:jc w:val="left"/>
-            </w:pPr>
-            <w:r>
-              <w:rPr>
-                <w:rFonts w:ascii="Adani" w:hAnsi="Adani"/>
-                <w:b w:val="0"/>
-                <w:sz w:val="18"/>
-                <w:u w:val="none"/>
-              </w:rPr>
-              <w:t>U40100MH2007PLC168291</w:t>
-            </w:r>
-          </w:p>
-        </w:tc>
-        <w:tc>
-          <w:tcPr>
-            <w:tcW w:type="dxa" w:w="4252"/>
-            <w:shd w:val="clear" w:color="auto" w:fill="FFFFFF"/>
-            <w:tcBorders>
-              <w:top w:val="single" w:sz="4" w:space="0" w:color="000000"/>
-              <w:left w:val="single" w:sz="4" w:space="0" w:color="000000"/>
-              <w:bottom w:val="single" w:sz="4" w:space="0" w:color="000000"/>
-              <w:right w:val="single" w:sz="4" w:space="0" w:color="000000"/>
-            </w:tcBorders>
-            <w:vAlign w:val="center"/>
-          </w:tcPr>
-          <w:p>
-            <w:pPr>
-              <w:spacing w:before="40" w:after="40"/>
-              <w:jc w:val="left"/>
-            </w:pPr>
-            <w:r>
-              <w:rPr>
-                <w:rFonts w:ascii="Adani" w:hAnsi="Adani"/>
-                <w:b w:val="0"/>
-                <w:sz w:val="18"/>
-                <w:u w:val="none"/>
-              </w:rPr>
-              <w:t>TP RENEWABLE MICROGRID LIMITED</w:t>
-            </w:r>
-          </w:p>
-        </w:tc>
-        <w:tc>
-          <w:tcPr>
-            <w:tcW w:type="dxa" w:w="1587"/>
-            <w:shd w:val="clear" w:color="auto" w:fill="FFFFFF"/>
-            <w:tcBorders>
-              <w:top w:val="single" w:sz="4" w:space="0" w:color="000000"/>
-              <w:left w:val="single" w:sz="4" w:space="0" w:color="000000"/>
-              <w:bottom w:val="single" w:sz="4" w:space="0" w:color="000000"/>
-              <w:right w:val="single" w:sz="4" w:space="0" w:color="000000"/>
-            </w:tcBorders>
-            <w:vAlign w:val="center"/>
-          </w:tcPr>
-          <w:p>
-            <w:pPr>
-              <w:spacing w:before="40" w:after="40"/>
-              <w:jc w:val="left"/>
-            </w:pPr>
-            <w:r>
-              <w:rPr>
-                <w:rFonts w:ascii="Adani" w:hAnsi="Adani"/>
-                <w:b w:val="0"/>
-                <w:sz w:val="18"/>
-                <w:u w:val="none"/>
-              </w:rPr>
-              <w:t>Additional Director</w:t>
-            </w:r>
-          </w:p>
-        </w:tc>
-        <w:tc>
-          <w:tcPr>
-            <w:tcW w:type="dxa" w:w="1304"/>
-            <w:shd w:val="clear" w:color="auto" w:fill="FFFFFF"/>
-            <w:tcBorders>
-              <w:top w:val="single" w:sz="4" w:space="0" w:color="000000"/>
-              <w:left w:val="single" w:sz="4" w:space="0" w:color="000000"/>
-              <w:bottom w:val="single" w:sz="4" w:space="0" w:color="000000"/>
-              <w:right w:val="single" w:sz="4" w:space="0" w:color="000000"/>
-            </w:tcBorders>
-            <w:vAlign w:val="center"/>
-          </w:tcPr>
-          <w:p>
-            <w:pPr>
-              <w:spacing w:before="40" w:after="40"/>
-              <w:jc w:val="left"/>
-            </w:pPr>
-            <w:r>
-              <w:rPr>
-                <w:rFonts w:ascii="Adani" w:hAnsi="Adani"/>
-                <w:b w:val="0"/>
-                <w:sz w:val="18"/>
-                <w:u w:val="none"/>
-              </w:rPr>
-              <w:t>11/12/2019</w:t>
-            </w:r>
-          </w:p>
-        </w:tc>
-      </w:tr>
-      <w:tr>
-        <w:tc>
-          <w:tcPr>
-            <w:tcW w:type="dxa" w:w="2268"/>
-            <w:shd w:val="clear" w:color="auto" w:fill="FFFFFF"/>
-            <w:tcBorders>
-              <w:top w:val="single" w:sz="4" w:space="0" w:color="000000"/>
-              <w:left w:val="single" w:sz="4" w:space="0" w:color="000000"/>
-              <w:bottom w:val="single" w:sz="4" w:space="0" w:color="000000"/>
-              <w:right w:val="single" w:sz="4" w:space="0" w:color="000000"/>
-            </w:tcBorders>
-            <w:vAlign w:val="center"/>
-          </w:tcPr>
-          <w:p>
-            <w:pPr>
-              <w:spacing w:before="40" w:after="40"/>
-              <w:jc w:val="left"/>
-            </w:pPr>
-            <w:r>
-              <w:rPr>
-                <w:rFonts w:ascii="Adani" w:hAnsi="Adani"/>
-                <w:b w:val="0"/>
-                <w:sz w:val="18"/>
-                <w:u w:val="none"/>
-              </w:rPr>
-              <w:t>U40103MH2009PLC197021</w:t>
-            </w:r>
-          </w:p>
-        </w:tc>
-        <w:tc>
-          <w:tcPr>
-            <w:tcW w:type="dxa" w:w="4252"/>
-            <w:shd w:val="clear" w:color="auto" w:fill="FFFFFF"/>
-            <w:tcBorders>
-              <w:top w:val="single" w:sz="4" w:space="0" w:color="000000"/>
-              <w:left w:val="single" w:sz="4" w:space="0" w:color="000000"/>
-              <w:bottom w:val="single" w:sz="4" w:space="0" w:color="000000"/>
-              <w:right w:val="single" w:sz="4" w:space="0" w:color="000000"/>
-            </w:tcBorders>
-            <w:vAlign w:val="center"/>
-          </w:tcPr>
-          <w:p>
-            <w:pPr>
-              <w:spacing w:before="40" w:after="40"/>
-              <w:jc w:val="left"/>
-            </w:pPr>
-            <w:r>
-              <w:rPr>
-                <w:rFonts w:ascii="Adani" w:hAnsi="Adani"/>
-                <w:b w:val="0"/>
-                <w:sz w:val="18"/>
-                <w:u w:val="none"/>
-              </w:rPr>
-              <w:t>WALWHAN RENEWABLE ENERGY LIMITED</w:t>
-            </w:r>
-          </w:p>
-        </w:tc>
-        <w:tc>
-          <w:tcPr>
-            <w:tcW w:type="dxa" w:w="1587"/>
-            <w:shd w:val="clear" w:color="auto" w:fill="FFFFFF"/>
-            <w:tcBorders>
-              <w:top w:val="single" w:sz="4" w:space="0" w:color="000000"/>
-              <w:left w:val="single" w:sz="4" w:space="0" w:color="000000"/>
-              <w:bottom w:val="single" w:sz="4" w:space="0" w:color="000000"/>
-              <w:right w:val="single" w:sz="4" w:space="0" w:color="000000"/>
-            </w:tcBorders>
-            <w:vAlign w:val="center"/>
-          </w:tcPr>
-          <w:p>
-            <w:pPr>
-              <w:spacing w:before="40" w:after="40"/>
-              <w:jc w:val="left"/>
-            </w:pPr>
-            <w:r>
-              <w:rPr>
-                <w:rFonts w:ascii="Adani" w:hAnsi="Adani"/>
-                <w:b w:val="0"/>
-                <w:sz w:val="18"/>
-                <w:u w:val="none"/>
-              </w:rPr>
-              <w:t>Director</w:t>
-            </w:r>
-          </w:p>
-        </w:tc>
-        <w:tc>
-          <w:tcPr>
-            <w:tcW w:type="dxa" w:w="1304"/>
-            <w:shd w:val="clear" w:color="auto" w:fill="FFFFFF"/>
-            <w:tcBorders>
-              <w:top w:val="single" w:sz="4" w:space="0" w:color="000000"/>
-              <w:left w:val="single" w:sz="4" w:space="0" w:color="000000"/>
-              <w:bottom w:val="single" w:sz="4" w:space="0" w:color="000000"/>
-              <w:right w:val="single" w:sz="4" w:space="0" w:color="000000"/>
-            </w:tcBorders>
-            <w:vAlign w:val="center"/>
-          </w:tcPr>
-          <w:p>
-            <w:pPr>
-              <w:spacing w:before="40" w:after="40"/>
-              <w:jc w:val="left"/>
-            </w:pPr>
-            <w:r>
-              <w:rPr>
-                <w:rFonts w:ascii="Adani" w:hAnsi="Adani"/>
-                <w:b w:val="0"/>
-                <w:sz w:val="18"/>
-                <w:u w:val="none"/>
-              </w:rPr>
-              <w:t>12/07/2018</w:t>
-            </w:r>
-          </w:p>
-        </w:tc>
-      </w:tr>
-      <w:tr>
-        <w:tc>
-          <w:tcPr>
-            <w:tcW w:type="dxa" w:w="2268"/>
-            <w:shd w:val="clear" w:color="auto" w:fill="FFFFFF"/>
-            <w:tcBorders>
-              <w:top w:val="single" w:sz="4" w:space="0" w:color="000000"/>
-              <w:left w:val="single" w:sz="4" w:space="0" w:color="000000"/>
-              <w:bottom w:val="single" w:sz="4" w:space="0" w:color="000000"/>
-              <w:right w:val="single" w:sz="4" w:space="0" w:color="000000"/>
-            </w:tcBorders>
-            <w:vAlign w:val="center"/>
-          </w:tcPr>
-          <w:p>
-            <w:pPr>
-              <w:spacing w:before="40" w:after="40"/>
-              <w:jc w:val="left"/>
-            </w:pPr>
-            <w:r>
-              <w:rPr>
-                <w:rFonts w:ascii="Adani" w:hAnsi="Adani"/>
-                <w:b w:val="0"/>
-                <w:sz w:val="18"/>
-                <w:u w:val="none"/>
-              </w:rPr>
-              <w:t>U40106MH2010PLC206275</w:t>
-            </w:r>
-          </w:p>
-        </w:tc>
-        <w:tc>
-          <w:tcPr>
-            <w:tcW w:type="dxa" w:w="4252"/>
-            <w:shd w:val="clear" w:color="auto" w:fill="FFFFFF"/>
-            <w:tcBorders>
-              <w:top w:val="single" w:sz="4" w:space="0" w:color="000000"/>
-              <w:left w:val="single" w:sz="4" w:space="0" w:color="000000"/>
-              <w:bottom w:val="single" w:sz="4" w:space="0" w:color="000000"/>
-              <w:right w:val="single" w:sz="4" w:space="0" w:color="000000"/>
-            </w:tcBorders>
-            <w:vAlign w:val="center"/>
-          </w:tcPr>
-          <w:p>
-            <w:pPr>
-              <w:spacing w:before="40" w:after="40"/>
-              <w:jc w:val="left"/>
-            </w:pPr>
-            <w:r>
-              <w:rPr>
-                <w:rFonts w:ascii="Adani" w:hAnsi="Adani"/>
-                <w:b w:val="0"/>
-                <w:sz w:val="18"/>
-                <w:u w:val="none"/>
-              </w:rPr>
-              <w:t>WALWHAN SOLAR MP LIMITED</w:t>
-            </w:r>
-          </w:p>
-        </w:tc>
-        <w:tc>
-          <w:tcPr>
-            <w:tcW w:type="dxa" w:w="1587"/>
-            <w:shd w:val="clear" w:color="auto" w:fill="FFFFFF"/>
-            <w:tcBorders>
-              <w:top w:val="single" w:sz="4" w:space="0" w:color="000000"/>
-              <w:left w:val="single" w:sz="4" w:space="0" w:color="000000"/>
-              <w:bottom w:val="single" w:sz="4" w:space="0" w:color="000000"/>
-              <w:right w:val="single" w:sz="4" w:space="0" w:color="000000"/>
-            </w:tcBorders>
-            <w:vAlign w:val="center"/>
-          </w:tcPr>
-          <w:p>
-            <w:pPr>
-              <w:spacing w:before="40" w:after="40"/>
-              <w:jc w:val="left"/>
-            </w:pPr>
-            <w:r>
-              <w:rPr>
-                <w:rFonts w:ascii="Adani" w:hAnsi="Adani"/>
-                <w:b w:val="0"/>
-                <w:sz w:val="18"/>
-                <w:u w:val="none"/>
-              </w:rPr>
-              <w:t>Director</w:t>
-            </w:r>
-          </w:p>
-        </w:tc>
-        <w:tc>
-          <w:tcPr>
-            <w:tcW w:type="dxa" w:w="1304"/>
-            <w:shd w:val="clear" w:color="auto" w:fill="FFFFFF"/>
-            <w:tcBorders>
-              <w:top w:val="single" w:sz="4" w:space="0" w:color="000000"/>
-              <w:left w:val="single" w:sz="4" w:space="0" w:color="000000"/>
-              <w:bottom w:val="single" w:sz="4" w:space="0" w:color="000000"/>
-              <w:right w:val="single" w:sz="4" w:space="0" w:color="000000"/>
-            </w:tcBorders>
-            <w:vAlign w:val="center"/>
-          </w:tcPr>
-          <w:p>
-            <w:pPr>
-              <w:spacing w:before="40" w:after="40"/>
-              <w:jc w:val="left"/>
-            </w:pPr>
-            <w:r>
-              <w:rPr>
-                <w:rFonts w:ascii="Adani" w:hAnsi="Adani"/>
-                <w:b w:val="0"/>
-                <w:sz w:val="18"/>
-                <w:u w:val="none"/>
-              </w:rPr>
-              <w:t>26/06/2018</w:t>
-            </w:r>
-          </w:p>
-        </w:tc>
-      </w:tr>
-      <w:tr>
-        <w:tc>
-          <w:tcPr>
-            <w:tcW w:type="dxa" w:w="2268"/>
-            <w:shd w:val="clear" w:color="auto" w:fill="FFFFFF"/>
-            <w:tcBorders>
-              <w:top w:val="single" w:sz="4" w:space="0" w:color="000000"/>
-              <w:left w:val="single" w:sz="4" w:space="0" w:color="000000"/>
-              <w:bottom w:val="single" w:sz="4" w:space="0" w:color="000000"/>
-              <w:right w:val="single" w:sz="4" w:space="0" w:color="000000"/>
-            </w:tcBorders>
-            <w:vAlign w:val="center"/>
-          </w:tcPr>
-          <w:p>
-            <w:pPr>
-              <w:spacing w:before="40" w:after="40"/>
-              <w:jc w:val="left"/>
-            </w:pPr>
-            <w:r>
-              <w:rPr>
-                <w:rFonts w:ascii="Adani" w:hAnsi="Adani"/>
-                <w:b w:val="0"/>
-                <w:sz w:val="18"/>
-                <w:u w:val="none"/>
-              </w:rPr>
-              <w:t>U40108MH2006PLC325050</w:t>
-            </w:r>
-          </w:p>
-        </w:tc>
-        <w:tc>
-          <w:tcPr>
-            <w:tcW w:type="dxa" w:w="4252"/>
-            <w:shd w:val="clear" w:color="auto" w:fill="FFFFFF"/>
-            <w:tcBorders>
-              <w:top w:val="single" w:sz="4" w:space="0" w:color="000000"/>
-              <w:left w:val="single" w:sz="4" w:space="0" w:color="000000"/>
-              <w:bottom w:val="single" w:sz="4" w:space="0" w:color="000000"/>
-              <w:right w:val="single" w:sz="4" w:space="0" w:color="000000"/>
-            </w:tcBorders>
-            <w:vAlign w:val="center"/>
-          </w:tcPr>
-          <w:p>
-            <w:pPr>
-              <w:spacing w:before="40" w:after="40"/>
-              <w:jc w:val="left"/>
-            </w:pPr>
-            <w:r>
-              <w:rPr>
-                <w:rFonts w:ascii="Adani" w:hAnsi="Adani"/>
-                <w:b w:val="0"/>
-                <w:sz w:val="18"/>
-                <w:u w:val="none"/>
-              </w:rPr>
-              <w:t>WALWHAN WIND RJ LIMITED</w:t>
-            </w:r>
-          </w:p>
-        </w:tc>
-        <w:tc>
-          <w:tcPr>
-            <w:tcW w:type="dxa" w:w="1587"/>
-            <w:shd w:val="clear" w:color="auto" w:fill="FFFFFF"/>
-            <w:tcBorders>
-              <w:top w:val="single" w:sz="4" w:space="0" w:color="000000"/>
-              <w:left w:val="single" w:sz="4" w:space="0" w:color="000000"/>
-              <w:bottom w:val="single" w:sz="4" w:space="0" w:color="000000"/>
-              <w:right w:val="single" w:sz="4" w:space="0" w:color="000000"/>
-            </w:tcBorders>
-            <w:vAlign w:val="center"/>
-          </w:tcPr>
-          <w:p>
-            <w:pPr>
-              <w:spacing w:before="40" w:after="40"/>
-              <w:jc w:val="left"/>
-            </w:pPr>
-            <w:r>
-              <w:rPr>
-                <w:rFonts w:ascii="Adani" w:hAnsi="Adani"/>
-                <w:b w:val="0"/>
-                <w:sz w:val="18"/>
-                <w:u w:val="none"/>
-              </w:rPr>
-              <w:t>Director</w:t>
-            </w:r>
-          </w:p>
-        </w:tc>
-        <w:tc>
-          <w:tcPr>
-            <w:tcW w:type="dxa" w:w="1304"/>
-            <w:shd w:val="clear" w:color="auto" w:fill="FFFFFF"/>
-            <w:tcBorders>
-              <w:top w:val="single" w:sz="4" w:space="0" w:color="000000"/>
-              <w:left w:val="single" w:sz="4" w:space="0" w:color="000000"/>
-              <w:bottom w:val="single" w:sz="4" w:space="0" w:color="000000"/>
-              <w:right w:val="single" w:sz="4" w:space="0" w:color="000000"/>
-            </w:tcBorders>
-            <w:vAlign w:val="center"/>
-          </w:tcPr>
-          <w:p>
-            <w:pPr>
-              <w:spacing w:before="40" w:after="40"/>
-              <w:jc w:val="left"/>
-            </w:pPr>
-            <w:r>
-              <w:rPr>
-                <w:rFonts w:ascii="Adani" w:hAnsi="Adani"/>
-                <w:b w:val="0"/>
-                <w:sz w:val="18"/>
-                <w:u w:val="none"/>
-              </w:rPr>
-              <w:t>26/06/2018</w:t>
-            </w:r>
-          </w:p>
-        </w:tc>
-      </w:tr>
-      <w:tr>
-        <w:tc>
-          <w:tcPr>
-            <w:tcW w:type="dxa" w:w="2268"/>
-            <w:shd w:val="clear" w:color="auto" w:fill="FFFFFF"/>
-            <w:tcBorders>
-              <w:top w:val="single" w:sz="4" w:space="0" w:color="000000"/>
-              <w:left w:val="single" w:sz="4" w:space="0" w:color="000000"/>
-              <w:bottom w:val="single" w:sz="4" w:space="0" w:color="000000"/>
-              <w:right w:val="single" w:sz="4" w:space="0" w:color="000000"/>
-            </w:tcBorders>
-            <w:vAlign w:val="center"/>
-          </w:tcPr>
-          <w:p>
-            <w:pPr>
-              <w:spacing w:before="40" w:after="40"/>
-              <w:jc w:val="left"/>
-            </w:pPr>
-            <w:r>
-              <w:rPr>
-                <w:rFonts w:ascii="Adani" w:hAnsi="Adani"/>
-                <w:b w:val="0"/>
-                <w:sz w:val="18"/>
-                <w:u w:val="none"/>
-              </w:rPr>
-              <w:t>U40106MH2010PLC326794</w:t>
-            </w:r>
-          </w:p>
-        </w:tc>
-        <w:tc>
-          <w:tcPr>
-            <w:tcW w:type="dxa" w:w="4252"/>
-            <w:shd w:val="clear" w:color="auto" w:fill="FFFFFF"/>
-            <w:tcBorders>
-              <w:top w:val="single" w:sz="4" w:space="0" w:color="000000"/>
-              <w:left w:val="single" w:sz="4" w:space="0" w:color="000000"/>
-              <w:bottom w:val="single" w:sz="4" w:space="0" w:color="000000"/>
-              <w:right w:val="single" w:sz="4" w:space="0" w:color="000000"/>
-            </w:tcBorders>
-            <w:vAlign w:val="center"/>
-          </w:tcPr>
-          <w:p>
-            <w:pPr>
-              <w:spacing w:before="40" w:after="40"/>
-              <w:jc w:val="left"/>
-            </w:pPr>
-            <w:r>
-              <w:rPr>
-                <w:rFonts w:ascii="Adani" w:hAnsi="Adani"/>
-                <w:b w:val="0"/>
-                <w:sz w:val="18"/>
-                <w:u w:val="none"/>
-              </w:rPr>
-              <w:t>WALWHAN SOLAR TN LIMITED</w:t>
-            </w:r>
-          </w:p>
-        </w:tc>
-        <w:tc>
-          <w:tcPr>
-            <w:tcW w:type="dxa" w:w="1587"/>
-            <w:shd w:val="clear" w:color="auto" w:fill="FFFFFF"/>
-            <w:tcBorders>
-              <w:top w:val="single" w:sz="4" w:space="0" w:color="000000"/>
-              <w:left w:val="single" w:sz="4" w:space="0" w:color="000000"/>
-              <w:bottom w:val="single" w:sz="4" w:space="0" w:color="000000"/>
-              <w:right w:val="single" w:sz="4" w:space="0" w:color="000000"/>
-            </w:tcBorders>
-            <w:vAlign w:val="center"/>
-          </w:tcPr>
-          <w:p>
-            <w:pPr>
-              <w:spacing w:before="40" w:after="40"/>
-              <w:jc w:val="left"/>
-            </w:pPr>
-            <w:r>
-              <w:rPr>
-                <w:rFonts w:ascii="Adani" w:hAnsi="Adani"/>
-                <w:b w:val="0"/>
-                <w:sz w:val="18"/>
-                <w:u w:val="none"/>
-              </w:rPr>
-              <w:t>Director</w:t>
-            </w:r>
-          </w:p>
-        </w:tc>
-        <w:tc>
-          <w:tcPr>
-            <w:tcW w:type="dxa" w:w="1304"/>
-            <w:shd w:val="clear" w:color="auto" w:fill="FFFFFF"/>
-            <w:tcBorders>
-              <w:top w:val="single" w:sz="4" w:space="0" w:color="000000"/>
-              <w:left w:val="single" w:sz="4" w:space="0" w:color="000000"/>
-              <w:bottom w:val="single" w:sz="4" w:space="0" w:color="000000"/>
-              <w:right w:val="single" w:sz="4" w:space="0" w:color="000000"/>
-            </w:tcBorders>
-            <w:vAlign w:val="center"/>
-          </w:tcPr>
-          <w:p>
-            <w:pPr>
-              <w:spacing w:before="40" w:after="40"/>
-              <w:jc w:val="left"/>
-            </w:pPr>
-            <w:r>
-              <w:rPr>
-                <w:rFonts w:ascii="Adani" w:hAnsi="Adani"/>
-                <w:b w:val="0"/>
-                <w:sz w:val="18"/>
-                <w:u w:val="none"/>
-              </w:rPr>
-              <w:t>14/09/2016</w:t>
-            </w:r>
-          </w:p>
-        </w:tc>
-      </w:tr>
-      <w:tr>
-        <w:tc>
-          <w:tcPr>
-            <w:tcW w:type="dxa" w:w="2268"/>
-            <w:shd w:val="clear" w:color="auto" w:fill="FFFFFF"/>
-            <w:tcBorders>
-              <w:top w:val="single" w:sz="4" w:space="0" w:color="000000"/>
-              <w:left w:val="single" w:sz="4" w:space="0" w:color="000000"/>
-              <w:bottom w:val="single" w:sz="4" w:space="0" w:color="000000"/>
-              <w:right w:val="single" w:sz="4" w:space="0" w:color="000000"/>
-            </w:tcBorders>
-            <w:vAlign w:val="center"/>
-          </w:tcPr>
-          <w:p>
-            <w:pPr>
-              <w:spacing w:before="40" w:after="40"/>
-              <w:jc w:val="left"/>
-            </w:pPr>
-            <w:r>
-              <w:rPr>
-                <w:rFonts w:ascii="Adani" w:hAnsi="Adani"/>
-                <w:b w:val="0"/>
-                <w:sz w:val="18"/>
-                <w:u w:val="none"/>
-              </w:rPr>
-              <w:t>U40300MH2010PLC326052</w:t>
-            </w:r>
-          </w:p>
-        </w:tc>
-        <w:tc>
-          <w:tcPr>
-            <w:tcW w:type="dxa" w:w="4252"/>
-            <w:shd w:val="clear" w:color="auto" w:fill="FFFFFF"/>
-            <w:tcBorders>
-              <w:top w:val="single" w:sz="4" w:space="0" w:color="000000"/>
-              <w:left w:val="single" w:sz="4" w:space="0" w:color="000000"/>
-              <w:bottom w:val="single" w:sz="4" w:space="0" w:color="000000"/>
-              <w:right w:val="single" w:sz="4" w:space="0" w:color="000000"/>
-            </w:tcBorders>
-            <w:vAlign w:val="center"/>
-          </w:tcPr>
-          <w:p>
-            <w:pPr>
-              <w:spacing w:before="40" w:after="40"/>
-              <w:jc w:val="left"/>
-            </w:pPr>
-            <w:r>
-              <w:rPr>
-                <w:rFonts w:ascii="Adani" w:hAnsi="Adani"/>
-                <w:b w:val="0"/>
-                <w:sz w:val="18"/>
-                <w:u w:val="none"/>
-              </w:rPr>
-              <w:t>WALWHAN SOLAR PB LIMITED</w:t>
-            </w:r>
-          </w:p>
-        </w:tc>
-        <w:tc>
-          <w:tcPr>
-            <w:tcW w:type="dxa" w:w="1587"/>
-            <w:shd w:val="clear" w:color="auto" w:fill="FFFFFF"/>
-            <w:tcBorders>
-              <w:top w:val="single" w:sz="4" w:space="0" w:color="000000"/>
-              <w:left w:val="single" w:sz="4" w:space="0" w:color="000000"/>
-              <w:bottom w:val="single" w:sz="4" w:space="0" w:color="000000"/>
-              <w:right w:val="single" w:sz="4" w:space="0" w:color="000000"/>
-            </w:tcBorders>
-            <w:vAlign w:val="center"/>
-          </w:tcPr>
-          <w:p>
-            <w:pPr>
-              <w:spacing w:before="40" w:after="40"/>
-              <w:jc w:val="left"/>
-            </w:pPr>
-            <w:r>
-              <w:rPr>
-                <w:rFonts w:ascii="Adani" w:hAnsi="Adani"/>
-                <w:b w:val="0"/>
-                <w:sz w:val="18"/>
-                <w:u w:val="none"/>
-              </w:rPr>
-              <w:t>Director</w:t>
-            </w:r>
-          </w:p>
-        </w:tc>
-        <w:tc>
-          <w:tcPr>
-            <w:tcW w:type="dxa" w:w="1304"/>
-            <w:shd w:val="clear" w:color="auto" w:fill="FFFFFF"/>
-            <w:tcBorders>
-              <w:top w:val="single" w:sz="4" w:space="0" w:color="000000"/>
-              <w:left w:val="single" w:sz="4" w:space="0" w:color="000000"/>
-              <w:bottom w:val="single" w:sz="4" w:space="0" w:color="000000"/>
-              <w:right w:val="single" w:sz="4" w:space="0" w:color="000000"/>
-            </w:tcBorders>
-            <w:vAlign w:val="center"/>
-          </w:tcPr>
-          <w:p>
-            <w:pPr>
-              <w:spacing w:before="40" w:after="40"/>
-              <w:jc w:val="left"/>
-            </w:pPr>
-            <w:r>
-              <w:rPr>
-                <w:rFonts w:ascii="Adani" w:hAnsi="Adani"/>
-                <w:b w:val="0"/>
-                <w:sz w:val="18"/>
-                <w:u w:val="none"/>
-              </w:rPr>
-              <w:t>14/09/2016</w:t>
-            </w:r>
-          </w:p>
-        </w:tc>
-      </w:tr>
-      <w:tr>
-        <w:tc>
-          <w:tcPr>
-            <w:tcW w:type="dxa" w:w="2268"/>
-            <w:shd w:val="clear" w:color="auto" w:fill="FFFFFF"/>
-            <w:tcBorders>
-              <w:top w:val="single" w:sz="4" w:space="0" w:color="000000"/>
-              <w:left w:val="single" w:sz="4" w:space="0" w:color="000000"/>
-              <w:bottom w:val="single" w:sz="4" w:space="0" w:color="000000"/>
-              <w:right w:val="single" w:sz="4" w:space="0" w:color="000000"/>
-            </w:tcBorders>
-            <w:vAlign w:val="center"/>
-          </w:tcPr>
-          <w:p>
-            <w:pPr>
-              <w:spacing w:before="40" w:after="40"/>
-              <w:jc w:val="left"/>
-            </w:pPr>
-            <w:r>
-              <w:rPr>
-                <w:rFonts w:ascii="Adani" w:hAnsi="Adani"/>
-                <w:b w:val="0"/>
-                <w:sz w:val="18"/>
-                <w:u w:val="none"/>
-              </w:rPr>
-              <w:t>U40108MH2007PLC168314</w:t>
-            </w:r>
-          </w:p>
-        </w:tc>
-        <w:tc>
-          <w:tcPr>
-            <w:tcW w:type="dxa" w:w="4252"/>
-            <w:shd w:val="clear" w:color="auto" w:fill="FFFFFF"/>
-            <w:tcBorders>
-              <w:top w:val="single" w:sz="4" w:space="0" w:color="000000"/>
-              <w:left w:val="single" w:sz="4" w:space="0" w:color="000000"/>
-              <w:bottom w:val="single" w:sz="4" w:space="0" w:color="000000"/>
-              <w:right w:val="single" w:sz="4" w:space="0" w:color="000000"/>
-            </w:tcBorders>
-            <w:vAlign w:val="center"/>
-          </w:tcPr>
-          <w:p>
-            <w:pPr>
-              <w:spacing w:before="40" w:after="40"/>
-              <w:jc w:val="left"/>
-            </w:pPr>
-            <w:r>
-              <w:rPr>
-                <w:rFonts w:ascii="Adani" w:hAnsi="Adani"/>
-                <w:b w:val="0"/>
-                <w:sz w:val="18"/>
-                <w:u w:val="none"/>
-              </w:rPr>
-              <w:t>TATA POWER RENEWABLE ENERGY LIMITED</w:t>
-            </w:r>
-          </w:p>
-        </w:tc>
-        <w:tc>
-          <w:tcPr>
-            <w:tcW w:type="dxa" w:w="1587"/>
-            <w:shd w:val="clear" w:color="auto" w:fill="FFFFFF"/>
-            <w:tcBorders>
-              <w:top w:val="single" w:sz="4" w:space="0" w:color="000000"/>
-              <w:left w:val="single" w:sz="4" w:space="0" w:color="000000"/>
-              <w:bottom w:val="single" w:sz="4" w:space="0" w:color="000000"/>
-              <w:right w:val="single" w:sz="4" w:space="0" w:color="000000"/>
-            </w:tcBorders>
-            <w:vAlign w:val="center"/>
-          </w:tcPr>
-          <w:p>
-            <w:pPr>
-              <w:spacing w:before="40" w:after="40"/>
-              <w:jc w:val="left"/>
-            </w:pPr>
-            <w:r>
-              <w:rPr>
-                <w:rFonts w:ascii="Adani" w:hAnsi="Adani"/>
-                <w:b w:val="0"/>
-                <w:sz w:val="18"/>
-                <w:u w:val="none"/>
-              </w:rPr>
-              <w:t>Director</w:t>
-            </w:r>
-          </w:p>
-        </w:tc>
-        <w:tc>
-          <w:tcPr>
-            <w:tcW w:type="dxa" w:w="1304"/>
-            <w:shd w:val="clear" w:color="auto" w:fill="FFFFFF"/>
-            <w:tcBorders>
-              <w:top w:val="single" w:sz="4" w:space="0" w:color="000000"/>
-              <w:left w:val="single" w:sz="4" w:space="0" w:color="000000"/>
-              <w:bottom w:val="single" w:sz="4" w:space="0" w:color="000000"/>
-              <w:right w:val="single" w:sz="4" w:space="0" w:color="000000"/>
-            </w:tcBorders>
-            <w:vAlign w:val="center"/>
-          </w:tcPr>
-          <w:p>
-            <w:pPr>
-              <w:spacing w:before="40" w:after="40"/>
-              <w:jc w:val="left"/>
-            </w:pPr>
-            <w:r>
-              <w:rPr>
-                <w:rFonts w:ascii="Adani" w:hAnsi="Adani"/>
-                <w:b w:val="0"/>
-                <w:sz w:val="18"/>
-                <w:u w:val="none"/>
-              </w:rPr>
-              <w:t>27/09/2013</w:t>
-            </w:r>
-          </w:p>
-        </w:tc>
-      </w:tr>
-      <w:tr>
-        <w:tc>
-          <w:tcPr>
-            <w:tcW w:type="dxa" w:w="2268"/>
-            <w:shd w:val="clear" w:color="auto" w:fill="FFFFFF"/>
-            <w:tcBorders>
-              <w:top w:val="single" w:sz="4" w:space="0" w:color="000000"/>
-              <w:left w:val="single" w:sz="4" w:space="0" w:color="000000"/>
-              <w:bottom w:val="single" w:sz="4" w:space="0" w:color="000000"/>
-              <w:right w:val="single" w:sz="4" w:space="0" w:color="000000"/>
-            </w:tcBorders>
-            <w:vAlign w:val="center"/>
-          </w:tcPr>
-          <w:p>
-            <w:pPr>
-              <w:spacing w:before="40" w:after="40"/>
-              <w:jc w:val="left"/>
-            </w:pPr>
-            <w:r>
-              <w:rPr>
-                <w:rFonts w:ascii="Adani" w:hAnsi="Adani"/>
-                <w:b w:val="0"/>
-                <w:sz w:val="18"/>
-                <w:u w:val="none"/>
-              </w:rPr>
-              <w:t>U40106MH1989PLC330738</w:t>
-            </w:r>
-          </w:p>
-        </w:tc>
-        <w:tc>
-          <w:tcPr>
-            <w:tcW w:type="dxa" w:w="4252"/>
-            <w:shd w:val="clear" w:color="auto" w:fill="FFFFFF"/>
-            <w:tcBorders>
-              <w:top w:val="single" w:sz="4" w:space="0" w:color="000000"/>
-              <w:left w:val="single" w:sz="4" w:space="0" w:color="000000"/>
-              <w:bottom w:val="single" w:sz="4" w:space="0" w:color="000000"/>
-              <w:right w:val="single" w:sz="4" w:space="0" w:color="000000"/>
-            </w:tcBorders>
-            <w:vAlign w:val="center"/>
-          </w:tcPr>
-          <w:p>
-            <w:pPr>
-              <w:spacing w:before="40" w:after="40"/>
-              <w:jc w:val="left"/>
-            </w:pPr>
-            <w:r>
-              <w:rPr>
-                <w:rFonts w:ascii="Adani" w:hAnsi="Adani"/>
-                <w:b w:val="0"/>
-                <w:sz w:val="18"/>
-                <w:u w:val="none"/>
-              </w:rPr>
-              <w:t>TATA POWER SOLAR SYSTEMS LIMITED</w:t>
-            </w:r>
-          </w:p>
-        </w:tc>
-        <w:tc>
-          <w:tcPr>
-            <w:tcW w:type="dxa" w:w="1587"/>
-            <w:shd w:val="clear" w:color="auto" w:fill="FFFFFF"/>
-            <w:tcBorders>
-              <w:top w:val="single" w:sz="4" w:space="0" w:color="000000"/>
-              <w:left w:val="single" w:sz="4" w:space="0" w:color="000000"/>
-              <w:bottom w:val="single" w:sz="4" w:space="0" w:color="000000"/>
-              <w:right w:val="single" w:sz="4" w:space="0" w:color="000000"/>
-            </w:tcBorders>
-            <w:vAlign w:val="center"/>
-          </w:tcPr>
-          <w:p>
-            <w:pPr>
-              <w:spacing w:before="40" w:after="40"/>
-              <w:jc w:val="left"/>
-            </w:pPr>
-            <w:r>
-              <w:rPr>
-                <w:rFonts w:ascii="Adani" w:hAnsi="Adani"/>
-                <w:b w:val="0"/>
-                <w:sz w:val="18"/>
-                <w:u w:val="none"/>
-              </w:rPr>
-              <w:t>Additional Director</w:t>
-            </w:r>
-          </w:p>
-        </w:tc>
-        <w:tc>
-          <w:tcPr>
-            <w:tcW w:type="dxa" w:w="1304"/>
-            <w:shd w:val="clear" w:color="auto" w:fill="FFFFFF"/>
-            <w:tcBorders>
-              <w:top w:val="single" w:sz="4" w:space="0" w:color="000000"/>
-              <w:left w:val="single" w:sz="4" w:space="0" w:color="000000"/>
-              <w:bottom w:val="single" w:sz="4" w:space="0" w:color="000000"/>
-              <w:right w:val="single" w:sz="4" w:space="0" w:color="000000"/>
-            </w:tcBorders>
-            <w:vAlign w:val="center"/>
-          </w:tcPr>
-          <w:p>
-            <w:pPr>
-              <w:spacing w:before="40" w:after="40"/>
-              <w:jc w:val="left"/>
-            </w:pPr>
-            <w:r>
-              <w:rPr>
-                <w:rFonts w:ascii="Adani" w:hAnsi="Adani"/>
-                <w:b w:val="0"/>
-                <w:sz w:val="18"/>
-                <w:u w:val="none"/>
-              </w:rPr>
-              <w:t>20/09/2013</w:t>
             </w:r>
           </w:p>
         </w:tc>

--- a/Backend/Director_Disclosure/Output_Disclosures/2024-25/TP_SAURYA_LIMITED/MBP-1/MBP1_ASHISH_KHANNA_06699527.docx
+++ b/Backend/Director_Disclosure/Output_Disclosures/2024-25/TP_SAURYA_LIMITED/MBP-1/MBP1_ASHISH_KHANNA_06699527.docx
@@ -531,6 +531,148 @@
                 <w:sz w:val="18"/>
                 <w:u w:val="none"/>
               </w:rPr>
+              <w:t>ADANI RENEWABLE ENERGY PARK RAJASTHAN LIMITED</w:t>
+            </w:r>
+          </w:p>
+        </w:tc>
+        <w:tc>
+          <w:tcPr>
+            <w:tcW w:type="dxa" w:w="1814"/>
+            <w:shd w:val="clear" w:color="auto" w:fill="FFFFFF"/>
+            <w:tcBorders>
+              <w:top w:val="single" w:sz="4" w:space="0" w:color="000000"/>
+              <w:left w:val="single" w:sz="4" w:space="0" w:color="000000"/>
+              <w:bottom w:val="single" w:sz="4" w:space="0" w:color="000000"/>
+              <w:right w:val="single" w:sz="4" w:space="0" w:color="000000"/>
+            </w:tcBorders>
+            <w:vAlign w:val="center"/>
+          </w:tcPr>
+          <w:p>
+            <w:pPr>
+              <w:spacing w:before="40" w:after="40"/>
+              <w:jc w:val="left"/>
+            </w:pPr>
+            <w:r>
+              <w:rPr>
+                <w:rFonts w:ascii="Adani" w:hAnsi="Adani"/>
+                <w:b w:val="0"/>
+                <w:sz w:val="18"/>
+                <w:u w:val="none"/>
+              </w:rPr>
+              <w:t>Additional Director</w:t>
+            </w:r>
+          </w:p>
+        </w:tc>
+        <w:tc>
+          <w:tcPr>
+            <w:tcW w:type="dxa" w:w="1020"/>
+            <w:shd w:val="clear" w:color="auto" w:fill="FFFFFF"/>
+            <w:tcBorders>
+              <w:top w:val="single" w:sz="4" w:space="0" w:color="000000"/>
+              <w:left w:val="single" w:sz="4" w:space="0" w:color="000000"/>
+              <w:bottom w:val="single" w:sz="4" w:space="0" w:color="000000"/>
+              <w:right w:val="single" w:sz="4" w:space="0" w:color="000000"/>
+            </w:tcBorders>
+            <w:vAlign w:val="center"/>
+          </w:tcPr>
+          <w:p>
+            <w:pPr>
+              <w:spacing w:before="40" w:after="40"/>
+              <w:jc w:val="left"/>
+            </w:pPr>
+            <w:r>
+              <w:rPr>
+                <w:rFonts w:ascii="Adani" w:hAnsi="Adani"/>
+                <w:b w:val="0"/>
+                <w:sz w:val="18"/>
+                <w:u w:val="none"/>
+              </w:rPr>
+              <w:t>NIL</w:t>
+            </w:r>
+          </w:p>
+        </w:tc>
+        <w:tc>
+          <w:tcPr>
+            <w:tcW w:type="dxa" w:w="1247"/>
+            <w:shd w:val="clear" w:color="auto" w:fill="FFFFFF"/>
+            <w:tcBorders>
+              <w:top w:val="single" w:sz="4" w:space="0" w:color="000000"/>
+              <w:left w:val="single" w:sz="4" w:space="0" w:color="000000"/>
+              <w:bottom w:val="single" w:sz="4" w:space="0" w:color="000000"/>
+              <w:right w:val="single" w:sz="4" w:space="0" w:color="000000"/>
+            </w:tcBorders>
+            <w:vAlign w:val="center"/>
+          </w:tcPr>
+          <w:p>
+            <w:pPr>
+              <w:spacing w:before="40" w:after="40"/>
+              <w:jc w:val="left"/>
+            </w:pPr>
+            <w:r>
+              <w:rPr>
+                <w:rFonts w:ascii="Adani" w:hAnsi="Adani"/>
+                <w:b w:val="0"/>
+                <w:sz w:val="18"/>
+                <w:u w:val="none"/>
+              </w:rPr>
+              <w:t>13/05/2025</w:t>
+            </w:r>
+          </w:p>
+        </w:tc>
+      </w:tr>
+      <w:tr>
+        <w:tc>
+          <w:tcPr>
+            <w:tcW w:type="dxa" w:w="680"/>
+            <w:shd w:val="clear" w:color="auto" w:fill="FFFFFF"/>
+            <w:tcBorders>
+              <w:top w:val="single" w:sz="4" w:space="0" w:color="000000"/>
+              <w:left w:val="single" w:sz="4" w:space="0" w:color="000000"/>
+              <w:bottom w:val="single" w:sz="4" w:space="0" w:color="000000"/>
+              <w:right w:val="single" w:sz="4" w:space="0" w:color="000000"/>
+            </w:tcBorders>
+            <w:vAlign w:val="center"/>
+          </w:tcPr>
+          <w:p>
+            <w:pPr>
+              <w:spacing w:before="40" w:after="40"/>
+              <w:jc w:val="left"/>
+            </w:pPr>
+            <w:r>
+              <w:rPr>
+                <w:rFonts w:ascii="Adani" w:hAnsi="Adani"/>
+                <w:b w:val="0"/>
+                <w:sz w:val="18"/>
+                <w:u w:val="none"/>
+              </w:rPr>
+              <w:t>3</w:t>
+            </w:r>
+          </w:p>
+        </w:tc>
+        <w:tc>
+          <w:tcPr>
+            <w:tcW w:type="dxa" w:w="3969"/>
+            <w:shd w:val="clear" w:color="auto" w:fill="FFFFFF"/>
+            <w:tcBorders>
+              <w:top w:val="single" w:sz="4" w:space="0" w:color="000000"/>
+              <w:left w:val="single" w:sz="4" w:space="0" w:color="000000"/>
+              <w:bottom w:val="single" w:sz="4" w:space="0" w:color="000000"/>
+              <w:right w:val="single" w:sz="4" w:space="0" w:color="000000"/>
+            </w:tcBorders>
+            <w:vAlign w:val="center"/>
+          </w:tcPr>
+          <w:p>
+            <w:pPr>
+              <w:spacing w:before="40" w:after="40"/>
+              <w:jc w:val="left"/>
+            </w:pPr>
+            <w:r>
+              <w:rPr>
+                <w:rFonts w:ascii="Adani" w:hAnsi="Adani"/>
+                <w:b w:val="0"/>
+                <w:sz w:val="18"/>
+                <w:u w:val="none"/>
+              </w:rPr>
               <w:t>ADANI RENEWABLE ENERGY NINE LIMITED</w:t>
             </w:r>
           </w:p>
@@ -645,7 +787,7 @@
                 <w:sz w:val="18"/>
                 <w:u w:val="none"/>
               </w:rPr>
-              <w:t>3</w:t>
+              <w:t>4</w:t>
             </w:r>
           </w:p>
         </w:tc>
@@ -787,7 +929,7 @@
                 <w:sz w:val="18"/>
                 <w:u w:val="none"/>
               </w:rPr>
-              <w:t>4</w:t>
+              <w:t>5</w:t>
             </w:r>
           </w:p>
         </w:tc>
@@ -1136,7 +1278,7 @@
                 <w:sz w:val="18"/>
                 <w:u w:val="none"/>
               </w:rPr>
-              <w:t>Date:   15th May, 2026</w:t>
+              <w:t>Date:   27th May, 2026</w:t>
             </w:r>
           </w:p>
         </w:tc>
@@ -2173,7 +2315,7 @@
                 <w:sz w:val="18"/>
                 <w:u w:val="none"/>
               </w:rPr>
-              <w:t>Date:   15th May, 2026</w:t>
+              <w:t>Date:   27th May, 2026</w:t>
             </w:r>
           </w:p>
         </w:tc>
@@ -2334,7 +2476,7 @@
           <w:sz w:val="20"/>
           <w:u w:val="none"/>
         </w:rPr>
-        <w:t>15th May, 2026</w:t>
+        <w:t>27th May, 2026</w:t>
       </w:r>
     </w:p>
     <w:p>
@@ -2380,6 +2522,21 @@
           <w:u w:val="none"/>
         </w:rPr>
         <w:t>ADANI RENEWABLE ENERGY SIXTY FOUR LIMITED</w:t>
+      </w:r>
+    </w:p>
+    <w:p>
+      <w:pPr>
+        <w:spacing w:before="0" w:after="20"/>
+        <w:jc w:val="left"/>
+      </w:pPr>
+      <w:r>
+        <w:rPr>
+          <w:rFonts w:ascii="Adani" w:hAnsi="Adani"/>
+          <w:b/>
+          <w:sz w:val="20"/>
+          <w:u w:val="none"/>
+        </w:rPr>
+        <w:t>ADANI RENEWABLE ENERGY PARK RAJASTHAN LIMITED</w:t>
       </w:r>
     </w:p>
     <w:p>
@@ -2486,6 +2643,21 @@
           <w:u w:val="none"/>
         </w:rPr>
         <w:t>ADANI RENEWABLE ENERGY SIXTY FOUR LIMITED</w:t>
+      </w:r>
+    </w:p>
+    <w:p>
+      <w:pPr>
+        <w:spacing w:before="0" w:after="20"/>
+        <w:jc w:val="left"/>
+      </w:pPr>
+      <w:r>
+        <w:rPr>
+          <w:rFonts w:ascii="Adani" w:hAnsi="Adani"/>
+          <w:b w:val="0"/>
+          <w:sz w:val="20"/>
+          <w:u w:val="none"/>
+        </w:rPr>
+        <w:t>ADANI RENEWABLE ENERGY PARK RAJASTHAN LIMITED</w:t>
       </w:r>
     </w:p>
     <w:p>
@@ -3356,7 +3528,7 @@
                 <w:sz w:val="18"/>
                 <w:u w:val="none"/>
               </w:rPr>
-              <w:t>4</w:t>
+              <w:t>5</w:t>
             </w:r>
           </w:p>
         </w:tc>
@@ -3614,6 +3786,120 @@
                 <w:u w:val="none"/>
               </w:rPr>
               <w:t>28/08/2025</w:t>
+            </w:r>
+          </w:p>
+        </w:tc>
+      </w:tr>
+      <w:tr>
+        <w:tc>
+          <w:tcPr>
+            <w:tcW w:type="dxa" w:w="2268"/>
+            <w:shd w:val="clear" w:color="auto" w:fill="FFFFFF"/>
+            <w:tcBorders>
+              <w:top w:val="single" w:sz="4" w:space="0" w:color="000000"/>
+              <w:left w:val="single" w:sz="4" w:space="0" w:color="000000"/>
+              <w:bottom w:val="single" w:sz="4" w:space="0" w:color="000000"/>
+              <w:right w:val="single" w:sz="4" w:space="0" w:color="000000"/>
+            </w:tcBorders>
+            <w:vAlign w:val="center"/>
+          </w:tcPr>
+          <w:p>
+            <w:pPr>
+              <w:spacing w:before="40" w:after="40"/>
+              <w:jc w:val="left"/>
+            </w:pPr>
+            <w:r>
+              <w:rPr>
+                <w:rFonts w:ascii="Adani" w:hAnsi="Adani"/>
+                <w:b w:val="0"/>
+                <w:sz w:val="18"/>
+                <w:u w:val="none"/>
+              </w:rPr>
+              <w:t>U40106RJ2015PLC047746</w:t>
+            </w:r>
+          </w:p>
+        </w:tc>
+        <w:tc>
+          <w:tcPr>
+            <w:tcW w:type="dxa" w:w="4252"/>
+            <w:shd w:val="clear" w:color="auto" w:fill="FFFFFF"/>
+            <w:tcBorders>
+              <w:top w:val="single" w:sz="4" w:space="0" w:color="000000"/>
+              <w:left w:val="single" w:sz="4" w:space="0" w:color="000000"/>
+              <w:bottom w:val="single" w:sz="4" w:space="0" w:color="000000"/>
+              <w:right w:val="single" w:sz="4" w:space="0" w:color="000000"/>
+            </w:tcBorders>
+            <w:vAlign w:val="center"/>
+          </w:tcPr>
+          <w:p>
+            <w:pPr>
+              <w:spacing w:before="40" w:after="40"/>
+              <w:jc w:val="left"/>
+            </w:pPr>
+            <w:r>
+              <w:rPr>
+                <w:rFonts w:ascii="Adani" w:hAnsi="Adani"/>
+                <w:b w:val="0"/>
+                <w:sz w:val="18"/>
+                <w:u w:val="none"/>
+              </w:rPr>
+              <w:t>ADANI RENEWABLE ENERGY PARK RAJASTHAN LIMITED</w:t>
+            </w:r>
+          </w:p>
+        </w:tc>
+        <w:tc>
+          <w:tcPr>
+            <w:tcW w:type="dxa" w:w="1587"/>
+            <w:shd w:val="clear" w:color="auto" w:fill="FFFFFF"/>
+            <w:tcBorders>
+              <w:top w:val="single" w:sz="4" w:space="0" w:color="000000"/>
+              <w:left w:val="single" w:sz="4" w:space="0" w:color="000000"/>
+              <w:bottom w:val="single" w:sz="4" w:space="0" w:color="000000"/>
+              <w:right w:val="single" w:sz="4" w:space="0" w:color="000000"/>
+            </w:tcBorders>
+            <w:vAlign w:val="center"/>
+          </w:tcPr>
+          <w:p>
+            <w:pPr>
+              <w:spacing w:before="40" w:after="40"/>
+              <w:jc w:val="left"/>
+            </w:pPr>
+            <w:r>
+              <w:rPr>
+                <w:rFonts w:ascii="Adani" w:hAnsi="Adani"/>
+                <w:b w:val="0"/>
+                <w:sz w:val="18"/>
+                <w:u w:val="none"/>
+              </w:rPr>
+              <w:t>Additional Director</w:t>
+            </w:r>
+          </w:p>
+        </w:tc>
+        <w:tc>
+          <w:tcPr>
+            <w:tcW w:type="dxa" w:w="1304"/>
+            <w:shd w:val="clear" w:color="auto" w:fill="FFFFFF"/>
+            <w:tcBorders>
+              <w:top w:val="single" w:sz="4" w:space="0" w:color="000000"/>
+              <w:left w:val="single" w:sz="4" w:space="0" w:color="000000"/>
+              <w:bottom w:val="single" w:sz="4" w:space="0" w:color="000000"/>
+              <w:right w:val="single" w:sz="4" w:space="0" w:color="000000"/>
+            </w:tcBorders>
+            <w:vAlign w:val="center"/>
+          </w:tcPr>
+          <w:p>
+            <w:pPr>
+              <w:spacing w:before="40" w:after="40"/>
+              <w:jc w:val="left"/>
+            </w:pPr>
+            <w:r>
+              <w:rPr>
+                <w:rFonts w:ascii="Adani" w:hAnsi="Adani"/>
+                <w:b w:val="0"/>
+                <w:sz w:val="18"/>
+                <w:u w:val="none"/>
+              </w:rPr>
+              <w:t>13/05/2025</w:t>
             </w:r>
           </w:p>
         </w:tc>
